--- a/qa-challenge-retoAxelValuis.docx
+++ b/qa-challenge-retoAxelValuis.docx
@@ -15,25 +15,7 @@
           <w:sz w:val="44"/>
           <w:lang w:val="es-PE"/>
         </w:rPr>
-        <w:t xml:space="preserve">QA </w:t>
-      </w:r>
-      <w:proofErr w:type="spellStart"/>
-      <w:r>
-        <w:rPr>
-          <w:b/>
-          <w:sz w:val="44"/>
-          <w:lang w:val="es-PE"/>
-        </w:rPr>
-        <w:t>Challenge</w:t>
-      </w:r>
-      <w:proofErr w:type="spellEnd"/>
-      <w:r>
-        <w:rPr>
-          <w:b/>
-          <w:sz w:val="44"/>
-          <w:lang w:val="es-PE"/>
-        </w:rPr>
-        <w:t xml:space="preserve"> - Entrega Final</w:t>
+        <w:t>QA Challenge - Entrega Final</w:t>
       </w:r>
     </w:p>
     <w:p>
@@ -48,23 +30,7 @@
           <w:sz w:val="20"/>
           <w:lang w:val="es-PE"/>
         </w:rPr>
-        <w:t xml:space="preserve">Puesto: QA </w:t>
-      </w:r>
-      <w:proofErr w:type="spellStart"/>
-      <w:r>
-        <w:rPr>
-          <w:sz w:val="20"/>
-          <w:lang w:val="es-PE"/>
-        </w:rPr>
-        <w:t>Engineer</w:t>
-      </w:r>
-      <w:proofErr w:type="spellEnd"/>
-      <w:r>
-        <w:rPr>
-          <w:sz w:val="20"/>
-          <w:lang w:val="es-PE"/>
-        </w:rPr>
-        <w:t xml:space="preserve"> | Proyecto de autenticación | Candidato: Axel Valuis | Fecha: 7 de junio de 2026</w:t>
+        <w:t xml:space="preserve">Puesto: QA Engineer | Proyecto de autenticación | Candidato: Axel Valuis | </w:t>
       </w:r>
     </w:p>
     <w:p>
@@ -121,63 +87,7 @@
         <w:rPr>
           <w:lang w:val="es-PE"/>
         </w:rPr>
-        <w:t xml:space="preserve">Se analizó el reto técnico considerando tanto </w:t>
-      </w:r>
-      <w:proofErr w:type="spellStart"/>
-      <w:r>
-        <w:rPr>
-          <w:lang w:val="es-PE"/>
-        </w:rPr>
-        <w:t>frontend</w:t>
-      </w:r>
-      <w:proofErr w:type="spellEnd"/>
-      <w:r>
-        <w:rPr>
-          <w:lang w:val="es-PE"/>
-        </w:rPr>
-        <w:t xml:space="preserve"> como </w:t>
-      </w:r>
-      <w:proofErr w:type="spellStart"/>
-      <w:r>
-        <w:rPr>
-          <w:lang w:val="es-PE"/>
-        </w:rPr>
-        <w:t>backend</w:t>
-      </w:r>
-      <w:proofErr w:type="spellEnd"/>
-      <w:r>
-        <w:rPr>
-          <w:lang w:val="es-PE"/>
-        </w:rPr>
-        <w:t xml:space="preserve">, con foco en la historia de usuario de registro y </w:t>
-      </w:r>
-      <w:proofErr w:type="spellStart"/>
-      <w:r>
-        <w:rPr>
-          <w:lang w:val="es-PE"/>
-        </w:rPr>
-        <w:t>login</w:t>
-      </w:r>
-      <w:proofErr w:type="spellEnd"/>
-      <w:r>
-        <w:rPr>
-          <w:lang w:val="es-PE"/>
-        </w:rPr>
-        <w:t xml:space="preserve">, y posteriormente se desarrolló la propuesta para automatización, niveles de prueba por ambiente, priorización de defectos y evaluación de prácticas de agile </w:t>
-      </w:r>
-      <w:proofErr w:type="spellStart"/>
-      <w:r>
-        <w:rPr>
-          <w:lang w:val="es-PE"/>
-        </w:rPr>
-        <w:t>testing</w:t>
-      </w:r>
-      <w:proofErr w:type="spellEnd"/>
-      <w:r>
-        <w:rPr>
-          <w:lang w:val="es-PE"/>
-        </w:rPr>
-        <w:t>.</w:t>
+        <w:t>Se analizó el reto técnico considerando tanto frontend como backend, con foco en la historia de usuario de registro y login, y posteriormente se desarrolló la propuesta para automatización, niveles de prueba por ambiente, priorización de defectos y evaluación de prácticas de agile testing.</w:t>
       </w:r>
     </w:p>
     <w:p>
@@ -211,42 +121,202 @@
           <w:color w:val="auto"/>
           <w:lang w:val="es-PE"/>
         </w:rPr>
-        <w:t>1.</w:t>
-      </w:r>
-      <w:r>
+        <w:t>1. Actividades para un óptimo proceso de control de calidad</w:t>
+      </w:r>
+    </w:p>
+    <w:p>
+      <w:pPr>
+        <w:jc w:val="both"/>
+        <w:rPr>
+          <w:lang w:val="es-PE"/>
+        </w:rPr>
+      </w:pPr>
+      <w:r>
+        <w:rPr>
+          <w:lang w:val="es-PE"/>
+        </w:rPr>
+        <w:t>Para asegurar la calidad de la historia de usuario de registro y login seguiría este flujo:</w:t>
+      </w:r>
+    </w:p>
+    <w:p>
+      <w:pPr>
+        <w:ind w:left="288" w:hanging="216"/>
+        <w:jc w:val="both"/>
+        <w:rPr>
+          <w:lang w:val="es-PE"/>
+        </w:rPr>
+      </w:pPr>
+      <w:r>
+        <w:rPr>
+          <w:lang w:val="es-PE"/>
+        </w:rPr>
+        <w:t>1. Analizar la historia de usuario, criterios de aceptación y dependencias funcionales.</w:t>
+      </w:r>
+    </w:p>
+    <w:p>
+      <w:pPr>
+        <w:ind w:left="288" w:hanging="216"/>
+        <w:jc w:val="both"/>
+        <w:rPr>
+          <w:lang w:val="es-PE"/>
+        </w:rPr>
+      </w:pPr>
+      <w:r>
+        <w:rPr>
+          <w:lang w:val="es-PE"/>
+        </w:rPr>
+        <w:t>2. Identificar ambigüedades y validarlas tempranamente con Product Owner o desarrollo.</w:t>
+      </w:r>
+    </w:p>
+    <w:p>
+      <w:pPr>
+        <w:ind w:left="288" w:hanging="216"/>
+        <w:jc w:val="both"/>
+        <w:rPr>
+          <w:lang w:val="es-PE"/>
+        </w:rPr>
+      </w:pPr>
+      <w:r>
+        <w:rPr>
+          <w:lang w:val="es-PE"/>
+        </w:rPr>
+        <w:t>3. Revisar la solución técnica en frontend y backend para entender alcance e impacto.</w:t>
+      </w:r>
+    </w:p>
+    <w:p>
+      <w:pPr>
+        <w:ind w:left="288" w:hanging="216"/>
+        <w:jc w:val="both"/>
+        <w:rPr>
+          <w:lang w:val="es-PE"/>
+        </w:rPr>
+      </w:pPr>
+      <w:r>
+        <w:rPr>
+          <w:lang w:val="es-PE"/>
+        </w:rPr>
+        <w:t>4. Definir estrategia de pruebas por nivel: UI, API, integración y regresión.</w:t>
+      </w:r>
+    </w:p>
+    <w:p>
+      <w:pPr>
+        <w:ind w:left="288" w:hanging="216"/>
+        <w:jc w:val="both"/>
+        <w:rPr>
+          <w:lang w:val="es-PE"/>
+        </w:rPr>
+      </w:pPr>
+      <w:r>
+        <w:rPr>
+          <w:lang w:val="es-PE"/>
+        </w:rPr>
+        <w:t>5. Diseñar casos de prueba positivos, negativos y de borde.</w:t>
+      </w:r>
+    </w:p>
+    <w:p>
+      <w:pPr>
+        <w:ind w:left="288" w:hanging="216"/>
+        <w:jc w:val="both"/>
+        <w:rPr>
+          <w:lang w:val="es-PE"/>
+        </w:rPr>
+      </w:pPr>
+      <w:r>
+        <w:rPr>
+          <w:lang w:val="es-PE"/>
+        </w:rPr>
+        <w:t>6. Preparar datos de prueba y ambiente.</w:t>
+      </w:r>
+    </w:p>
+    <w:p>
+      <w:pPr>
+        <w:ind w:left="288" w:hanging="216"/>
+        <w:jc w:val="both"/>
+        <w:rPr>
+          <w:lang w:val="es-PE"/>
+        </w:rPr>
+      </w:pPr>
+      <w:r>
+        <w:rPr>
+          <w:lang w:val="es-PE"/>
+        </w:rPr>
+        <w:t>7. Ejecutar pruebas exploratorias iniciales.</w:t>
+      </w:r>
+    </w:p>
+    <w:p>
+      <w:pPr>
+        <w:ind w:left="288" w:hanging="216"/>
+        <w:jc w:val="both"/>
+        <w:rPr>
+          <w:lang w:val="es-PE"/>
+        </w:rPr>
+      </w:pPr>
+      <w:r>
+        <w:rPr>
+          <w:lang w:val="es-PE"/>
+        </w:rPr>
+        <w:t>8. Ejecutar pruebas funcionales con trazabilidad a criterios.</w:t>
+      </w:r>
+    </w:p>
+    <w:p>
+      <w:pPr>
+        <w:ind w:left="288" w:hanging="216"/>
+        <w:jc w:val="both"/>
+        <w:rPr>
+          <w:lang w:val="es-PE"/>
+        </w:rPr>
+      </w:pPr>
+      <w:r>
+        <w:rPr>
+          <w:lang w:val="es-PE"/>
+        </w:rPr>
+        <w:t>9. Registrar defectos con severidad, prioridad, evidencia e impacto.</w:t>
+      </w:r>
+    </w:p>
+    <w:p>
+      <w:pPr>
+        <w:ind w:left="288" w:hanging="216"/>
+        <w:jc w:val="both"/>
+        <w:rPr>
+          <w:lang w:val="es-PE"/>
+        </w:rPr>
+      </w:pPr>
+      <w:r>
+        <w:rPr>
+          <w:lang w:val="es-PE"/>
+        </w:rPr>
+        <w:t>10. Reprobar correcciones, ejecutar regresión focalizada y emitir conclusión de certificación.</w:t>
+      </w:r>
+    </w:p>
+    <w:p>
+      <w:pPr>
+        <w:pStyle w:val="Ttulo2"/>
+        <w:jc w:val="both"/>
         <w:rPr>
           <w:color w:val="auto"/>
           <w:lang w:val="es-PE"/>
         </w:rPr>
-        <w:t xml:space="preserve"> Actividades para un óptimo proceso de control de calidad</w:t>
-      </w:r>
-    </w:p>
-    <w:p>
-      <w:pPr>
-        <w:jc w:val="both"/>
-        <w:rPr>
-          <w:lang w:val="es-PE"/>
-        </w:rPr>
-      </w:pPr>
-      <w:r>
-        <w:rPr>
-          <w:lang w:val="es-PE"/>
-        </w:rPr>
-        <w:t xml:space="preserve">Para asegurar la calidad de la historia de usuario de registro y </w:t>
-      </w:r>
-      <w:proofErr w:type="spellStart"/>
-      <w:r>
-        <w:rPr>
-          <w:lang w:val="es-PE"/>
-        </w:rPr>
-        <w:t>login</w:t>
-      </w:r>
-      <w:proofErr w:type="spellEnd"/>
-      <w:r>
-        <w:rPr>
-          <w:lang w:val="es-PE"/>
-        </w:rPr>
-        <w:t xml:space="preserve"> seguiría este flujo:</w:t>
+      </w:pPr>
+      <w:r>
+        <w:rPr>
+          <w:color w:val="auto"/>
+          <w:lang w:val="es-PE"/>
+        </w:rPr>
+        <w:t>2. Criterios para estimar story points siendo nuevo en el equipo</w:t>
+      </w:r>
+    </w:p>
+    <w:p>
+      <w:pPr>
+        <w:jc w:val="both"/>
+        <w:rPr>
+          <w:lang w:val="es-PE"/>
+        </w:rPr>
+      </w:pPr>
+      <w:r>
+        <w:rPr>
+          <w:lang w:val="es-PE"/>
+        </w:rPr>
+        <w:t>Siendo nuevo en el equipo no estimaría solo por intuición. Usaría:</w:t>
       </w:r>
     </w:p>
     <w:p>
@@ -261,7 +331,7 @@
         <w:rPr>
           <w:lang w:val="es-PE"/>
         </w:rPr>
-        <w:t>1. Analizar la historia de usuario, criterios de aceptación y dependencias funcionales.</w:t>
+        <w:t>1. Complejidad funcional.</w:t>
       </w:r>
     </w:p>
     <w:p>
@@ -276,41 +346,7 @@
         <w:rPr>
           <w:lang w:val="es-PE"/>
         </w:rPr>
-        <w:t>2. Identificar amb</w:t>
-      </w:r>
-      <w:r>
-        <w:rPr>
-          <w:lang w:val="es-PE"/>
-        </w:rPr>
-        <w:t xml:space="preserve">igüedades y validarlas tempranamente con </w:t>
-      </w:r>
-      <w:proofErr w:type="spellStart"/>
-      <w:r>
-        <w:rPr>
-          <w:lang w:val="es-PE"/>
-        </w:rPr>
-        <w:t>Product</w:t>
-      </w:r>
-      <w:proofErr w:type="spellEnd"/>
-      <w:r>
-        <w:rPr>
-          <w:lang w:val="es-PE"/>
-        </w:rPr>
-        <w:t xml:space="preserve"> </w:t>
-      </w:r>
-      <w:proofErr w:type="spellStart"/>
-      <w:r>
-        <w:rPr>
-          <w:lang w:val="es-PE"/>
-        </w:rPr>
-        <w:t>Owner</w:t>
-      </w:r>
-      <w:proofErr w:type="spellEnd"/>
-      <w:r>
-        <w:rPr>
-          <w:lang w:val="es-PE"/>
-        </w:rPr>
-        <w:t xml:space="preserve"> o desarrollo.</w:t>
+        <w:t>2. Incertidumbre técnica.</w:t>
       </w:r>
     </w:p>
     <w:p>
@@ -325,35 +361,7 @@
         <w:rPr>
           <w:lang w:val="es-PE"/>
         </w:rPr>
-        <w:t xml:space="preserve">3. Revisar la solución técnica en </w:t>
-      </w:r>
-      <w:proofErr w:type="spellStart"/>
-      <w:r>
-        <w:rPr>
-          <w:lang w:val="es-PE"/>
-        </w:rPr>
-        <w:t>frontend</w:t>
-      </w:r>
-      <w:proofErr w:type="spellEnd"/>
-      <w:r>
-        <w:rPr>
-          <w:lang w:val="es-PE"/>
-        </w:rPr>
-        <w:t xml:space="preserve"> y </w:t>
-      </w:r>
-      <w:proofErr w:type="spellStart"/>
-      <w:r>
-        <w:rPr>
-          <w:lang w:val="es-PE"/>
-        </w:rPr>
-        <w:t>backend</w:t>
-      </w:r>
-      <w:proofErr w:type="spellEnd"/>
-      <w:r>
-        <w:rPr>
-          <w:lang w:val="es-PE"/>
-        </w:rPr>
-        <w:t xml:space="preserve"> para entender alcance e impacto.</w:t>
+        <w:t>3. Riesgo de negocio y calidad.</w:t>
       </w:r>
     </w:p>
     <w:p>
@@ -368,7 +376,7 @@
         <w:rPr>
           <w:lang w:val="es-PE"/>
         </w:rPr>
-        <w:t>4. Definir estrategia de pruebas por nivel: UI, API, integración y regresión.</w:t>
+        <w:t>4. Alcance de validación requerido.</w:t>
       </w:r>
     </w:p>
     <w:p>
@@ -383,13 +391,7 @@
         <w:rPr>
           <w:lang w:val="es-PE"/>
         </w:rPr>
-        <w:t>5. Diseñar casos de pru</w:t>
-      </w:r>
-      <w:r>
-        <w:rPr>
-          <w:lang w:val="es-PE"/>
-        </w:rPr>
-        <w:t>eba positivos, negativos y de borde.</w:t>
+        <w:t>5. Dependencias externas como accesos, ambientes y datos.</w:t>
       </w:r>
     </w:p>
     <w:p>
@@ -404,7 +406,53 @@
         <w:rPr>
           <w:lang w:val="es-PE"/>
         </w:rPr>
-        <w:t>6. Preparar datos de prueba y ambiente.</w:t>
+        <w:t>6. Historias similares previamente estimadas por el equipo.</w:t>
+      </w:r>
+    </w:p>
+    <w:p>
+      <w:pPr>
+        <w:jc w:val="both"/>
+        <w:rPr>
+          <w:lang w:val="es-PE"/>
+        </w:rPr>
+      </w:pPr>
+      <w:r>
+        <w:rPr>
+          <w:lang w:val="es-PE"/>
+        </w:rPr>
+        <w:lastRenderedPageBreak/>
+        <w:t>Mi enfoque sería proponer una estimación relativa inicial, explicando supuestos y ajustándola en refinamiento con el equipo.</w:t>
+      </w:r>
+    </w:p>
+    <w:p>
+      <w:pPr>
+        <w:pStyle w:val="Ttulo2"/>
+        <w:jc w:val="both"/>
+        <w:rPr>
+          <w:color w:val="auto"/>
+          <w:lang w:val="es-PE"/>
+        </w:rPr>
+      </w:pPr>
+      <w:r>
+        <w:rPr>
+          <w:color w:val="auto"/>
+          <w:lang w:val="es-PE"/>
+        </w:rPr>
+        <w:t>3. Tipos de casos de prueba a aplicar</w:t>
+      </w:r>
+    </w:p>
+    <w:p>
+      <w:pPr>
+        <w:jc w:val="both"/>
+        <w:rPr>
+          <w:lang w:val="es-PE"/>
+        </w:rPr>
+      </w:pPr>
+      <w:r>
+        <w:rPr>
+          <w:lang w:val="es-PE"/>
+        </w:rPr>
+        <w:t>Aplicaría:</w:t>
       </w:r>
     </w:p>
     <w:p>
@@ -419,7 +467,7 @@
         <w:rPr>
           <w:lang w:val="es-PE"/>
         </w:rPr>
-        <w:t>7. Ejecutar pruebas exploratorias iniciales.</w:t>
+        <w:t>1. Pruebas funcionales.</w:t>
       </w:r>
     </w:p>
     <w:p>
@@ -434,7 +482,7 @@
         <w:rPr>
           <w:lang w:val="es-PE"/>
         </w:rPr>
-        <w:t>8. Ejecutar pruebas funcionales con trazabilidad a criterios.</w:t>
+        <w:t>2. Pruebas negativas.</w:t>
       </w:r>
     </w:p>
     <w:p>
@@ -449,7 +497,7 @@
         <w:rPr>
           <w:lang w:val="es-PE"/>
         </w:rPr>
-        <w:t>9. Registrar defectos con severidad, prioridad, evidencia e impacto.</w:t>
+        <w:t>3. Pruebas de frontera.</w:t>
       </w:r>
     </w:p>
     <w:p>
@@ -464,13 +512,67 @@
         <w:rPr>
           <w:lang w:val="es-PE"/>
         </w:rPr>
-        <w:t>10.</w:t>
-      </w:r>
-      <w:r>
-        <w:rPr>
-          <w:lang w:val="es-PE"/>
-        </w:rPr>
-        <w:t xml:space="preserve"> Reprobar correcciones, ejecutar regresión focalizada y emitir conclusión de certificación.</w:t>
+        <w:t>4. Pruebas de integración.</w:t>
+      </w:r>
+    </w:p>
+    <w:p>
+      <w:pPr>
+        <w:ind w:left="288" w:hanging="216"/>
+        <w:jc w:val="both"/>
+        <w:rPr>
+          <w:lang w:val="es-PE"/>
+        </w:rPr>
+      </w:pPr>
+      <w:r>
+        <w:rPr>
+          <w:lang w:val="es-PE"/>
+        </w:rPr>
+        <w:t>5. Pruebas de API.</w:t>
+      </w:r>
+    </w:p>
+    <w:p>
+      <w:pPr>
+        <w:ind w:left="288" w:hanging="216"/>
+        <w:jc w:val="both"/>
+        <w:rPr>
+          <w:lang w:val="es-PE"/>
+        </w:rPr>
+      </w:pPr>
+      <w:r>
+        <w:rPr>
+          <w:lang w:val="es-PE"/>
+        </w:rPr>
+        <w:t>6. Pruebas de regresión.</w:t>
+      </w:r>
+    </w:p>
+    <w:p>
+      <w:pPr>
+        <w:ind w:left="288" w:hanging="216"/>
+        <w:jc w:val="both"/>
+        <w:rPr>
+          <w:lang w:val="es-PE"/>
+        </w:rPr>
+      </w:pPr>
+      <w:r>
+        <w:rPr>
+          <w:lang w:val="es-PE"/>
+        </w:rPr>
+        <w:t>7. Pruebas exploratorias.</w:t>
+      </w:r>
+    </w:p>
+    <w:p>
+      <w:pPr>
+        <w:ind w:left="288" w:hanging="216"/>
+        <w:jc w:val="both"/>
+        <w:rPr>
+          <w:lang w:val="es-PE"/>
+        </w:rPr>
+      </w:pPr>
+      <w:r>
+        <w:rPr>
+          <w:lang w:val="es-PE"/>
+        </w:rPr>
+        <w:t>8. Pruebas básicas de usabilidad.</w:t>
       </w:r>
     </w:p>
     <w:p>
@@ -487,53 +589,21 @@
           <w:color w:val="auto"/>
           <w:lang w:val="es-PE"/>
         </w:rPr>
-        <w:t xml:space="preserve">2. Criterios para estimar </w:t>
-      </w:r>
-      <w:proofErr w:type="spellStart"/>
-      <w:r>
-        <w:rPr>
-          <w:color w:val="auto"/>
-          <w:lang w:val="es-PE"/>
-        </w:rPr>
-        <w:t>story</w:t>
-      </w:r>
-      <w:proofErr w:type="spellEnd"/>
-      <w:r>
-        <w:rPr>
-          <w:color w:val="auto"/>
-          <w:lang w:val="es-PE"/>
-        </w:rPr>
-        <w:t xml:space="preserve"> </w:t>
-      </w:r>
-      <w:proofErr w:type="spellStart"/>
-      <w:r>
-        <w:rPr>
-          <w:color w:val="auto"/>
-          <w:lang w:val="es-PE"/>
-        </w:rPr>
-        <w:t>points</w:t>
-      </w:r>
-      <w:proofErr w:type="spellEnd"/>
-      <w:r>
-        <w:rPr>
-          <w:color w:val="auto"/>
-          <w:lang w:val="es-PE"/>
-        </w:rPr>
-        <w:t xml:space="preserve"> siendo nuevo en el equipo</w:t>
-      </w:r>
-    </w:p>
-    <w:p>
-      <w:pPr>
-        <w:jc w:val="both"/>
-        <w:rPr>
-          <w:lang w:val="es-PE"/>
-        </w:rPr>
-      </w:pPr>
-      <w:r>
-        <w:rPr>
-          <w:lang w:val="es-PE"/>
-        </w:rPr>
-        <w:t>Siendo nuevo en el equipo no estimaría solo por intuición. Usaría:</w:t>
+        <w:t>4. Técnicas de diseño de casos de prueba</w:t>
+      </w:r>
+    </w:p>
+    <w:p>
+      <w:pPr>
+        <w:jc w:val="both"/>
+        <w:rPr>
+          <w:lang w:val="es-PE"/>
+        </w:rPr>
+      </w:pPr>
+      <w:r>
+        <w:rPr>
+          <w:lang w:val="es-PE"/>
+        </w:rPr>
+        <w:t>Usaría principalmente:</w:t>
       </w:r>
     </w:p>
     <w:p>
@@ -548,7 +618,7 @@
         <w:rPr>
           <w:lang w:val="es-PE"/>
         </w:rPr>
-        <w:t>1. Complejidad funcional.</w:t>
+        <w:t>1. Partición de equivalencia. Correo válido e inválido, password válido e inválido.</w:t>
       </w:r>
     </w:p>
     <w:p>
@@ -563,13 +633,7 @@
         <w:rPr>
           <w:lang w:val="es-PE"/>
         </w:rPr>
-        <w:t>2. Inc</w:t>
-      </w:r>
-      <w:r>
-        <w:rPr>
-          <w:lang w:val="es-PE"/>
-        </w:rPr>
-        <w:t>ertidumbre técnica.</w:t>
+        <w:t>2. Análisis de valores límite. Especialmente para password de 4, 5 y 6 caracteres.</w:t>
       </w:r>
     </w:p>
     <w:p>
@@ -584,7 +648,7 @@
         <w:rPr>
           <w:lang w:val="es-PE"/>
         </w:rPr>
-        <w:t>3. Riesgo de negocio y calidad.</w:t>
+        <w:t>3. Tabla de decisión. Para combinar correo válido/inválido con password válido/inválido.</w:t>
       </w:r>
     </w:p>
     <w:p>
@@ -599,360 +663,7 @@
         <w:rPr>
           <w:lang w:val="es-PE"/>
         </w:rPr>
-        <w:t>4. Alcance de validación requerido.</w:t>
-      </w:r>
-    </w:p>
-    <w:p>
-      <w:pPr>
-        <w:ind w:left="288" w:hanging="216"/>
-        <w:jc w:val="both"/>
-        <w:rPr>
-          <w:lang w:val="es-PE"/>
-        </w:rPr>
-      </w:pPr>
-      <w:r>
-        <w:rPr>
-          <w:lang w:val="es-PE"/>
-        </w:rPr>
-        <w:t>5. Dependencias externas como accesos, ambientes y datos.</w:t>
-      </w:r>
-    </w:p>
-    <w:p>
-      <w:pPr>
-        <w:ind w:left="288" w:hanging="216"/>
-        <w:jc w:val="both"/>
-        <w:rPr>
-          <w:lang w:val="es-PE"/>
-        </w:rPr>
-      </w:pPr>
-      <w:r>
-        <w:rPr>
-          <w:lang w:val="es-PE"/>
-        </w:rPr>
-        <w:t>6. Historias similares previamente estimadas por el equipo.</w:t>
-      </w:r>
-    </w:p>
-    <w:p>
-      <w:pPr>
-        <w:jc w:val="both"/>
-        <w:rPr>
-          <w:lang w:val="es-PE"/>
-        </w:rPr>
-      </w:pPr>
-      <w:r>
-        <w:rPr>
-          <w:lang w:val="es-PE"/>
-        </w:rPr>
-        <w:lastRenderedPageBreak/>
-        <w:t xml:space="preserve">Mi enfoque sería proponer una estimación </w:t>
-      </w:r>
-      <w:r>
-        <w:rPr>
-          <w:lang w:val="es-PE"/>
-        </w:rPr>
-        <w:t>relativa inicial, explicando supuestos y ajustándola en refinamiento con el equipo.</w:t>
-      </w:r>
-    </w:p>
-    <w:p>
-      <w:pPr>
-        <w:pStyle w:val="Ttulo2"/>
-        <w:jc w:val="both"/>
-        <w:rPr>
-          <w:color w:val="auto"/>
-          <w:lang w:val="es-PE"/>
-        </w:rPr>
-      </w:pPr>
-      <w:r>
-        <w:rPr>
-          <w:color w:val="auto"/>
-          <w:lang w:val="es-PE"/>
-        </w:rPr>
-        <w:t>3. Tipos de casos de prueba a aplicar</w:t>
-      </w:r>
-    </w:p>
-    <w:p>
-      <w:pPr>
-        <w:jc w:val="both"/>
-        <w:rPr>
-          <w:lang w:val="es-PE"/>
-        </w:rPr>
-      </w:pPr>
-      <w:r>
-        <w:rPr>
-          <w:lang w:val="es-PE"/>
-        </w:rPr>
-        <w:t>Aplicaría:</w:t>
-      </w:r>
-    </w:p>
-    <w:p>
-      <w:pPr>
-        <w:ind w:left="288" w:hanging="216"/>
-        <w:jc w:val="both"/>
-        <w:rPr>
-          <w:lang w:val="es-PE"/>
-        </w:rPr>
-      </w:pPr>
-      <w:r>
-        <w:rPr>
-          <w:lang w:val="es-PE"/>
-        </w:rPr>
-        <w:t>1. Pruebas funcionales.</w:t>
-      </w:r>
-    </w:p>
-    <w:p>
-      <w:pPr>
-        <w:ind w:left="288" w:hanging="216"/>
-        <w:jc w:val="both"/>
-        <w:rPr>
-          <w:lang w:val="es-PE"/>
-        </w:rPr>
-      </w:pPr>
-      <w:r>
-        <w:rPr>
-          <w:lang w:val="es-PE"/>
-        </w:rPr>
-        <w:t>2. Pruebas negativas.</w:t>
-      </w:r>
-    </w:p>
-    <w:p>
-      <w:pPr>
-        <w:ind w:left="288" w:hanging="216"/>
-        <w:jc w:val="both"/>
-        <w:rPr>
-          <w:lang w:val="es-PE"/>
-        </w:rPr>
-      </w:pPr>
-      <w:r>
-        <w:rPr>
-          <w:lang w:val="es-PE"/>
-        </w:rPr>
-        <w:t>3. Pruebas de frontera.</w:t>
-      </w:r>
-    </w:p>
-    <w:p>
-      <w:pPr>
-        <w:ind w:left="288" w:hanging="216"/>
-        <w:jc w:val="both"/>
-        <w:rPr>
-          <w:lang w:val="es-PE"/>
-        </w:rPr>
-      </w:pPr>
-      <w:r>
-        <w:rPr>
-          <w:lang w:val="es-PE"/>
-        </w:rPr>
-        <w:t>4. Pruebas de integración.</w:t>
-      </w:r>
-    </w:p>
-    <w:p>
-      <w:pPr>
-        <w:ind w:left="288" w:hanging="216"/>
-        <w:jc w:val="both"/>
-        <w:rPr>
-          <w:lang w:val="es-PE"/>
-        </w:rPr>
-      </w:pPr>
-      <w:r>
-        <w:rPr>
-          <w:lang w:val="es-PE"/>
-        </w:rPr>
-        <w:t>5. Pruebas de API.</w:t>
-      </w:r>
-    </w:p>
-    <w:p>
-      <w:pPr>
-        <w:ind w:left="288" w:hanging="216"/>
-        <w:jc w:val="both"/>
-        <w:rPr>
-          <w:lang w:val="es-PE"/>
-        </w:rPr>
-      </w:pPr>
-      <w:r>
-        <w:rPr>
-          <w:lang w:val="es-PE"/>
-        </w:rPr>
-        <w:t>6. Prue</w:t>
-      </w:r>
-      <w:r>
-        <w:rPr>
-          <w:lang w:val="es-PE"/>
-        </w:rPr>
-        <w:t>bas de regresión.</w:t>
-      </w:r>
-    </w:p>
-    <w:p>
-      <w:pPr>
-        <w:ind w:left="288" w:hanging="216"/>
-        <w:jc w:val="both"/>
-        <w:rPr>
-          <w:lang w:val="es-PE"/>
-        </w:rPr>
-      </w:pPr>
-      <w:r>
-        <w:rPr>
-          <w:lang w:val="es-PE"/>
-        </w:rPr>
-        <w:t>7. Pruebas exploratorias.</w:t>
-      </w:r>
-    </w:p>
-    <w:p>
-      <w:pPr>
-        <w:ind w:left="288" w:hanging="216"/>
-        <w:jc w:val="both"/>
-        <w:rPr>
-          <w:lang w:val="es-PE"/>
-        </w:rPr>
-      </w:pPr>
-      <w:r>
-        <w:rPr>
-          <w:lang w:val="es-PE"/>
-        </w:rPr>
-        <w:t>8. Pruebas básicas de usabilidad.</w:t>
-      </w:r>
-    </w:p>
-    <w:p>
-      <w:pPr>
-        <w:pStyle w:val="Ttulo2"/>
-        <w:jc w:val="both"/>
-        <w:rPr>
-          <w:color w:val="auto"/>
-          <w:lang w:val="es-PE"/>
-        </w:rPr>
-      </w:pPr>
-      <w:r>
-        <w:rPr>
-          <w:color w:val="auto"/>
-          <w:lang w:val="es-PE"/>
-        </w:rPr>
-        <w:t>4. Técnicas de diseño de casos de prueba</w:t>
-      </w:r>
-    </w:p>
-    <w:p>
-      <w:pPr>
-        <w:jc w:val="both"/>
-        <w:rPr>
-          <w:lang w:val="es-PE"/>
-        </w:rPr>
-      </w:pPr>
-      <w:r>
-        <w:rPr>
-          <w:lang w:val="es-PE"/>
-        </w:rPr>
-        <w:t>Usaría principalmente:</w:t>
-      </w:r>
-    </w:p>
-    <w:p>
-      <w:pPr>
-        <w:ind w:left="288" w:hanging="216"/>
-        <w:jc w:val="both"/>
-        <w:rPr>
-          <w:lang w:val="es-PE"/>
-        </w:rPr>
-      </w:pPr>
-      <w:r>
-        <w:rPr>
-          <w:lang w:val="es-PE"/>
-        </w:rPr>
-        <w:t xml:space="preserve">1. Partición de equivalencia. Correo válido e inválido, </w:t>
-      </w:r>
-      <w:proofErr w:type="spellStart"/>
-      <w:r>
-        <w:rPr>
-          <w:lang w:val="es-PE"/>
-        </w:rPr>
-        <w:t>password</w:t>
-      </w:r>
-      <w:proofErr w:type="spellEnd"/>
-      <w:r>
-        <w:rPr>
-          <w:lang w:val="es-PE"/>
-        </w:rPr>
-        <w:t xml:space="preserve"> válido e inválido.</w:t>
-      </w:r>
-    </w:p>
-    <w:p>
-      <w:pPr>
-        <w:ind w:left="288" w:hanging="216"/>
-        <w:jc w:val="both"/>
-        <w:rPr>
-          <w:lang w:val="es-PE"/>
-        </w:rPr>
-      </w:pPr>
-      <w:r>
-        <w:rPr>
-          <w:lang w:val="es-PE"/>
-        </w:rPr>
-        <w:t>2. Análisis de valores límite.</w:t>
-      </w:r>
-      <w:r>
-        <w:rPr>
-          <w:lang w:val="es-PE"/>
-        </w:rPr>
-        <w:t xml:space="preserve"> Especialmente para </w:t>
-      </w:r>
-      <w:proofErr w:type="spellStart"/>
-      <w:r>
-        <w:rPr>
-          <w:lang w:val="es-PE"/>
-        </w:rPr>
-        <w:t>password</w:t>
-      </w:r>
-      <w:proofErr w:type="spellEnd"/>
-      <w:r>
-        <w:rPr>
-          <w:lang w:val="es-PE"/>
-        </w:rPr>
-        <w:t xml:space="preserve"> de 4, 5 y 6 caracteres.</w:t>
-      </w:r>
-    </w:p>
-    <w:p>
-      <w:pPr>
-        <w:ind w:left="288" w:hanging="216"/>
-        <w:jc w:val="both"/>
-        <w:rPr>
-          <w:lang w:val="es-PE"/>
-        </w:rPr>
-      </w:pPr>
-      <w:r>
-        <w:rPr>
-          <w:lang w:val="es-PE"/>
-        </w:rPr>
-        <w:t xml:space="preserve">3. Tabla de decisión. Para combinar correo válido/inválido con </w:t>
-      </w:r>
-      <w:proofErr w:type="spellStart"/>
-      <w:r>
-        <w:rPr>
-          <w:lang w:val="es-PE"/>
-        </w:rPr>
-        <w:t>password</w:t>
-      </w:r>
-      <w:proofErr w:type="spellEnd"/>
-      <w:r>
-        <w:rPr>
-          <w:lang w:val="es-PE"/>
-        </w:rPr>
-        <w:t xml:space="preserve"> válido/inválido.</w:t>
-      </w:r>
-    </w:p>
-    <w:p>
-      <w:pPr>
-        <w:ind w:left="288" w:hanging="216"/>
-        <w:jc w:val="both"/>
-        <w:rPr>
-          <w:lang w:val="es-PE"/>
-        </w:rPr>
-      </w:pPr>
-      <w:r>
-        <w:rPr>
-          <w:lang w:val="es-PE"/>
-        </w:rPr>
-        <w:t xml:space="preserve">4. Transición de estados. Para validar el flujo usuario no registrado, usuario registrado y usuario </w:t>
-      </w:r>
-      <w:r>
-        <w:rPr>
-          <w:lang w:val="es-PE"/>
-        </w:rPr>
-        <w:t>autenticado.</w:t>
+        <w:t>4. Transición de estados. Para validar el flujo usuario no registrado, usuario registrado y usuario autenticado.</w:t>
       </w:r>
     </w:p>
     <w:p>
@@ -979,9 +690,9 @@
         <w:tblLook w:val="04A0" w:firstRow="1" w:lastRow="0" w:firstColumn="1" w:lastColumn="0" w:noHBand="0" w:noVBand="1"/>
       </w:tblPr>
       <w:tblGrid>
-        <w:gridCol w:w="1556"/>
-        <w:gridCol w:w="1560"/>
-        <w:gridCol w:w="1559"/>
+        <w:gridCol w:w="958"/>
+        <w:gridCol w:w="1700"/>
+        <w:gridCol w:w="2017"/>
         <w:gridCol w:w="1558"/>
         <w:gridCol w:w="1558"/>
         <w:gridCol w:w="1559"/>
@@ -989,7 +700,7 @@
       <w:tr>
         <w:tc>
           <w:tcPr>
-            <w:tcW w:w="1560" w:type="dxa"/>
+            <w:tcW w:w="959" w:type="dxa"/>
             <w:vAlign w:val="center"/>
           </w:tcPr>
           <w:p>
@@ -1011,7 +722,7 @@
         </w:tc>
         <w:tc>
           <w:tcPr>
-            <w:tcW w:w="1560" w:type="dxa"/>
+            <w:tcW w:w="1701" w:type="dxa"/>
             <w:vAlign w:val="center"/>
           </w:tcPr>
           <w:p>
@@ -1033,7 +744,7 @@
         </w:tc>
         <w:tc>
           <w:tcPr>
-            <w:tcW w:w="1560" w:type="dxa"/>
+            <w:tcW w:w="2020" w:type="dxa"/>
             <w:vAlign w:val="center"/>
           </w:tcPr>
           <w:p>
@@ -1123,7 +834,7 @@
       <w:tr>
         <w:tc>
           <w:tcPr>
-            <w:tcW w:w="1560" w:type="dxa"/>
+            <w:tcW w:w="959" w:type="dxa"/>
             <w:vAlign w:val="center"/>
           </w:tcPr>
           <w:p>
@@ -1144,7 +855,7 @@
         </w:tc>
         <w:tc>
           <w:tcPr>
-            <w:tcW w:w="1560" w:type="dxa"/>
+            <w:tcW w:w="1701" w:type="dxa"/>
             <w:vAlign w:val="center"/>
           </w:tcPr>
           <w:p>
@@ -1165,7 +876,7 @@
         </w:tc>
         <w:tc>
           <w:tcPr>
-            <w:tcW w:w="1560" w:type="dxa"/>
+            <w:tcW w:w="2020" w:type="dxa"/>
             <w:vAlign w:val="center"/>
           </w:tcPr>
           <w:p>
@@ -1180,23 +891,7 @@
                 <w:sz w:val="20"/>
                 <w:lang w:val="es-PE"/>
               </w:rPr>
-              <w:t xml:space="preserve">Registro con email válido y </w:t>
-            </w:r>
-            <w:proofErr w:type="spellStart"/>
-            <w:r>
-              <w:rPr>
-                <w:sz w:val="20"/>
-                <w:lang w:val="es-PE"/>
-              </w:rPr>
-              <w:t>password</w:t>
-            </w:r>
-            <w:proofErr w:type="spellEnd"/>
-            <w:r>
-              <w:rPr>
-                <w:sz w:val="20"/>
-                <w:lang w:val="es-PE"/>
-              </w:rPr>
-              <w:t xml:space="preserve"> válido</w:t>
+              <w:t>Registro con email válido y password válido</w:t>
             </w:r>
           </w:p>
         </w:tc>
@@ -1267,7 +962,7 @@
       <w:tr>
         <w:tc>
           <w:tcPr>
-            <w:tcW w:w="1560" w:type="dxa"/>
+            <w:tcW w:w="959" w:type="dxa"/>
             <w:vAlign w:val="center"/>
           </w:tcPr>
           <w:p>
@@ -1288,7 +983,7 @@
         </w:tc>
         <w:tc>
           <w:tcPr>
-            <w:tcW w:w="1560" w:type="dxa"/>
+            <w:tcW w:w="1701" w:type="dxa"/>
             <w:vAlign w:val="center"/>
           </w:tcPr>
           <w:p>
@@ -1309,7 +1004,7 @@
         </w:tc>
         <w:tc>
           <w:tcPr>
-            <w:tcW w:w="1560" w:type="dxa"/>
+            <w:tcW w:w="2020" w:type="dxa"/>
             <w:vAlign w:val="center"/>
           </w:tcPr>
           <w:p>
@@ -1324,14 +1019,7 @@
                 <w:sz w:val="20"/>
                 <w:lang w:val="es-PE"/>
               </w:rPr>
-              <w:t xml:space="preserve">Registro con </w:t>
-            </w:r>
-            <w:r>
-              <w:rPr>
-                <w:sz w:val="20"/>
-                <w:lang w:val="es-PE"/>
-              </w:rPr>
-              <w:t>email sin @</w:t>
+              <w:t>Registro con email sin @</w:t>
             </w:r>
           </w:p>
         </w:tc>
@@ -1402,7 +1090,7 @@
       <w:tr>
         <w:tc>
           <w:tcPr>
-            <w:tcW w:w="1560" w:type="dxa"/>
+            <w:tcW w:w="959" w:type="dxa"/>
             <w:vAlign w:val="center"/>
           </w:tcPr>
           <w:p>
@@ -1423,7 +1111,7 @@
         </w:tc>
         <w:tc>
           <w:tcPr>
-            <w:tcW w:w="1560" w:type="dxa"/>
+            <w:tcW w:w="1701" w:type="dxa"/>
             <w:vAlign w:val="center"/>
           </w:tcPr>
           <w:p>
@@ -1444,7 +1132,7 @@
         </w:tc>
         <w:tc>
           <w:tcPr>
-            <w:tcW w:w="1560" w:type="dxa"/>
+            <w:tcW w:w="2020" w:type="dxa"/>
             <w:vAlign w:val="center"/>
           </w:tcPr>
           <w:p>
@@ -1459,23 +1147,7 @@
                 <w:sz w:val="20"/>
                 <w:lang w:val="es-PE"/>
               </w:rPr>
-              <w:t xml:space="preserve">Registro con </w:t>
-            </w:r>
-            <w:proofErr w:type="spellStart"/>
-            <w:r>
-              <w:rPr>
-                <w:sz w:val="20"/>
-                <w:lang w:val="es-PE"/>
-              </w:rPr>
-              <w:t>password</w:t>
-            </w:r>
-            <w:proofErr w:type="spellEnd"/>
-            <w:r>
-              <w:rPr>
-                <w:sz w:val="20"/>
-                <w:lang w:val="es-PE"/>
-              </w:rPr>
-              <w:t xml:space="preserve"> de 4 caracteres</w:t>
+              <w:t>Registro con password de 4 caracteres</w:t>
             </w:r>
           </w:p>
         </w:tc>
@@ -1546,7 +1218,7 @@
       <w:tr>
         <w:tc>
           <w:tcPr>
-            <w:tcW w:w="1560" w:type="dxa"/>
+            <w:tcW w:w="959" w:type="dxa"/>
             <w:vAlign w:val="center"/>
           </w:tcPr>
           <w:p>
@@ -1561,7 +1233,50 @@
                 <w:sz w:val="20"/>
                 <w:lang w:val="es-PE"/>
               </w:rPr>
+              <w:lastRenderedPageBreak/>
               <w:t>REG-04</w:t>
+            </w:r>
+          </w:p>
+        </w:tc>
+        <w:tc>
+          <w:tcPr>
+            <w:tcW w:w="1701" w:type="dxa"/>
+            <w:vAlign w:val="center"/>
+          </w:tcPr>
+          <w:p>
+            <w:pPr>
+              <w:jc w:val="both"/>
+              <w:rPr>
+                <w:lang w:val="es-PE"/>
+              </w:rPr>
+            </w:pPr>
+            <w:r>
+              <w:rPr>
+                <w:sz w:val="20"/>
+                <w:lang w:val="es-PE"/>
+              </w:rPr>
+              <w:t>Registro</w:t>
+            </w:r>
+          </w:p>
+        </w:tc>
+        <w:tc>
+          <w:tcPr>
+            <w:tcW w:w="2020" w:type="dxa"/>
+            <w:vAlign w:val="center"/>
+          </w:tcPr>
+          <w:p>
+            <w:pPr>
+              <w:jc w:val="both"/>
+              <w:rPr>
+                <w:lang w:val="es-PE"/>
+              </w:rPr>
+            </w:pPr>
+            <w:r>
+              <w:rPr>
+                <w:sz w:val="20"/>
+                <w:lang w:val="es-PE"/>
+              </w:rPr>
+              <w:t>Registro con password de 5 caracteres</w:t>
             </w:r>
           </w:p>
         </w:tc>
@@ -1582,73 +1297,6 @@
                 <w:sz w:val="20"/>
                 <w:lang w:val="es-PE"/>
               </w:rPr>
-              <w:t>Registro</w:t>
-            </w:r>
-          </w:p>
-        </w:tc>
-        <w:tc>
-          <w:tcPr>
-            <w:tcW w:w="1560" w:type="dxa"/>
-            <w:vAlign w:val="center"/>
-          </w:tcPr>
-          <w:p>
-            <w:pPr>
-              <w:jc w:val="both"/>
-              <w:rPr>
-                <w:lang w:val="es-PE"/>
-              </w:rPr>
-            </w:pPr>
-            <w:r>
-              <w:rPr>
-                <w:sz w:val="20"/>
-                <w:lang w:val="es-PE"/>
-              </w:rPr>
-              <w:t xml:space="preserve">Registro con </w:t>
-            </w:r>
-            <w:proofErr w:type="spellStart"/>
-            <w:r>
-              <w:rPr>
-                <w:sz w:val="20"/>
-                <w:lang w:val="es-PE"/>
-              </w:rPr>
-              <w:t>password</w:t>
-            </w:r>
-            <w:proofErr w:type="spellEnd"/>
-            <w:r>
-              <w:rPr>
-                <w:sz w:val="20"/>
-                <w:lang w:val="es-PE"/>
-              </w:rPr>
-              <w:t xml:space="preserve"> de 5 </w:t>
-            </w:r>
-            <w:r>
-              <w:rPr>
-                <w:sz w:val="20"/>
-                <w:lang w:val="es-PE"/>
-              </w:rPr>
-              <w:lastRenderedPageBreak/>
-              <w:t>caracteres</w:t>
-            </w:r>
-          </w:p>
-        </w:tc>
-        <w:tc>
-          <w:tcPr>
-            <w:tcW w:w="1560" w:type="dxa"/>
-            <w:vAlign w:val="center"/>
-          </w:tcPr>
-          <w:p>
-            <w:pPr>
-              <w:jc w:val="both"/>
-              <w:rPr>
-                <w:lang w:val="es-PE"/>
-              </w:rPr>
-            </w:pPr>
-            <w:r>
-              <w:rPr>
-                <w:sz w:val="20"/>
-                <w:lang w:val="es-PE"/>
-              </w:rPr>
-              <w:lastRenderedPageBreak/>
               <w:t>Borde</w:t>
             </w:r>
           </w:p>
@@ -1699,7 +1347,7 @@
       <w:tr>
         <w:tc>
           <w:tcPr>
-            <w:tcW w:w="1560" w:type="dxa"/>
+            <w:tcW w:w="959" w:type="dxa"/>
             <w:vAlign w:val="center"/>
           </w:tcPr>
           <w:p>
@@ -1720,7 +1368,7 @@
         </w:tc>
         <w:tc>
           <w:tcPr>
-            <w:tcW w:w="1560" w:type="dxa"/>
+            <w:tcW w:w="1701" w:type="dxa"/>
             <w:vAlign w:val="center"/>
           </w:tcPr>
           <w:p>
@@ -1741,7 +1389,7 @@
         </w:tc>
         <w:tc>
           <w:tcPr>
-            <w:tcW w:w="1560" w:type="dxa"/>
+            <w:tcW w:w="2020" w:type="dxa"/>
             <w:vAlign w:val="center"/>
           </w:tcPr>
           <w:p>
@@ -1827,7 +1475,7 @@
       <w:tr>
         <w:tc>
           <w:tcPr>
-            <w:tcW w:w="1560" w:type="dxa"/>
+            <w:tcW w:w="959" w:type="dxa"/>
             <w:vAlign w:val="center"/>
           </w:tcPr>
           <w:p>
@@ -1848,7 +1496,7 @@
         </w:tc>
         <w:tc>
           <w:tcPr>
-            <w:tcW w:w="1560" w:type="dxa"/>
+            <w:tcW w:w="1701" w:type="dxa"/>
             <w:vAlign w:val="center"/>
           </w:tcPr>
           <w:p>
@@ -1858,7 +1506,6 @@
                 <w:lang w:val="es-PE"/>
               </w:rPr>
             </w:pPr>
-            <w:proofErr w:type="spellStart"/>
             <w:r>
               <w:rPr>
                 <w:sz w:val="20"/>
@@ -1866,12 +1513,11 @@
               </w:rPr>
               <w:t>Login</w:t>
             </w:r>
-            <w:proofErr w:type="spellEnd"/>
           </w:p>
         </w:tc>
         <w:tc>
           <w:tcPr>
-            <w:tcW w:w="1560" w:type="dxa"/>
+            <w:tcW w:w="2020" w:type="dxa"/>
             <w:vAlign w:val="center"/>
           </w:tcPr>
           <w:p>
@@ -1881,21 +1527,12 @@
                 <w:lang w:val="es-PE"/>
               </w:rPr>
             </w:pPr>
-            <w:proofErr w:type="spellStart"/>
             <w:r>
               <w:rPr>
                 <w:sz w:val="20"/>
                 <w:lang w:val="es-PE"/>
               </w:rPr>
-              <w:t>Login</w:t>
-            </w:r>
-            <w:proofErr w:type="spellEnd"/>
-            <w:r>
-              <w:rPr>
-                <w:sz w:val="20"/>
-                <w:lang w:val="es-PE"/>
-              </w:rPr>
-              <w:t xml:space="preserve"> con credenciales válidas</w:t>
+              <w:t>Login con credenciales válidas</w:t>
             </w:r>
           </w:p>
         </w:tc>
@@ -1966,7 +1603,7 @@
       <w:tr>
         <w:tc>
           <w:tcPr>
-            <w:tcW w:w="1560" w:type="dxa"/>
+            <w:tcW w:w="959" w:type="dxa"/>
             <w:vAlign w:val="center"/>
           </w:tcPr>
           <w:p>
@@ -1987,7 +1624,7 @@
         </w:tc>
         <w:tc>
           <w:tcPr>
-            <w:tcW w:w="1560" w:type="dxa"/>
+            <w:tcW w:w="1701" w:type="dxa"/>
             <w:vAlign w:val="center"/>
           </w:tcPr>
           <w:p>
@@ -1997,7 +1634,6 @@
                 <w:lang w:val="es-PE"/>
               </w:rPr>
             </w:pPr>
-            <w:proofErr w:type="spellStart"/>
             <w:r>
               <w:rPr>
                 <w:sz w:val="20"/>
@@ -2005,12 +1641,11 @@
               </w:rPr>
               <w:t>Login</w:t>
             </w:r>
-            <w:proofErr w:type="spellEnd"/>
           </w:p>
         </w:tc>
         <w:tc>
           <w:tcPr>
-            <w:tcW w:w="1560" w:type="dxa"/>
+            <w:tcW w:w="2020" w:type="dxa"/>
             <w:vAlign w:val="center"/>
           </w:tcPr>
           <w:p>
@@ -2020,21 +1655,12 @@
                 <w:lang w:val="es-PE"/>
               </w:rPr>
             </w:pPr>
-            <w:proofErr w:type="spellStart"/>
             <w:r>
               <w:rPr>
                 <w:sz w:val="20"/>
                 <w:lang w:val="es-PE"/>
               </w:rPr>
-              <w:t>Login</w:t>
-            </w:r>
-            <w:proofErr w:type="spellEnd"/>
-            <w:r>
-              <w:rPr>
-                <w:sz w:val="20"/>
-                <w:lang w:val="es-PE"/>
-              </w:rPr>
-              <w:t xml:space="preserve"> con email sin @</w:t>
+              <w:t>Login con email sin @</w:t>
             </w:r>
           </w:p>
         </w:tc>
@@ -2105,7 +1731,7 @@
       <w:tr>
         <w:tc>
           <w:tcPr>
-            <w:tcW w:w="1560" w:type="dxa"/>
+            <w:tcW w:w="959" w:type="dxa"/>
             <w:vAlign w:val="center"/>
           </w:tcPr>
           <w:p>
@@ -2126,7 +1752,7 @@
         </w:tc>
         <w:tc>
           <w:tcPr>
-            <w:tcW w:w="1560" w:type="dxa"/>
+            <w:tcW w:w="1701" w:type="dxa"/>
             <w:vAlign w:val="center"/>
           </w:tcPr>
           <w:p>
@@ -2136,7 +1762,6 @@
                 <w:lang w:val="es-PE"/>
               </w:rPr>
             </w:pPr>
-            <w:proofErr w:type="spellStart"/>
             <w:r>
               <w:rPr>
                 <w:sz w:val="20"/>
@@ -2144,12 +1769,11 @@
               </w:rPr>
               <w:t>Login</w:t>
             </w:r>
-            <w:proofErr w:type="spellEnd"/>
           </w:p>
         </w:tc>
         <w:tc>
           <w:tcPr>
-            <w:tcW w:w="1560" w:type="dxa"/>
+            <w:tcW w:w="2020" w:type="dxa"/>
             <w:vAlign w:val="center"/>
           </w:tcPr>
           <w:p>
@@ -2159,37 +1783,12 @@
                 <w:lang w:val="es-PE"/>
               </w:rPr>
             </w:pPr>
-            <w:proofErr w:type="spellStart"/>
             <w:r>
               <w:rPr>
                 <w:sz w:val="20"/>
                 <w:lang w:val="es-PE"/>
               </w:rPr>
-              <w:t>Login</w:t>
-            </w:r>
-            <w:proofErr w:type="spellEnd"/>
-            <w:r>
-              <w:rPr>
-                <w:sz w:val="20"/>
-                <w:lang w:val="es-PE"/>
-              </w:rPr>
-              <w:t xml:space="preserve"> con </w:t>
-            </w:r>
-            <w:proofErr w:type="spellStart"/>
-            <w:r>
-              <w:rPr>
-                <w:sz w:val="20"/>
-                <w:lang w:val="es-PE"/>
-              </w:rPr>
-              <w:t>password</w:t>
-            </w:r>
-            <w:proofErr w:type="spellEnd"/>
-            <w:r>
-              <w:rPr>
-                <w:sz w:val="20"/>
-                <w:lang w:val="es-PE"/>
-              </w:rPr>
-              <w:t xml:space="preserve"> de 4 caracteres</w:t>
+              <w:t>Login con password de 4 caracteres</w:t>
             </w:r>
           </w:p>
         </w:tc>
@@ -2260,7 +1859,7 @@
       <w:tr>
         <w:tc>
           <w:tcPr>
-            <w:tcW w:w="1560" w:type="dxa"/>
+            <w:tcW w:w="959" w:type="dxa"/>
             <w:vAlign w:val="center"/>
           </w:tcPr>
           <w:p>
@@ -2281,7 +1880,7 @@
         </w:tc>
         <w:tc>
           <w:tcPr>
-            <w:tcW w:w="1560" w:type="dxa"/>
+            <w:tcW w:w="1701" w:type="dxa"/>
             <w:vAlign w:val="center"/>
           </w:tcPr>
           <w:p>
@@ -2291,7 +1890,6 @@
                 <w:lang w:val="es-PE"/>
               </w:rPr>
             </w:pPr>
-            <w:proofErr w:type="spellStart"/>
             <w:r>
               <w:rPr>
                 <w:sz w:val="20"/>
@@ -2299,12 +1897,11 @@
               </w:rPr>
               <w:t>Login</w:t>
             </w:r>
-            <w:proofErr w:type="spellEnd"/>
           </w:p>
         </w:tc>
         <w:tc>
           <w:tcPr>
-            <w:tcW w:w="1560" w:type="dxa"/>
+            <w:tcW w:w="2020" w:type="dxa"/>
             <w:vAlign w:val="center"/>
           </w:tcPr>
           <w:p>
@@ -2314,21 +1911,12 @@
                 <w:lang w:val="es-PE"/>
               </w:rPr>
             </w:pPr>
-            <w:proofErr w:type="spellStart"/>
             <w:r>
               <w:rPr>
                 <w:sz w:val="20"/>
                 <w:lang w:val="es-PE"/>
               </w:rPr>
-              <w:t>Login</w:t>
-            </w:r>
-            <w:proofErr w:type="spellEnd"/>
-            <w:r>
-              <w:rPr>
-                <w:sz w:val="20"/>
-                <w:lang w:val="es-PE"/>
-              </w:rPr>
-              <w:t xml:space="preserve"> con campos vacíos</w:t>
+              <w:t>Login con campos vacíos</w:t>
             </w:r>
           </w:p>
         </w:tc>
@@ -2399,7 +1987,7 @@
       <w:tr>
         <w:tc>
           <w:tcPr>
-            <w:tcW w:w="1560" w:type="dxa"/>
+            <w:tcW w:w="959" w:type="dxa"/>
             <w:vAlign w:val="center"/>
           </w:tcPr>
           <w:p>
@@ -2415,6 +2003,48 @@
                 <w:lang w:val="es-PE"/>
               </w:rPr>
               <w:t>INT-01</w:t>
+            </w:r>
+          </w:p>
+        </w:tc>
+        <w:tc>
+          <w:tcPr>
+            <w:tcW w:w="1701" w:type="dxa"/>
+            <w:vAlign w:val="center"/>
+          </w:tcPr>
+          <w:p>
+            <w:pPr>
+              <w:jc w:val="both"/>
+              <w:rPr>
+                <w:lang w:val="es-PE"/>
+              </w:rPr>
+            </w:pPr>
+            <w:r>
+              <w:rPr>
+                <w:sz w:val="20"/>
+                <w:lang w:val="es-PE"/>
+              </w:rPr>
+              <w:t>Integración</w:t>
+            </w:r>
+          </w:p>
+        </w:tc>
+        <w:tc>
+          <w:tcPr>
+            <w:tcW w:w="2020" w:type="dxa"/>
+            <w:vAlign w:val="center"/>
+          </w:tcPr>
+          <w:p>
+            <w:pPr>
+              <w:jc w:val="both"/>
+              <w:rPr>
+                <w:lang w:val="es-PE"/>
+              </w:rPr>
+            </w:pPr>
+            <w:r>
+              <w:rPr>
+                <w:sz w:val="20"/>
+                <w:lang w:val="es-PE"/>
+              </w:rPr>
+              <w:t>Registro exitoso seguido de login exitoso</w:t>
             </w:r>
           </w:p>
         </w:tc>
@@ -2456,64 +2086,6 @@
                 <w:sz w:val="20"/>
                 <w:lang w:val="es-PE"/>
               </w:rPr>
-              <w:t xml:space="preserve">Registro exitoso seguido de </w:t>
-            </w:r>
-            <w:proofErr w:type="spellStart"/>
-            <w:r>
-              <w:rPr>
-                <w:sz w:val="20"/>
-                <w:lang w:val="es-PE"/>
-              </w:rPr>
-              <w:t>login</w:t>
-            </w:r>
-            <w:proofErr w:type="spellEnd"/>
-            <w:r>
-              <w:rPr>
-                <w:sz w:val="20"/>
-                <w:lang w:val="es-PE"/>
-              </w:rPr>
-              <w:t xml:space="preserve"> exitoso</w:t>
-            </w:r>
-          </w:p>
-        </w:tc>
-        <w:tc>
-          <w:tcPr>
-            <w:tcW w:w="1560" w:type="dxa"/>
-            <w:vAlign w:val="center"/>
-          </w:tcPr>
-          <w:p>
-            <w:pPr>
-              <w:jc w:val="both"/>
-              <w:rPr>
-                <w:lang w:val="es-PE"/>
-              </w:rPr>
-            </w:pPr>
-            <w:r>
-              <w:rPr>
-                <w:sz w:val="20"/>
-                <w:lang w:val="es-PE"/>
-              </w:rPr>
-              <w:t>Integración</w:t>
-            </w:r>
-          </w:p>
-        </w:tc>
-        <w:tc>
-          <w:tcPr>
-            <w:tcW w:w="1560" w:type="dxa"/>
-            <w:vAlign w:val="center"/>
-          </w:tcPr>
-          <w:p>
-            <w:pPr>
-              <w:jc w:val="both"/>
-              <w:rPr>
-                <w:lang w:val="es-PE"/>
-              </w:rPr>
-            </w:pPr>
-            <w:r>
-              <w:rPr>
-                <w:sz w:val="20"/>
-                <w:lang w:val="es-PE"/>
-              </w:rPr>
               <w:t>Crítica</w:t>
             </w:r>
           </w:p>
@@ -2535,14 +2107,7 @@
                 <w:sz w:val="20"/>
                 <w:lang w:val="es-PE"/>
               </w:rPr>
-              <w:t>Flujo compl</w:t>
-            </w:r>
-            <w:r>
-              <w:rPr>
-                <w:sz w:val="20"/>
-                <w:lang w:val="es-PE"/>
-              </w:rPr>
-              <w:t>eto operativo</w:t>
+              <w:t>Flujo completo operativo</w:t>
             </w:r>
           </w:p>
         </w:tc>
@@ -2642,21 +2207,7 @@
         <w:rPr>
           <w:lang w:val="es-PE"/>
         </w:rPr>
-        <w:t xml:space="preserve">5. Integración </w:t>
-      </w:r>
-      <w:proofErr w:type="spellStart"/>
-      <w:r>
-        <w:rPr>
-          <w:lang w:val="es-PE"/>
-        </w:rPr>
-        <w:t>front</w:t>
-      </w:r>
-      <w:proofErr w:type="spellEnd"/>
-      <w:r>
-        <w:rPr>
-          <w:lang w:val="es-PE"/>
-        </w:rPr>
-        <w:t>-back.</w:t>
+        <w:t>5. Integración front-back.</w:t>
       </w:r>
     </w:p>
     <w:p>
@@ -2671,21 +2222,7 @@
         <w:rPr>
           <w:lang w:val="es-PE"/>
         </w:rPr>
-        <w:t xml:space="preserve">6. Regresión de </w:t>
-      </w:r>
-      <w:proofErr w:type="spellStart"/>
-      <w:r>
-        <w:rPr>
-          <w:lang w:val="es-PE"/>
-        </w:rPr>
-        <w:t>fixes</w:t>
-      </w:r>
-      <w:proofErr w:type="spellEnd"/>
-      <w:r>
-        <w:rPr>
-          <w:lang w:val="es-PE"/>
-        </w:rPr>
-        <w:t>.</w:t>
+        <w:t>6. Regresión de fixes.</w:t>
       </w:r>
     </w:p>
     <w:p>
@@ -2717,13 +2254,7 @@
         <w:rPr>
           <w:lang w:val="es-PE"/>
         </w:rPr>
-        <w:t xml:space="preserve">1. </w:t>
-      </w:r>
-      <w:r>
-        <w:rPr>
-          <w:lang w:val="es-PE"/>
-        </w:rPr>
-        <w:t>Documentaría claramente el bloqueo, impacto y urgencia.</w:t>
+        <w:t>1. Documentaría claramente el bloqueo, impacto y urgencia.</w:t>
       </w:r>
     </w:p>
     <w:p>
@@ -2738,21 +2269,7 @@
         <w:rPr>
           <w:lang w:val="es-PE"/>
         </w:rPr>
-        <w:t xml:space="preserve">2. Buscaría alternativas autónomas como documentación, </w:t>
-      </w:r>
-      <w:proofErr w:type="spellStart"/>
-      <w:r>
-        <w:rPr>
-          <w:lang w:val="es-PE"/>
-        </w:rPr>
-        <w:t>mocks</w:t>
-      </w:r>
-      <w:proofErr w:type="spellEnd"/>
-      <w:r>
-        <w:rPr>
-          <w:lang w:val="es-PE"/>
-        </w:rPr>
-        <w:t xml:space="preserve"> o evidencia existente.</w:t>
+        <w:t>2. Buscaría alternativas autónomas como documentación, mocks o evidencia existente.</w:t>
       </w:r>
     </w:p>
     <w:p>
@@ -2782,13 +2299,7 @@
         <w:rPr>
           <w:lang w:val="es-PE"/>
         </w:rPr>
-        <w:t>4. Escalaría temprano si compromete la e</w:t>
-      </w:r>
-      <w:r>
-        <w:rPr>
-          <w:lang w:val="es-PE"/>
-        </w:rPr>
-        <w:t>ntrega.</w:t>
+        <w:t>4. Escalaría temprano si compromete la entrega.</w:t>
       </w:r>
     </w:p>
     <w:p>
@@ -2855,23 +2366,99 @@
           <w:color w:val="auto"/>
           <w:lang w:val="es-PE"/>
         </w:rPr>
-        <w:t xml:space="preserve">REG-BUG-01. Registro rechaza </w:t>
-      </w:r>
-      <w:proofErr w:type="spellStart"/>
-      <w:r>
+        <w:t>REG-BUG-01. Registro rechaza password de exactamente 5 caracteres</w:t>
+      </w:r>
+    </w:p>
+    <w:p>
+      <w:pPr>
+        <w:ind w:left="288" w:hanging="216"/>
+        <w:jc w:val="both"/>
+        <w:rPr>
+          <w:lang w:val="es-PE"/>
+        </w:rPr>
+      </w:pPr>
+      <w:r>
+        <w:rPr>
+          <w:lang w:val="es-PE"/>
+        </w:rPr>
+        <w:t>• Severidad: Alta</w:t>
+      </w:r>
+    </w:p>
+    <w:p>
+      <w:pPr>
+        <w:ind w:left="288" w:hanging="216"/>
+        <w:jc w:val="both"/>
+        <w:rPr>
+          <w:lang w:val="es-PE"/>
+        </w:rPr>
+      </w:pPr>
+      <w:r>
+        <w:rPr>
+          <w:lang w:val="es-PE"/>
+        </w:rPr>
+        <w:t>• Prioridad: Alta</w:t>
+      </w:r>
+    </w:p>
+    <w:p>
+      <w:pPr>
+        <w:ind w:left="288" w:hanging="216"/>
+        <w:jc w:val="both"/>
+        <w:rPr>
+          <w:lang w:val="es-PE"/>
+        </w:rPr>
+      </w:pPr>
+      <w:r>
+        <w:rPr>
+          <w:lang w:val="es-PE"/>
+        </w:rPr>
+        <w:t>• Resultado esperado: El sistema debe aceptar password de 5 caracteres porque ese es el mínimo requerido.</w:t>
+      </w:r>
+    </w:p>
+    <w:p>
+      <w:pPr>
+        <w:ind w:left="288" w:hanging="216"/>
+        <w:jc w:val="both"/>
+        <w:rPr>
+          <w:lang w:val="es-PE"/>
+        </w:rPr>
+      </w:pPr>
+      <w:r>
+        <w:rPr>
+          <w:lang w:val="es-PE"/>
+        </w:rPr>
+        <w:t>• Resultado actual: La API responde 422 INVALID cuando la contraseña tiene exactamente 5 caracteres.</w:t>
+      </w:r>
+    </w:p>
+    <w:p>
+      <w:pPr>
+        <w:ind w:left="288" w:hanging="216"/>
+        <w:jc w:val="both"/>
+        <w:rPr>
+          <w:lang w:val="es-PE"/>
+        </w:rPr>
+      </w:pPr>
+      <w:r>
+        <w:rPr>
+          <w:lang w:val="es-PE"/>
+        </w:rPr>
+        <w:t>• Impacto: Incumple directamente el criterio de aceptación de registro.</w:t>
+      </w:r>
+    </w:p>
+    <w:p>
+      <w:pPr>
+        <w:pStyle w:val="Ttulo4"/>
+        <w:jc w:val="both"/>
         <w:rPr>
           <w:color w:val="auto"/>
           <w:lang w:val="es-PE"/>
         </w:rPr>
-        <w:t>password</w:t>
-      </w:r>
-      <w:proofErr w:type="spellEnd"/>
+      </w:pPr>
       <w:r>
         <w:rPr>
           <w:color w:val="auto"/>
           <w:lang w:val="es-PE"/>
         </w:rPr>
-        <w:t xml:space="preserve"> de exactamente 5 caracteres</w:t>
+        <w:t>REG-BUG-02. El registro no persiste el usuario creado</w:t>
       </w:r>
     </w:p>
     <w:p>
@@ -2886,7 +2473,7 @@
         <w:rPr>
           <w:lang w:val="es-PE"/>
         </w:rPr>
-        <w:t>• Severidad: Alta</w:t>
+        <w:t>• Severidad: Crítica</w:t>
       </w:r>
     </w:p>
     <w:p>
@@ -2916,27 +2503,7 @@
         <w:rPr>
           <w:lang w:val="es-PE"/>
         </w:rPr>
-        <w:t>•</w:t>
-      </w:r>
-      <w:r>
-        <w:rPr>
-          <w:lang w:val="es-PE"/>
-        </w:rPr>
-        <w:t xml:space="preserve"> Resultado esperado: El sistema debe aceptar </w:t>
-      </w:r>
-      <w:proofErr w:type="spellStart"/>
-      <w:r>
-        <w:rPr>
-          <w:lang w:val="es-PE"/>
-        </w:rPr>
-        <w:t>password</w:t>
-      </w:r>
-      <w:proofErr w:type="spellEnd"/>
-      <w:r>
-        <w:rPr>
-          <w:lang w:val="es-PE"/>
-        </w:rPr>
-        <w:t xml:space="preserve"> de 5 caracteres porque ese es el mínimo requerido.</w:t>
+        <w:t>• Resultado esperado: Un usuario registrado debería quedar disponible para iniciar sesión después.</w:t>
       </w:r>
     </w:p>
     <w:p>
@@ -2951,7 +2518,7 @@
         <w:rPr>
           <w:lang w:val="es-PE"/>
         </w:rPr>
-        <w:t>• Resultado actual: La API responde 422 INVALID cuando la contraseña tiene exactamente 5 caracteres.</w:t>
+        <w:t>• Resultado actual: El endpoint responde SAVED, pero no existe persistencia ni almacenamiento del usuario.</w:t>
       </w:r>
     </w:p>
     <w:p>
@@ -2966,13 +2533,7 @@
         <w:rPr>
           <w:lang w:val="es-PE"/>
         </w:rPr>
-        <w:t xml:space="preserve">• Impacto: Incumple directamente el </w:t>
-      </w:r>
-      <w:r>
-        <w:rPr>
-          <w:lang w:val="es-PE"/>
-        </w:rPr>
-        <w:t>criterio de aceptación de registro.</w:t>
+        <w:t>• Impacto: La historia de usuario no se cumple de forma end-to-end.</w:t>
       </w:r>
     </w:p>
     <w:p>
@@ -2989,7 +2550,7 @@
           <w:color w:val="auto"/>
           <w:lang w:val="es-PE"/>
         </w:rPr>
-        <w:t>REG-BUG-02. El registro no persiste el usuario creado</w:t>
+        <w:t>REG-BUG-03. Frontend de registro no valida formato ni campos antes del envío</w:t>
       </w:r>
     </w:p>
     <w:p>
@@ -3004,7 +2565,7 @@
         <w:rPr>
           <w:lang w:val="es-PE"/>
         </w:rPr>
-        <w:t>• Severidad: Crítica</w:t>
+        <w:t>• Severidad: Media</w:t>
       </w:r>
     </w:p>
     <w:p>
@@ -3019,7 +2580,7 @@
         <w:rPr>
           <w:lang w:val="es-PE"/>
         </w:rPr>
-        <w:t>• Prioridad: Alta</w:t>
+        <w:t>• Prioridad: Media</w:t>
       </w:r>
     </w:p>
     <w:p>
@@ -3034,7 +2595,7 @@
         <w:rPr>
           <w:lang w:val="es-PE"/>
         </w:rPr>
-        <w:t>• Resultado esperado: Un usuario registrado debería quedar disponible para iniciar sesión después.</w:t>
+        <w:t>• Resultado esperado: La UI debería bloquear correo inválido, password corto y campos vacíos antes de consumir el backend.</w:t>
       </w:r>
     </w:p>
     <w:p>
@@ -3049,27 +2610,7 @@
         <w:rPr>
           <w:lang w:val="es-PE"/>
         </w:rPr>
-        <w:t xml:space="preserve">• Resultado actual: El </w:t>
-      </w:r>
-      <w:proofErr w:type="spellStart"/>
-      <w:r>
-        <w:rPr>
-          <w:lang w:val="es-PE"/>
-        </w:rPr>
-        <w:t>endpo</w:t>
-      </w:r>
-      <w:r>
-        <w:rPr>
-          <w:lang w:val="es-PE"/>
-        </w:rPr>
-        <w:t>int</w:t>
-      </w:r>
-      <w:proofErr w:type="spellEnd"/>
-      <w:r>
-        <w:rPr>
-          <w:lang w:val="es-PE"/>
-        </w:rPr>
-        <w:t xml:space="preserve"> responde SAVED, pero no existe persistencia ni almacenamiento del usuario.</w:t>
+        <w:t>• Resultado actual: El formulario permite enviar cualquier valor al endpoint de registro.</w:t>
       </w:r>
     </w:p>
     <w:p>
@@ -3084,21 +2625,7 @@
         <w:rPr>
           <w:lang w:val="es-PE"/>
         </w:rPr>
-        <w:t xml:space="preserve">• Impacto: La historia de usuario no se cumple de forma </w:t>
-      </w:r>
-      <w:proofErr w:type="spellStart"/>
-      <w:r>
-        <w:rPr>
-          <w:lang w:val="es-PE"/>
-        </w:rPr>
-        <w:t>end-to-end</w:t>
-      </w:r>
-      <w:proofErr w:type="spellEnd"/>
-      <w:r>
-        <w:rPr>
-          <w:lang w:val="es-PE"/>
-        </w:rPr>
-        <w:t>.</w:t>
+        <w:t>• Impacto: Genera mala experiencia de usuario y dependencia total del backend para reglas básicas.</w:t>
       </w:r>
     </w:p>
     <w:p>
@@ -3115,23 +2642,99 @@
           <w:color w:val="auto"/>
           <w:lang w:val="es-PE"/>
         </w:rPr>
-        <w:t xml:space="preserve">REG-BUG-03. </w:t>
-      </w:r>
-      <w:proofErr w:type="spellStart"/>
-      <w:r>
+        <w:t>REG-BUG-04. Mensajes de error del registro son genéricos y poco accionables</w:t>
+      </w:r>
+    </w:p>
+    <w:p>
+      <w:pPr>
+        <w:ind w:left="288" w:hanging="216"/>
+        <w:jc w:val="both"/>
+        <w:rPr>
+          <w:lang w:val="es-PE"/>
+        </w:rPr>
+      </w:pPr>
+      <w:r>
+        <w:rPr>
+          <w:lang w:val="es-PE"/>
+        </w:rPr>
+        <w:t>• Severidad: Media</w:t>
+      </w:r>
+    </w:p>
+    <w:p>
+      <w:pPr>
+        <w:ind w:left="288" w:hanging="216"/>
+        <w:jc w:val="both"/>
+        <w:rPr>
+          <w:lang w:val="es-PE"/>
+        </w:rPr>
+      </w:pPr>
+      <w:r>
+        <w:rPr>
+          <w:lang w:val="es-PE"/>
+        </w:rPr>
+        <w:t>• Prioridad: Media</w:t>
+      </w:r>
+    </w:p>
+    <w:p>
+      <w:pPr>
+        <w:ind w:left="288" w:hanging="216"/>
+        <w:jc w:val="both"/>
+        <w:rPr>
+          <w:lang w:val="es-PE"/>
+        </w:rPr>
+      </w:pPr>
+      <w:r>
+        <w:rPr>
+          <w:lang w:val="es-PE"/>
+        </w:rPr>
+        <w:t>• Resultado esperado: El usuario debería ver mensajes claros por campo y por regla incumplida.</w:t>
+      </w:r>
+    </w:p>
+    <w:p>
+      <w:pPr>
+        <w:ind w:left="288" w:hanging="216"/>
+        <w:jc w:val="both"/>
+        <w:rPr>
+          <w:lang w:val="es-PE"/>
+        </w:rPr>
+      </w:pPr>
+      <w:r>
+        <w:rPr>
+          <w:lang w:val="es-PE"/>
+        </w:rPr>
+        <w:t>• Resultado actual: Solo se muestran valores genéricos como INVALID o REQUIRED.</w:t>
+      </w:r>
+    </w:p>
+    <w:p>
+      <w:pPr>
+        <w:ind w:left="288" w:hanging="216"/>
+        <w:jc w:val="both"/>
+        <w:rPr>
+          <w:lang w:val="es-PE"/>
+        </w:rPr>
+      </w:pPr>
+      <w:r>
+        <w:rPr>
+          <w:lang w:val="es-PE"/>
+        </w:rPr>
+        <w:t>• Impacto: Dificulta la corrección del error y debilita la usabilidad del flujo.</w:t>
+      </w:r>
+    </w:p>
+    <w:p>
+      <w:pPr>
+        <w:pStyle w:val="Ttulo4"/>
+        <w:jc w:val="both"/>
         <w:rPr>
           <w:color w:val="auto"/>
           <w:lang w:val="es-PE"/>
         </w:rPr>
-        <w:t>Frontend</w:t>
-      </w:r>
-      <w:proofErr w:type="spellEnd"/>
+      </w:pPr>
       <w:r>
         <w:rPr>
           <w:color w:val="auto"/>
           <w:lang w:val="es-PE"/>
         </w:rPr>
-        <w:t xml:space="preserve"> de registro no valida formato ni campos antes del envío</w:t>
+        <w:t>REG-BUG-05. El registro no controla duplicidad de correo</w:t>
       </w:r>
     </w:p>
     <w:p>
@@ -3147,270 +2750,6 @@
           <w:lang w:val="es-PE"/>
         </w:rPr>
         <w:t>• Severidad: Media</w:t>
-      </w:r>
-    </w:p>
-    <w:p>
-      <w:pPr>
-        <w:ind w:left="288" w:hanging="216"/>
-        <w:jc w:val="both"/>
-        <w:rPr>
-          <w:lang w:val="es-PE"/>
-        </w:rPr>
-      </w:pPr>
-      <w:r>
-        <w:rPr>
-          <w:lang w:val="es-PE"/>
-        </w:rPr>
-        <w:t xml:space="preserve">• </w:t>
-      </w:r>
-      <w:r>
-        <w:rPr>
-          <w:lang w:val="es-PE"/>
-        </w:rPr>
-        <w:t>Prioridad: Media</w:t>
-      </w:r>
-    </w:p>
-    <w:p>
-      <w:pPr>
-        <w:ind w:left="288" w:hanging="216"/>
-        <w:jc w:val="both"/>
-        <w:rPr>
-          <w:lang w:val="es-PE"/>
-        </w:rPr>
-      </w:pPr>
-      <w:r>
-        <w:rPr>
-          <w:lang w:val="es-PE"/>
-        </w:rPr>
-        <w:t xml:space="preserve">• Resultado esperado: La UI debería bloquear correo inválido, </w:t>
-      </w:r>
-      <w:proofErr w:type="spellStart"/>
-      <w:r>
-        <w:rPr>
-          <w:lang w:val="es-PE"/>
-        </w:rPr>
-        <w:t>password</w:t>
-      </w:r>
-      <w:proofErr w:type="spellEnd"/>
-      <w:r>
-        <w:rPr>
-          <w:lang w:val="es-PE"/>
-        </w:rPr>
-        <w:t xml:space="preserve"> corto y campos vacíos antes de consumir el </w:t>
-      </w:r>
-      <w:proofErr w:type="spellStart"/>
-      <w:r>
-        <w:rPr>
-          <w:lang w:val="es-PE"/>
-        </w:rPr>
-        <w:t>backend</w:t>
-      </w:r>
-      <w:proofErr w:type="spellEnd"/>
-      <w:r>
-        <w:rPr>
-          <w:lang w:val="es-PE"/>
-        </w:rPr>
-        <w:t>.</w:t>
-      </w:r>
-    </w:p>
-    <w:p>
-      <w:pPr>
-        <w:ind w:left="288" w:hanging="216"/>
-        <w:jc w:val="both"/>
-        <w:rPr>
-          <w:lang w:val="es-PE"/>
-        </w:rPr>
-      </w:pPr>
-      <w:r>
-        <w:rPr>
-          <w:lang w:val="es-PE"/>
-        </w:rPr>
-        <w:t xml:space="preserve">• Resultado actual: El formulario permite enviar cualquier valor al </w:t>
-      </w:r>
-      <w:proofErr w:type="spellStart"/>
-      <w:r>
-        <w:rPr>
-          <w:lang w:val="es-PE"/>
-        </w:rPr>
-        <w:t>endpoint</w:t>
-      </w:r>
-      <w:proofErr w:type="spellEnd"/>
-      <w:r>
-        <w:rPr>
-          <w:lang w:val="es-PE"/>
-        </w:rPr>
-        <w:t xml:space="preserve"> de registro.</w:t>
-      </w:r>
-    </w:p>
-    <w:p>
-      <w:pPr>
-        <w:ind w:left="288" w:hanging="216"/>
-        <w:jc w:val="both"/>
-        <w:rPr>
-          <w:lang w:val="es-PE"/>
-        </w:rPr>
-      </w:pPr>
-      <w:r>
-        <w:rPr>
-          <w:lang w:val="es-PE"/>
-        </w:rPr>
-        <w:t>• Impacto: Genera mala exp</w:t>
-      </w:r>
-      <w:r>
-        <w:rPr>
-          <w:lang w:val="es-PE"/>
-        </w:rPr>
-        <w:t xml:space="preserve">eriencia de usuario y dependencia total del </w:t>
-      </w:r>
-      <w:proofErr w:type="spellStart"/>
-      <w:r>
-        <w:rPr>
-          <w:lang w:val="es-PE"/>
-        </w:rPr>
-        <w:t>backend</w:t>
-      </w:r>
-      <w:proofErr w:type="spellEnd"/>
-      <w:r>
-        <w:rPr>
-          <w:lang w:val="es-PE"/>
-        </w:rPr>
-        <w:t xml:space="preserve"> para reglas básicas.</w:t>
-      </w:r>
-    </w:p>
-    <w:p>
-      <w:pPr>
-        <w:pStyle w:val="Ttulo4"/>
-        <w:jc w:val="both"/>
-        <w:rPr>
-          <w:color w:val="auto"/>
-          <w:lang w:val="es-PE"/>
-        </w:rPr>
-      </w:pPr>
-      <w:r>
-        <w:rPr>
-          <w:color w:val="auto"/>
-          <w:lang w:val="es-PE"/>
-        </w:rPr>
-        <w:t>REG-BUG-04. Mensajes de error del registro son genéricos y poco accionables</w:t>
-      </w:r>
-    </w:p>
-    <w:p>
-      <w:pPr>
-        <w:ind w:left="288" w:hanging="216"/>
-        <w:jc w:val="both"/>
-        <w:rPr>
-          <w:lang w:val="es-PE"/>
-        </w:rPr>
-      </w:pPr>
-      <w:r>
-        <w:rPr>
-          <w:lang w:val="es-PE"/>
-        </w:rPr>
-        <w:t>• Severidad: Media</w:t>
-      </w:r>
-    </w:p>
-    <w:p>
-      <w:pPr>
-        <w:ind w:left="288" w:hanging="216"/>
-        <w:jc w:val="both"/>
-        <w:rPr>
-          <w:lang w:val="es-PE"/>
-        </w:rPr>
-      </w:pPr>
-      <w:r>
-        <w:rPr>
-          <w:lang w:val="es-PE"/>
-        </w:rPr>
-        <w:t>• Prioridad: Media</w:t>
-      </w:r>
-    </w:p>
-    <w:p>
-      <w:pPr>
-        <w:ind w:left="288" w:hanging="216"/>
-        <w:jc w:val="both"/>
-        <w:rPr>
-          <w:lang w:val="es-PE"/>
-        </w:rPr>
-      </w:pPr>
-      <w:r>
-        <w:rPr>
-          <w:lang w:val="es-PE"/>
-        </w:rPr>
-        <w:t>• Resultado esperado: El usuario debería ver mensajes claros por camp</w:t>
-      </w:r>
-      <w:r>
-        <w:rPr>
-          <w:lang w:val="es-PE"/>
-        </w:rPr>
-        <w:t>o y por regla incumplida.</w:t>
-      </w:r>
-    </w:p>
-    <w:p>
-      <w:pPr>
-        <w:ind w:left="288" w:hanging="216"/>
-        <w:jc w:val="both"/>
-        <w:rPr>
-          <w:lang w:val="es-PE"/>
-        </w:rPr>
-      </w:pPr>
-      <w:r>
-        <w:rPr>
-          <w:lang w:val="es-PE"/>
-        </w:rPr>
-        <w:t>• Resultado actual: Solo se muestran valores genéricos como INVALID o REQUIRED.</w:t>
-      </w:r>
-    </w:p>
-    <w:p>
-      <w:pPr>
-        <w:ind w:left="288" w:hanging="216"/>
-        <w:jc w:val="both"/>
-        <w:rPr>
-          <w:lang w:val="es-PE"/>
-        </w:rPr>
-      </w:pPr>
-      <w:r>
-        <w:rPr>
-          <w:lang w:val="es-PE"/>
-        </w:rPr>
-        <w:t>• Impacto: Dificulta la corrección del error y debilita la usabilidad del flujo.</w:t>
-      </w:r>
-    </w:p>
-    <w:p>
-      <w:pPr>
-        <w:pStyle w:val="Ttulo4"/>
-        <w:jc w:val="both"/>
-        <w:rPr>
-          <w:color w:val="auto"/>
-          <w:lang w:val="es-PE"/>
-        </w:rPr>
-      </w:pPr>
-      <w:r>
-        <w:rPr>
-          <w:color w:val="auto"/>
-          <w:lang w:val="es-PE"/>
-        </w:rPr>
-        <w:t>REG-BUG-05. El registro no controla duplicidad de correo</w:t>
-      </w:r>
-    </w:p>
-    <w:p>
-      <w:pPr>
-        <w:ind w:left="288" w:hanging="216"/>
-        <w:jc w:val="both"/>
-        <w:rPr>
-          <w:lang w:val="es-PE"/>
-        </w:rPr>
-      </w:pPr>
-      <w:r>
-        <w:rPr>
-          <w:lang w:val="es-PE"/>
-        </w:rPr>
-        <w:t>• Severidad:</w:t>
-      </w:r>
-      <w:r>
-        <w:rPr>
-          <w:lang w:val="es-PE"/>
-        </w:rPr>
-        <w:t xml:space="preserve"> Media</w:t>
       </w:r>
     </w:p>
     <w:p>
@@ -3456,13 +2795,7 @@
         <w:rPr>
           <w:lang w:val="es-PE"/>
         </w:rPr>
-        <w:t>• Resultado actual: No existe control de duplicados porque no hay persistencia ni validación de correo previamente registr</w:t>
-      </w:r>
-      <w:r>
-        <w:rPr>
-          <w:lang w:val="es-PE"/>
-        </w:rPr>
-        <w:t>ado.</w:t>
+        <w:t>• Resultado actual: No existe control de duplicados porque no hay persistencia ni validación de correo previamente registrado.</w:t>
       </w:r>
     </w:p>
     <w:p>
@@ -3494,17 +2827,100 @@
           <w:color w:val="auto"/>
           <w:lang w:val="es-PE"/>
         </w:rPr>
-        <w:t xml:space="preserve">Bugs de </w:t>
-      </w:r>
-      <w:proofErr w:type="spellStart"/>
-      <w:r>
+        <w:t>Bugs de login</w:t>
+      </w:r>
+    </w:p>
+    <w:p>
+      <w:pPr>
+        <w:pStyle w:val="Ttulo4"/>
+        <w:jc w:val="both"/>
         <w:rPr>
           <w:color w:val="auto"/>
           <w:lang w:val="es-PE"/>
         </w:rPr>
-        <w:t>login</w:t>
-      </w:r>
-      <w:proofErr w:type="spellEnd"/>
+      </w:pPr>
+      <w:r>
+        <w:rPr>
+          <w:color w:val="auto"/>
+          <w:lang w:val="es-PE"/>
+        </w:rPr>
+        <w:t>LOG-BUG-01. Login permite acceso con cualquier credencial no vacía</w:t>
+      </w:r>
+    </w:p>
+    <w:p>
+      <w:pPr>
+        <w:ind w:left="288" w:hanging="216"/>
+        <w:jc w:val="both"/>
+        <w:rPr>
+          <w:lang w:val="es-PE"/>
+        </w:rPr>
+      </w:pPr>
+      <w:r>
+        <w:rPr>
+          <w:lang w:val="es-PE"/>
+        </w:rPr>
+        <w:t>• Severidad: Crítica</w:t>
+      </w:r>
+    </w:p>
+    <w:p>
+      <w:pPr>
+        <w:ind w:left="288" w:hanging="216"/>
+        <w:jc w:val="both"/>
+        <w:rPr>
+          <w:lang w:val="es-PE"/>
+        </w:rPr>
+      </w:pPr>
+      <w:r>
+        <w:rPr>
+          <w:lang w:val="es-PE"/>
+        </w:rPr>
+        <w:t>• Prioridad: Alta</w:t>
+      </w:r>
+    </w:p>
+    <w:p>
+      <w:pPr>
+        <w:ind w:left="288" w:hanging="216"/>
+        <w:jc w:val="both"/>
+        <w:rPr>
+          <w:lang w:val="es-PE"/>
+        </w:rPr>
+      </w:pPr>
+      <w:r>
+        <w:rPr>
+          <w:lang w:val="es-PE"/>
+        </w:rPr>
+        <w:t>• Resultado esperado: El login debe rechazar credenciales inválidas.</w:t>
+      </w:r>
+    </w:p>
+    <w:p>
+      <w:pPr>
+        <w:ind w:left="288" w:hanging="216"/>
+        <w:jc w:val="both"/>
+        <w:rPr>
+          <w:lang w:val="es-PE"/>
+        </w:rPr>
+      </w:pPr>
+      <w:r>
+        <w:rPr>
+          <w:lang w:val="es-PE"/>
+        </w:rPr>
+        <w:t>• Resultado actual: El endpoint responde LOGIN VALID mientras email y password existan en el body.</w:t>
+      </w:r>
+    </w:p>
+    <w:p>
+      <w:pPr>
+        <w:ind w:left="288" w:hanging="216"/>
+        <w:jc w:val="both"/>
+        <w:rPr>
+          <w:lang w:val="es-PE"/>
+        </w:rPr>
+      </w:pPr>
+      <w:r>
+        <w:rPr>
+          <w:lang w:val="es-PE"/>
+        </w:rPr>
+        <w:t>• Impacto: Compromete completamente la lógica de autenticación.</w:t>
+      </w:r>
     </w:p>
     <w:p>
       <w:pPr>
@@ -3520,23 +2936,99 @@
           <w:color w:val="auto"/>
           <w:lang w:val="es-PE"/>
         </w:rPr>
-        <w:t xml:space="preserve">LOG-BUG-01. </w:t>
-      </w:r>
-      <w:proofErr w:type="spellStart"/>
-      <w:r>
+        <w:t>LOG-BUG-02. Login no valida credenciales contra usuarios registrados</w:t>
+      </w:r>
+    </w:p>
+    <w:p>
+      <w:pPr>
+        <w:ind w:left="288" w:hanging="216"/>
+        <w:jc w:val="both"/>
+        <w:rPr>
+          <w:lang w:val="es-PE"/>
+        </w:rPr>
+      </w:pPr>
+      <w:r>
+        <w:rPr>
+          <w:lang w:val="es-PE"/>
+        </w:rPr>
+        <w:t>• Severidad: Crítica</w:t>
+      </w:r>
+    </w:p>
+    <w:p>
+      <w:pPr>
+        <w:ind w:left="288" w:hanging="216"/>
+        <w:jc w:val="both"/>
+        <w:rPr>
+          <w:lang w:val="es-PE"/>
+        </w:rPr>
+      </w:pPr>
+      <w:r>
+        <w:rPr>
+          <w:lang w:val="es-PE"/>
+        </w:rPr>
+        <w:t>• Prioridad: Alta</w:t>
+      </w:r>
+    </w:p>
+    <w:p>
+      <w:pPr>
+        <w:ind w:left="288" w:hanging="216"/>
+        <w:jc w:val="both"/>
+        <w:rPr>
+          <w:lang w:val="es-PE"/>
+        </w:rPr>
+      </w:pPr>
+      <w:r>
+        <w:rPr>
+          <w:lang w:val="es-PE"/>
+        </w:rPr>
+        <w:t>• Resultado esperado: Solo deberían autenticarse usuarios previamente registrados y válidos.</w:t>
+      </w:r>
+    </w:p>
+    <w:p>
+      <w:pPr>
+        <w:ind w:left="288" w:hanging="216"/>
+        <w:jc w:val="both"/>
+        <w:rPr>
+          <w:lang w:val="es-PE"/>
+        </w:rPr>
+      </w:pPr>
+      <w:r>
+        <w:rPr>
+          <w:lang w:val="es-PE"/>
+        </w:rPr>
+        <w:t>• Resultado actual: No existe comparación contra usuarios almacenados ni control real de autenticación.</w:t>
+      </w:r>
+    </w:p>
+    <w:p>
+      <w:pPr>
+        <w:ind w:left="288" w:hanging="216"/>
+        <w:jc w:val="both"/>
+        <w:rPr>
+          <w:lang w:val="es-PE"/>
+        </w:rPr>
+      </w:pPr>
+      <w:r>
+        <w:rPr>
+          <w:lang w:val="es-PE"/>
+        </w:rPr>
+        <w:t>• Impacto: La historia de usuario no queda certificable como flujo completo de negocio.</w:t>
+      </w:r>
+    </w:p>
+    <w:p>
+      <w:pPr>
+        <w:pStyle w:val="Ttulo4"/>
+        <w:jc w:val="both"/>
         <w:rPr>
           <w:color w:val="auto"/>
           <w:lang w:val="es-PE"/>
         </w:rPr>
-        <w:t>Login</w:t>
-      </w:r>
-      <w:proofErr w:type="spellEnd"/>
+      </w:pPr>
       <w:r>
         <w:rPr>
           <w:color w:val="auto"/>
           <w:lang w:val="es-PE"/>
         </w:rPr>
-        <w:t xml:space="preserve"> permite acceso con cualquier credencial no vacía</w:t>
+        <w:t>LOG-BUG-03. Login no valida formato de correo en backend</w:t>
       </w:r>
     </w:p>
     <w:p>
@@ -3551,7 +3043,7 @@
         <w:rPr>
           <w:lang w:val="es-PE"/>
         </w:rPr>
-        <w:t>• Severidad: Crítica</w:t>
+        <w:t>• Severidad: Alta</w:t>
       </w:r>
     </w:p>
     <w:p>
@@ -3581,27 +3073,7 @@
         <w:rPr>
           <w:lang w:val="es-PE"/>
         </w:rPr>
-        <w:t xml:space="preserve">• Resultado esperado: El </w:t>
-      </w:r>
-      <w:proofErr w:type="spellStart"/>
-      <w:r>
-        <w:rPr>
-          <w:lang w:val="es-PE"/>
-        </w:rPr>
-        <w:t>login</w:t>
-      </w:r>
-      <w:proofErr w:type="spellEnd"/>
-      <w:r>
-        <w:rPr>
-          <w:lang w:val="es-PE"/>
-        </w:rPr>
-        <w:t xml:space="preserve"> debe rechazar credenciale</w:t>
-      </w:r>
-      <w:r>
-        <w:rPr>
-          <w:lang w:val="es-PE"/>
-        </w:rPr>
-        <w:t>s inválidas.</w:t>
+        <w:t>• Resultado esperado: El correo debe contener @ para considerarse válido también en login.</w:t>
       </w:r>
     </w:p>
     <w:p>
@@ -3616,49 +3088,7 @@
         <w:rPr>
           <w:lang w:val="es-PE"/>
         </w:rPr>
-        <w:t xml:space="preserve">• Resultado actual: El </w:t>
-      </w:r>
-      <w:proofErr w:type="spellStart"/>
-      <w:r>
-        <w:rPr>
-          <w:lang w:val="es-PE"/>
-        </w:rPr>
-        <w:t>endpoint</w:t>
-      </w:r>
-      <w:proofErr w:type="spellEnd"/>
-      <w:r>
-        <w:rPr>
-          <w:lang w:val="es-PE"/>
-        </w:rPr>
-        <w:t xml:space="preserve"> responde LOGIN VALID mientras email y </w:t>
-      </w:r>
-      <w:proofErr w:type="spellStart"/>
-      <w:r>
-        <w:rPr>
-          <w:lang w:val="es-PE"/>
-        </w:rPr>
-        <w:t>password</w:t>
-      </w:r>
-      <w:proofErr w:type="spellEnd"/>
-      <w:r>
-        <w:rPr>
-          <w:lang w:val="es-PE"/>
-        </w:rPr>
-        <w:t xml:space="preserve"> existan en el </w:t>
-      </w:r>
-      <w:proofErr w:type="spellStart"/>
-      <w:r>
-        <w:rPr>
-          <w:lang w:val="es-PE"/>
-        </w:rPr>
-        <w:t>body</w:t>
-      </w:r>
-      <w:proofErr w:type="spellEnd"/>
-      <w:r>
-        <w:rPr>
-          <w:lang w:val="es-PE"/>
-        </w:rPr>
-        <w:t>.</w:t>
+        <w:t>• Resultado actual: La lógica actual de login no evalúa formato de email.</w:t>
       </w:r>
     </w:p>
     <w:p>
@@ -3673,7 +3103,7 @@
         <w:rPr>
           <w:lang w:val="es-PE"/>
         </w:rPr>
-        <w:t>• Impacto: Compromete completamente la lógica de autenticación.</w:t>
+        <w:t>• Impacto: Incumple criterio de aceptación funcional del requerimiento de login.</w:t>
       </w:r>
     </w:p>
     <w:p>
@@ -3690,23 +3120,100 @@
           <w:color w:val="auto"/>
           <w:lang w:val="es-PE"/>
         </w:rPr>
-        <w:t xml:space="preserve">LOG-BUG-02. </w:t>
-      </w:r>
-      <w:proofErr w:type="spellStart"/>
-      <w:r>
+        <w:t>LOG-BUG-04. Login no valida longitud mínima de password en backend</w:t>
+      </w:r>
+    </w:p>
+    <w:p>
+      <w:pPr>
+        <w:ind w:left="288" w:hanging="216"/>
+        <w:jc w:val="both"/>
+        <w:rPr>
+          <w:lang w:val="es-PE"/>
+        </w:rPr>
+      </w:pPr>
+      <w:r>
+        <w:rPr>
+          <w:lang w:val="es-PE"/>
+        </w:rPr>
+        <w:t>• Severidad: Alta</w:t>
+      </w:r>
+    </w:p>
+    <w:p>
+      <w:pPr>
+        <w:ind w:left="288" w:hanging="216"/>
+        <w:jc w:val="both"/>
+        <w:rPr>
+          <w:lang w:val="es-PE"/>
+        </w:rPr>
+      </w:pPr>
+      <w:r>
+        <w:rPr>
+          <w:lang w:val="es-PE"/>
+        </w:rPr>
+        <w:t>• Prioridad: Alta</w:t>
+      </w:r>
+    </w:p>
+    <w:p>
+      <w:pPr>
+        <w:ind w:left="288" w:hanging="216"/>
+        <w:jc w:val="both"/>
+        <w:rPr>
+          <w:lang w:val="es-PE"/>
+        </w:rPr>
+      </w:pPr>
+      <w:r>
+        <w:rPr>
+          <w:lang w:val="es-PE"/>
+        </w:rPr>
+        <w:t>• Resultado esperado: La contraseña debe tener como mínimo 5 caracteres en el login.</w:t>
+      </w:r>
+    </w:p>
+    <w:p>
+      <w:pPr>
+        <w:ind w:left="288" w:hanging="216"/>
+        <w:jc w:val="both"/>
+        <w:rPr>
+          <w:lang w:val="es-PE"/>
+        </w:rPr>
+      </w:pPr>
+      <w:r>
+        <w:rPr>
+          <w:lang w:val="es-PE"/>
+        </w:rPr>
+        <w:t>• Resultado actual: La lógica actual no valida longitud mínima; cualquier password no vacío es aceptado.</w:t>
+      </w:r>
+    </w:p>
+    <w:p>
+      <w:pPr>
+        <w:ind w:left="288" w:hanging="216"/>
+        <w:jc w:val="both"/>
+        <w:rPr>
+          <w:lang w:val="es-PE"/>
+        </w:rPr>
+      </w:pPr>
+      <w:r>
+        <w:rPr>
+          <w:lang w:val="es-PE"/>
+        </w:rPr>
+        <w:t>• Impacto: Incumple criterio de aceptación y permite autenticaciones inconsistentes.</w:t>
+      </w:r>
+    </w:p>
+    <w:p>
+      <w:pPr>
+        <w:pStyle w:val="Ttulo4"/>
+        <w:jc w:val="both"/>
         <w:rPr>
           <w:color w:val="auto"/>
           <w:lang w:val="es-PE"/>
         </w:rPr>
-        <w:t>Login</w:t>
-      </w:r>
-      <w:proofErr w:type="spellEnd"/>
+      </w:pPr>
       <w:r>
         <w:rPr>
           <w:color w:val="auto"/>
           <w:lang w:val="es-PE"/>
         </w:rPr>
-        <w:t xml:space="preserve"> no valida credenciales contra usuarios registrados</w:t>
+        <w:lastRenderedPageBreak/>
+        <w:t>LOG-BUG-05. Frontend de login permite datos inválidos y muestra mensajes genéricos</w:t>
       </w:r>
     </w:p>
     <w:p>
@@ -3721,13 +3228,7 @@
         <w:rPr>
           <w:lang w:val="es-PE"/>
         </w:rPr>
-        <w:t>• Severidad</w:t>
-      </w:r>
-      <w:r>
-        <w:rPr>
-          <w:lang w:val="es-PE"/>
-        </w:rPr>
-        <w:t>: Crítica</w:t>
+        <w:t>• Severidad: Media</w:t>
       </w:r>
     </w:p>
     <w:p>
@@ -3742,7 +3243,7 @@
         <w:rPr>
           <w:lang w:val="es-PE"/>
         </w:rPr>
-        <w:t>• Prioridad: Alta</w:t>
+        <w:t>• Prioridad: Media</w:t>
       </w:r>
     </w:p>
     <w:p>
@@ -3757,7 +3258,7 @@
         <w:rPr>
           <w:lang w:val="es-PE"/>
         </w:rPr>
-        <w:t>• Resultado esperado: Solo deberían autenticarse usuarios previamente registrados y válidos.</w:t>
+        <w:t>• Resultado esperado: La UI debería bloquear formato inválido y presentar mensajes claros según el error.</w:t>
       </w:r>
     </w:p>
     <w:p>
@@ -3772,7 +3273,7 @@
         <w:rPr>
           <w:lang w:val="es-PE"/>
         </w:rPr>
-        <w:t>• Resultado actual: No existe comparación contra usuarios almacenados ni control real de autenticación.</w:t>
+        <w:t>• Resultado actual: El formulario envía cualquier valor y solo muestra mensajes genéricos como INVALID o REQUIRED.</w:t>
       </w:r>
     </w:p>
     <w:p>
@@ -3787,18 +3288,12 @@
         <w:rPr>
           <w:lang w:val="es-PE"/>
         </w:rPr>
-        <w:t xml:space="preserve">• Impacto: La historia de </w:t>
-      </w:r>
-      <w:r>
-        <w:rPr>
-          <w:lang w:val="es-PE"/>
-        </w:rPr>
-        <w:t>usuario no queda certificable como flujo completo de negocio.</w:t>
-      </w:r>
-    </w:p>
-    <w:p>
-      <w:pPr>
-        <w:pStyle w:val="Ttulo4"/>
+        <w:t>• Impacto: Afecta experiencia de usuario y dificulta distinguir errores de formato, negocio o credenciales.</w:t>
+      </w:r>
+    </w:p>
+    <w:p>
+      <w:pPr>
+        <w:pStyle w:val="Ttulo3"/>
         <w:jc w:val="both"/>
         <w:rPr>
           <w:color w:val="auto"/>
@@ -3810,33 +3305,132 @@
           <w:color w:val="auto"/>
           <w:lang w:val="es-PE"/>
         </w:rPr>
-        <w:t xml:space="preserve">LOG-BUG-03. </w:t>
-      </w:r>
-      <w:proofErr w:type="spellStart"/>
-      <w:r>
+        <w:t>Mejoras para registro</w:t>
+      </w:r>
+    </w:p>
+    <w:p>
+      <w:pPr>
+        <w:ind w:left="288" w:hanging="216"/>
+        <w:jc w:val="both"/>
+        <w:rPr>
+          <w:lang w:val="es-PE"/>
+        </w:rPr>
+      </w:pPr>
+      <w:r>
+        <w:rPr>
+          <w:lang w:val="es-PE"/>
+        </w:rPr>
+        <w:t>1. Persistir usuarios y validar duplicidad de correo.</w:t>
+      </w:r>
+    </w:p>
+    <w:p>
+      <w:pPr>
+        <w:ind w:left="288" w:hanging="216"/>
+        <w:jc w:val="both"/>
+        <w:rPr>
+          <w:lang w:val="es-PE"/>
+        </w:rPr>
+      </w:pPr>
+      <w:r>
+        <w:rPr>
+          <w:lang w:val="es-PE"/>
+        </w:rPr>
+        <w:t>2. Mostrar mensajes específicos por campo inválido.</w:t>
+      </w:r>
+    </w:p>
+    <w:p>
+      <w:pPr>
+        <w:ind w:left="288" w:hanging="216"/>
+        <w:jc w:val="both"/>
+        <w:rPr>
+          <w:lang w:val="es-PE"/>
+        </w:rPr>
+      </w:pPr>
+      <w:r>
+        <w:rPr>
+          <w:lang w:val="es-PE"/>
+        </w:rPr>
+        <w:t>3. Implementar validación consistente en frontend y backend.</w:t>
+      </w:r>
+    </w:p>
+    <w:p>
+      <w:pPr>
+        <w:pStyle w:val="Ttulo3"/>
+        <w:jc w:val="both"/>
         <w:rPr>
           <w:color w:val="auto"/>
           <w:lang w:val="es-PE"/>
         </w:rPr>
-        <w:t>Login</w:t>
-      </w:r>
-      <w:proofErr w:type="spellEnd"/>
+      </w:pPr>
       <w:r>
         <w:rPr>
           <w:color w:val="auto"/>
           <w:lang w:val="es-PE"/>
         </w:rPr>
-        <w:t xml:space="preserve"> no valida formato de correo en </w:t>
-      </w:r>
-      <w:proofErr w:type="spellStart"/>
-      <w:r>
+        <w:t>Mejoras para login</w:t>
+      </w:r>
+    </w:p>
+    <w:p>
+      <w:pPr>
+        <w:ind w:left="288" w:hanging="216"/>
+        <w:jc w:val="both"/>
+        <w:rPr>
+          <w:lang w:val="es-PE"/>
+        </w:rPr>
+      </w:pPr>
+      <w:r>
+        <w:rPr>
+          <w:lang w:val="es-PE"/>
+        </w:rPr>
+        <w:t>1. Validar login contra usuarios realmente registrados.</w:t>
+      </w:r>
+    </w:p>
+    <w:p>
+      <w:pPr>
+        <w:ind w:left="288" w:hanging="216"/>
+        <w:jc w:val="both"/>
+        <w:rPr>
+          <w:lang w:val="es-PE"/>
+        </w:rPr>
+      </w:pPr>
+      <w:r>
+        <w:rPr>
+          <w:lang w:val="es-PE"/>
+        </w:rPr>
+        <w:t>2. Implementar sesión o token de autenticación.</w:t>
+      </w:r>
+    </w:p>
+    <w:p>
+      <w:pPr>
+        <w:ind w:left="288" w:hanging="216"/>
+        <w:jc w:val="both"/>
+        <w:rPr>
+          <w:lang w:val="es-PE"/>
+        </w:rPr>
+      </w:pPr>
+      <w:r>
+        <w:rPr>
+          <w:lang w:val="es-PE"/>
+        </w:rPr>
+        <w:t>3. Diferenciar errores de formato, credenciales y errores técnicos.</w:t>
+      </w:r>
+    </w:p>
+    <w:p>
+      <w:pPr>
+        <w:pStyle w:val="Ttulo2"/>
+        <w:jc w:val="both"/>
         <w:rPr>
           <w:color w:val="auto"/>
           <w:lang w:val="es-PE"/>
         </w:rPr>
-        <w:t>backend</w:t>
-      </w:r>
-      <w:proofErr w:type="spellEnd"/>
+      </w:pPr>
+      <w:r>
+        <w:rPr>
+          <w:color w:val="auto"/>
+          <w:lang w:val="es-PE"/>
+        </w:rPr>
+        <w:t>8. Si el desarrollador indica que 3 bugs no aplican</w:t>
+      </w:r>
     </w:p>
     <w:p>
       <w:pPr>
@@ -3850,7 +3444,7 @@
         <w:rPr>
           <w:lang w:val="es-PE"/>
         </w:rPr>
-        <w:t>• Severidad: Alta</w:t>
+        <w:t>1. Revisaría evidencia, criterio y comportamiento observado.</w:t>
       </w:r>
     </w:p>
     <w:p>
@@ -3865,7 +3459,7 @@
         <w:rPr>
           <w:lang w:val="es-PE"/>
         </w:rPr>
-        <w:t>• Prioridad: Alta</w:t>
+        <w:t>2. Confirmaría si el hallazgo corresponde a bug, mejora o aclaración.</w:t>
       </w:r>
     </w:p>
     <w:p>
@@ -3880,21 +3474,7 @@
         <w:rPr>
           <w:lang w:val="es-PE"/>
         </w:rPr>
-        <w:t xml:space="preserve">• Resultado esperado: El correo debe contener @ para considerarse válido también en </w:t>
-      </w:r>
-      <w:proofErr w:type="spellStart"/>
-      <w:r>
-        <w:rPr>
-          <w:lang w:val="es-PE"/>
-        </w:rPr>
-        <w:t>login</w:t>
-      </w:r>
-      <w:proofErr w:type="spellEnd"/>
-      <w:r>
-        <w:rPr>
-          <w:lang w:val="es-PE"/>
-        </w:rPr>
-        <w:t>.</w:t>
+        <w:t>3. Alinearía con desarrollo mediante evidencia reproducible.</w:t>
       </w:r>
     </w:p>
     <w:p>
@@ -3909,27 +3489,24 @@
         <w:rPr>
           <w:lang w:val="es-PE"/>
         </w:rPr>
-        <w:t>• Resultad</w:t>
-      </w:r>
-      <w:r>
-        <w:rPr>
-          <w:lang w:val="es-PE"/>
-        </w:rPr>
-        <w:t xml:space="preserve">o actual: La lógica actual de </w:t>
-      </w:r>
-      <w:proofErr w:type="spellStart"/>
-      <w:r>
-        <w:rPr>
-          <w:lang w:val="es-PE"/>
-        </w:rPr>
-        <w:t>login</w:t>
-      </w:r>
-      <w:proofErr w:type="spellEnd"/>
-      <w:r>
-        <w:rPr>
-          <w:lang w:val="es-PE"/>
-        </w:rPr>
-        <w:t xml:space="preserve"> no evalúa formato de email.</w:t>
+        <w:t>4. Si persiste el desacuerdo, escalaría objetivamente con PO o líder.</w:t>
+      </w:r>
+    </w:p>
+    <w:p>
+      <w:pPr>
+        <w:pStyle w:val="Ttulo2"/>
+        <w:jc w:val="both"/>
+        <w:rPr>
+          <w:color w:val="auto"/>
+          <w:lang w:val="es-PE"/>
+        </w:rPr>
+      </w:pPr>
+      <w:r>
+        <w:rPr>
+          <w:color w:val="auto"/>
+          <w:lang w:val="es-PE"/>
+        </w:rPr>
+        <w:t>9. Si el Product Owner solicita cambios durante la ejecución</w:t>
       </w:r>
     </w:p>
     <w:p>
@@ -3944,80 +3521,8 @@
         <w:rPr>
           <w:lang w:val="es-PE"/>
         </w:rPr>
-        <w:t xml:space="preserve">• Impacto: Incumple criterio de aceptación funcional del requerimiento de </w:t>
-      </w:r>
-      <w:proofErr w:type="spellStart"/>
-      <w:r>
-        <w:rPr>
-          <w:lang w:val="es-PE"/>
-        </w:rPr>
-        <w:t>login</w:t>
-      </w:r>
-      <w:proofErr w:type="spellEnd"/>
-      <w:r>
-        <w:rPr>
-          <w:lang w:val="es-PE"/>
-        </w:rPr>
-        <w:t>.</w:t>
-      </w:r>
-    </w:p>
-    <w:p>
-      <w:pPr>
-        <w:pStyle w:val="Ttulo4"/>
-        <w:jc w:val="both"/>
-        <w:rPr>
-          <w:color w:val="auto"/>
-          <w:lang w:val="es-PE"/>
-        </w:rPr>
-      </w:pPr>
-      <w:r>
-        <w:rPr>
-          <w:color w:val="auto"/>
-          <w:lang w:val="es-PE"/>
-        </w:rPr>
-        <w:t xml:space="preserve">LOG-BUG-04. </w:t>
-      </w:r>
-      <w:proofErr w:type="spellStart"/>
-      <w:r>
-        <w:rPr>
-          <w:color w:val="auto"/>
-          <w:lang w:val="es-PE"/>
-        </w:rPr>
-        <w:t>Login</w:t>
-      </w:r>
-      <w:proofErr w:type="spellEnd"/>
-      <w:r>
-        <w:rPr>
-          <w:color w:val="auto"/>
-          <w:lang w:val="es-PE"/>
-        </w:rPr>
-        <w:t xml:space="preserve"> no valida longitud mínima de </w:t>
-      </w:r>
-      <w:proofErr w:type="spellStart"/>
-      <w:r>
-        <w:rPr>
-          <w:color w:val="auto"/>
-          <w:lang w:val="es-PE"/>
-        </w:rPr>
-        <w:t>password</w:t>
-      </w:r>
-      <w:proofErr w:type="spellEnd"/>
-      <w:r>
-        <w:rPr>
-          <w:color w:val="auto"/>
-          <w:lang w:val="es-PE"/>
-        </w:rPr>
-        <w:t xml:space="preserve"> en </w:t>
-      </w:r>
-      <w:proofErr w:type="spellStart"/>
-      <w:r>
-        <w:rPr>
-          <w:color w:val="auto"/>
-          <w:lang w:val="es-PE"/>
-        </w:rPr>
-        <w:t>backend</w:t>
-      </w:r>
-      <w:proofErr w:type="spellEnd"/>
+        <w:t>1. Entender el cambio exacto.</w:t>
+      </w:r>
     </w:p>
     <w:p>
       <w:pPr>
@@ -4031,593 +3536,7 @@
         <w:rPr>
           <w:lang w:val="es-PE"/>
         </w:rPr>
-        <w:t>• Severidad: Alta</w:t>
-      </w:r>
-    </w:p>
-    <w:p>
-      <w:pPr>
-        <w:ind w:left="288" w:hanging="216"/>
-        <w:jc w:val="both"/>
-        <w:rPr>
-          <w:lang w:val="es-PE"/>
-        </w:rPr>
-      </w:pPr>
-      <w:r>
-        <w:rPr>
-          <w:lang w:val="es-PE"/>
-        </w:rPr>
-        <w:t>• Prioridad: Alta</w:t>
-      </w:r>
-    </w:p>
-    <w:p>
-      <w:pPr>
-        <w:ind w:left="288" w:hanging="216"/>
-        <w:jc w:val="both"/>
-        <w:rPr>
-          <w:lang w:val="es-PE"/>
-        </w:rPr>
-      </w:pPr>
-      <w:r>
-        <w:rPr>
-          <w:lang w:val="es-PE"/>
-        </w:rPr>
-        <w:t xml:space="preserve">• </w:t>
-      </w:r>
-      <w:r>
-        <w:rPr>
-          <w:lang w:val="es-PE"/>
-        </w:rPr>
-        <w:t xml:space="preserve">Resultado esperado: La contraseña debe tener como mínimo 5 caracteres en el </w:t>
-      </w:r>
-      <w:proofErr w:type="spellStart"/>
-      <w:r>
-        <w:rPr>
-          <w:lang w:val="es-PE"/>
-        </w:rPr>
-        <w:t>login</w:t>
-      </w:r>
-      <w:proofErr w:type="spellEnd"/>
-      <w:r>
-        <w:rPr>
-          <w:lang w:val="es-PE"/>
-        </w:rPr>
-        <w:t>.</w:t>
-      </w:r>
-    </w:p>
-    <w:p>
-      <w:pPr>
-        <w:ind w:left="288" w:hanging="216"/>
-        <w:jc w:val="both"/>
-        <w:rPr>
-          <w:lang w:val="es-PE"/>
-        </w:rPr>
-      </w:pPr>
-      <w:r>
-        <w:rPr>
-          <w:lang w:val="es-PE"/>
-        </w:rPr>
-        <w:t xml:space="preserve">• Resultado actual: La lógica actual no valida longitud mínima; cualquier </w:t>
-      </w:r>
-      <w:proofErr w:type="spellStart"/>
-      <w:r>
-        <w:rPr>
-          <w:lang w:val="es-PE"/>
-        </w:rPr>
-        <w:t>password</w:t>
-      </w:r>
-      <w:proofErr w:type="spellEnd"/>
-      <w:r>
-        <w:rPr>
-          <w:lang w:val="es-PE"/>
-        </w:rPr>
-        <w:t xml:space="preserve"> no vacío es aceptado.</w:t>
-      </w:r>
-    </w:p>
-    <w:p>
-      <w:pPr>
-        <w:ind w:left="288" w:hanging="216"/>
-        <w:jc w:val="both"/>
-        <w:rPr>
-          <w:lang w:val="es-PE"/>
-        </w:rPr>
-      </w:pPr>
-      <w:r>
-        <w:rPr>
-          <w:lang w:val="es-PE"/>
-        </w:rPr>
-        <w:t>• Impacto: Incumple criterio de aceptación y permite autenticaciones</w:t>
-      </w:r>
-      <w:r>
-        <w:rPr>
-          <w:lang w:val="es-PE"/>
-        </w:rPr>
-        <w:t xml:space="preserve"> inconsistentes.</w:t>
-      </w:r>
-    </w:p>
-    <w:p>
-      <w:pPr>
-        <w:pStyle w:val="Ttulo4"/>
-        <w:jc w:val="both"/>
-        <w:rPr>
-          <w:color w:val="auto"/>
-          <w:lang w:val="es-PE"/>
-        </w:rPr>
-      </w:pPr>
-      <w:r>
-        <w:rPr>
-          <w:color w:val="auto"/>
-          <w:lang w:val="es-PE"/>
-        </w:rPr>
-        <w:lastRenderedPageBreak/>
-        <w:t xml:space="preserve">LOG-BUG-05. </w:t>
-      </w:r>
-      <w:proofErr w:type="spellStart"/>
-      <w:r>
-        <w:rPr>
-          <w:color w:val="auto"/>
-          <w:lang w:val="es-PE"/>
-        </w:rPr>
-        <w:t>Frontend</w:t>
-      </w:r>
-      <w:proofErr w:type="spellEnd"/>
-      <w:r>
-        <w:rPr>
-          <w:color w:val="auto"/>
-          <w:lang w:val="es-PE"/>
-        </w:rPr>
-        <w:t xml:space="preserve"> de </w:t>
-      </w:r>
-      <w:proofErr w:type="spellStart"/>
-      <w:r>
-        <w:rPr>
-          <w:color w:val="auto"/>
-          <w:lang w:val="es-PE"/>
-        </w:rPr>
-        <w:t>login</w:t>
-      </w:r>
-      <w:proofErr w:type="spellEnd"/>
-      <w:r>
-        <w:rPr>
-          <w:color w:val="auto"/>
-          <w:lang w:val="es-PE"/>
-        </w:rPr>
-        <w:t xml:space="preserve"> permite datos inválidos y muestra mensajes genéricos</w:t>
-      </w:r>
-    </w:p>
-    <w:p>
-      <w:pPr>
-        <w:ind w:left="288" w:hanging="216"/>
-        <w:jc w:val="both"/>
-        <w:rPr>
-          <w:lang w:val="es-PE"/>
-        </w:rPr>
-      </w:pPr>
-      <w:r>
-        <w:rPr>
-          <w:lang w:val="es-PE"/>
-        </w:rPr>
-        <w:t>• Severidad: Media</w:t>
-      </w:r>
-    </w:p>
-    <w:p>
-      <w:pPr>
-        <w:ind w:left="288" w:hanging="216"/>
-        <w:jc w:val="both"/>
-        <w:rPr>
-          <w:lang w:val="es-PE"/>
-        </w:rPr>
-      </w:pPr>
-      <w:r>
-        <w:rPr>
-          <w:lang w:val="es-PE"/>
-        </w:rPr>
-        <w:t>• Prioridad: Media</w:t>
-      </w:r>
-    </w:p>
-    <w:p>
-      <w:pPr>
-        <w:ind w:left="288" w:hanging="216"/>
-        <w:jc w:val="both"/>
-        <w:rPr>
-          <w:lang w:val="es-PE"/>
-        </w:rPr>
-      </w:pPr>
-      <w:r>
-        <w:rPr>
-          <w:lang w:val="es-PE"/>
-        </w:rPr>
-        <w:t>• Resultado esperado: La UI debería bloquear formato inválido y presentar mensajes claros según el error.</w:t>
-      </w:r>
-    </w:p>
-    <w:p>
-      <w:pPr>
-        <w:ind w:left="288" w:hanging="216"/>
-        <w:jc w:val="both"/>
-        <w:rPr>
-          <w:lang w:val="es-PE"/>
-        </w:rPr>
-      </w:pPr>
-      <w:r>
-        <w:rPr>
-          <w:lang w:val="es-PE"/>
-        </w:rPr>
-        <w:t xml:space="preserve">• Resultado </w:t>
-      </w:r>
-      <w:r>
-        <w:rPr>
-          <w:lang w:val="es-PE"/>
-        </w:rPr>
-        <w:t>actual: El formulario envía cualquier valor y solo muestra mensajes genéricos como INVALID o REQUIRED.</w:t>
-      </w:r>
-    </w:p>
-    <w:p>
-      <w:pPr>
-        <w:ind w:left="288" w:hanging="216"/>
-        <w:jc w:val="both"/>
-        <w:rPr>
-          <w:lang w:val="es-PE"/>
-        </w:rPr>
-      </w:pPr>
-      <w:r>
-        <w:rPr>
-          <w:lang w:val="es-PE"/>
-        </w:rPr>
-        <w:t>• Impacto: Afecta experiencia de usuario y dificulta distinguir errores de formato, negocio o credenciales.</w:t>
-      </w:r>
-    </w:p>
-    <w:p>
-      <w:pPr>
-        <w:pStyle w:val="Ttulo3"/>
-        <w:jc w:val="both"/>
-        <w:rPr>
-          <w:color w:val="auto"/>
-          <w:lang w:val="es-PE"/>
-        </w:rPr>
-      </w:pPr>
-      <w:r>
-        <w:rPr>
-          <w:color w:val="auto"/>
-          <w:lang w:val="es-PE"/>
-        </w:rPr>
-        <w:t>Mejoras para registro</w:t>
-      </w:r>
-    </w:p>
-    <w:p>
-      <w:pPr>
-        <w:ind w:left="288" w:hanging="216"/>
-        <w:jc w:val="both"/>
-        <w:rPr>
-          <w:lang w:val="es-PE"/>
-        </w:rPr>
-      </w:pPr>
-      <w:r>
-        <w:rPr>
-          <w:lang w:val="es-PE"/>
-        </w:rPr>
-        <w:t>1. Persistir usuarios y</w:t>
-      </w:r>
-      <w:r>
-        <w:rPr>
-          <w:lang w:val="es-PE"/>
-        </w:rPr>
-        <w:t xml:space="preserve"> validar duplicidad de correo.</w:t>
-      </w:r>
-    </w:p>
-    <w:p>
-      <w:pPr>
-        <w:ind w:left="288" w:hanging="216"/>
-        <w:jc w:val="both"/>
-        <w:rPr>
-          <w:lang w:val="es-PE"/>
-        </w:rPr>
-      </w:pPr>
-      <w:r>
-        <w:rPr>
-          <w:lang w:val="es-PE"/>
-        </w:rPr>
-        <w:t>2. Mostrar mensajes específicos por campo inválido.</w:t>
-      </w:r>
-    </w:p>
-    <w:p>
-      <w:pPr>
-        <w:ind w:left="288" w:hanging="216"/>
-        <w:jc w:val="both"/>
-        <w:rPr>
-          <w:lang w:val="es-PE"/>
-        </w:rPr>
-      </w:pPr>
-      <w:r>
-        <w:rPr>
-          <w:lang w:val="es-PE"/>
-        </w:rPr>
-        <w:t xml:space="preserve">3. Implementar validación consistente en </w:t>
-      </w:r>
-      <w:proofErr w:type="spellStart"/>
-      <w:r>
-        <w:rPr>
-          <w:lang w:val="es-PE"/>
-        </w:rPr>
-        <w:t>frontend</w:t>
-      </w:r>
-      <w:proofErr w:type="spellEnd"/>
-      <w:r>
-        <w:rPr>
-          <w:lang w:val="es-PE"/>
-        </w:rPr>
-        <w:t xml:space="preserve"> y </w:t>
-      </w:r>
-      <w:proofErr w:type="spellStart"/>
-      <w:r>
-        <w:rPr>
-          <w:lang w:val="es-PE"/>
-        </w:rPr>
-        <w:t>backend</w:t>
-      </w:r>
-      <w:proofErr w:type="spellEnd"/>
-      <w:r>
-        <w:rPr>
-          <w:lang w:val="es-PE"/>
-        </w:rPr>
-        <w:t>.</w:t>
-      </w:r>
-    </w:p>
-    <w:p>
-      <w:pPr>
-        <w:pStyle w:val="Ttulo3"/>
-        <w:jc w:val="both"/>
-        <w:rPr>
-          <w:color w:val="auto"/>
-          <w:lang w:val="es-PE"/>
-        </w:rPr>
-      </w:pPr>
-      <w:r>
-        <w:rPr>
-          <w:color w:val="auto"/>
-          <w:lang w:val="es-PE"/>
-        </w:rPr>
-        <w:t xml:space="preserve">Mejoras para </w:t>
-      </w:r>
-      <w:proofErr w:type="spellStart"/>
-      <w:r>
-        <w:rPr>
-          <w:color w:val="auto"/>
-          <w:lang w:val="es-PE"/>
-        </w:rPr>
-        <w:t>login</w:t>
-      </w:r>
-      <w:proofErr w:type="spellEnd"/>
-    </w:p>
-    <w:p>
-      <w:pPr>
-        <w:ind w:left="288" w:hanging="216"/>
-        <w:jc w:val="both"/>
-        <w:rPr>
-          <w:lang w:val="es-PE"/>
-        </w:rPr>
-      </w:pPr>
-      <w:r>
-        <w:rPr>
-          <w:lang w:val="es-PE"/>
-        </w:rPr>
-        <w:t xml:space="preserve">1. Validar </w:t>
-      </w:r>
-      <w:proofErr w:type="spellStart"/>
-      <w:r>
-        <w:rPr>
-          <w:lang w:val="es-PE"/>
-        </w:rPr>
-        <w:t>login</w:t>
-      </w:r>
-      <w:proofErr w:type="spellEnd"/>
-      <w:r>
-        <w:rPr>
-          <w:lang w:val="es-PE"/>
-        </w:rPr>
-        <w:t xml:space="preserve"> contra usuarios realmente registrados.</w:t>
-      </w:r>
-    </w:p>
-    <w:p>
-      <w:pPr>
-        <w:ind w:left="288" w:hanging="216"/>
-        <w:jc w:val="both"/>
-        <w:rPr>
-          <w:lang w:val="es-PE"/>
-        </w:rPr>
-      </w:pPr>
-      <w:r>
-        <w:rPr>
-          <w:lang w:val="es-PE"/>
-        </w:rPr>
-        <w:t>2. Implementar sesión o token de aute</w:t>
-      </w:r>
-      <w:r>
-        <w:rPr>
-          <w:lang w:val="es-PE"/>
-        </w:rPr>
-        <w:t>nticación.</w:t>
-      </w:r>
-    </w:p>
-    <w:p>
-      <w:pPr>
-        <w:ind w:left="288" w:hanging="216"/>
-        <w:jc w:val="both"/>
-        <w:rPr>
-          <w:lang w:val="es-PE"/>
-        </w:rPr>
-      </w:pPr>
-      <w:r>
-        <w:rPr>
-          <w:lang w:val="es-PE"/>
-        </w:rPr>
-        <w:t>3. Diferenciar errores de formato, credenciales y errores técnicos.</w:t>
-      </w:r>
-    </w:p>
-    <w:p>
-      <w:pPr>
-        <w:pStyle w:val="Ttulo2"/>
-        <w:jc w:val="both"/>
-        <w:rPr>
-          <w:color w:val="auto"/>
-          <w:lang w:val="es-PE"/>
-        </w:rPr>
-      </w:pPr>
-      <w:r>
-        <w:rPr>
-          <w:color w:val="auto"/>
-          <w:lang w:val="es-PE"/>
-        </w:rPr>
-        <w:t>8. Si el desarrollador indica que 3 bugs no aplican</w:t>
-      </w:r>
-    </w:p>
-    <w:p>
-      <w:pPr>
-        <w:ind w:left="288" w:hanging="216"/>
-        <w:jc w:val="both"/>
-        <w:rPr>
-          <w:lang w:val="es-PE"/>
-        </w:rPr>
-      </w:pPr>
-      <w:r>
-        <w:rPr>
-          <w:lang w:val="es-PE"/>
-        </w:rPr>
-        <w:t>1. Revisaría evidencia, criterio y comportamiento observado.</w:t>
-      </w:r>
-    </w:p>
-    <w:p>
-      <w:pPr>
-        <w:ind w:left="288" w:hanging="216"/>
-        <w:jc w:val="both"/>
-        <w:rPr>
-          <w:lang w:val="es-PE"/>
-        </w:rPr>
-      </w:pPr>
-      <w:r>
-        <w:rPr>
-          <w:lang w:val="es-PE"/>
-        </w:rPr>
-        <w:t xml:space="preserve">2. Confirmaría si el hallazgo corresponde a bug, mejora o </w:t>
-      </w:r>
-      <w:r>
-        <w:rPr>
-          <w:lang w:val="es-PE"/>
-        </w:rPr>
-        <w:t>aclaración.</w:t>
-      </w:r>
-    </w:p>
-    <w:p>
-      <w:pPr>
-        <w:ind w:left="288" w:hanging="216"/>
-        <w:jc w:val="both"/>
-        <w:rPr>
-          <w:lang w:val="es-PE"/>
-        </w:rPr>
-      </w:pPr>
-      <w:r>
-        <w:rPr>
-          <w:lang w:val="es-PE"/>
-        </w:rPr>
-        <w:t>3. Alinearía con desarrollo mediante evidencia reproducible.</w:t>
-      </w:r>
-    </w:p>
-    <w:p>
-      <w:pPr>
-        <w:ind w:left="288" w:hanging="216"/>
-        <w:jc w:val="both"/>
-        <w:rPr>
-          <w:lang w:val="es-PE"/>
-        </w:rPr>
-      </w:pPr>
-      <w:r>
-        <w:rPr>
-          <w:lang w:val="es-PE"/>
-        </w:rPr>
-        <w:t>4. Si persiste el desacuerdo, escalaría objetivamente con PO o líder.</w:t>
-      </w:r>
-    </w:p>
-    <w:p>
-      <w:pPr>
-        <w:pStyle w:val="Ttulo2"/>
-        <w:jc w:val="both"/>
-        <w:rPr>
-          <w:color w:val="auto"/>
-          <w:lang w:val="es-PE"/>
-        </w:rPr>
-      </w:pPr>
-      <w:r>
-        <w:rPr>
-          <w:color w:val="auto"/>
-          <w:lang w:val="es-PE"/>
-        </w:rPr>
-        <w:t xml:space="preserve">9. Si el </w:t>
-      </w:r>
-      <w:proofErr w:type="spellStart"/>
-      <w:r>
-        <w:rPr>
-          <w:color w:val="auto"/>
-          <w:lang w:val="es-PE"/>
-        </w:rPr>
-        <w:t>Product</w:t>
-      </w:r>
-      <w:proofErr w:type="spellEnd"/>
-      <w:r>
-        <w:rPr>
-          <w:color w:val="auto"/>
-          <w:lang w:val="es-PE"/>
-        </w:rPr>
-        <w:t xml:space="preserve"> </w:t>
-      </w:r>
-      <w:proofErr w:type="spellStart"/>
-      <w:r>
-        <w:rPr>
-          <w:color w:val="auto"/>
-          <w:lang w:val="es-PE"/>
-        </w:rPr>
-        <w:t>Owner</w:t>
-      </w:r>
-      <w:proofErr w:type="spellEnd"/>
-      <w:r>
-        <w:rPr>
-          <w:color w:val="auto"/>
-          <w:lang w:val="es-PE"/>
-        </w:rPr>
-        <w:t xml:space="preserve"> solicita cambios durante la ejecución</w:t>
-      </w:r>
-    </w:p>
-    <w:p>
-      <w:pPr>
-        <w:ind w:left="288" w:hanging="216"/>
-        <w:jc w:val="both"/>
-        <w:rPr>
-          <w:lang w:val="es-PE"/>
-        </w:rPr>
-      </w:pPr>
-      <w:r>
-        <w:rPr>
-          <w:lang w:val="es-PE"/>
-        </w:rPr>
-        <w:t>1. Entender el cambio exacto.</w:t>
-      </w:r>
-    </w:p>
-    <w:p>
-      <w:pPr>
-        <w:ind w:left="288" w:hanging="216"/>
-        <w:jc w:val="both"/>
-        <w:rPr>
-          <w:lang w:val="es-PE"/>
-        </w:rPr>
-      </w:pPr>
-      <w:r>
-        <w:rPr>
-          <w:lang w:val="es-PE"/>
-        </w:rPr>
-        <w:t xml:space="preserve">2. Evaluar impacto en </w:t>
-      </w:r>
-      <w:r>
-        <w:rPr>
-          <w:lang w:val="es-PE"/>
-        </w:rPr>
-        <w:t>alcance, pruebas, automatización y fechas.</w:t>
+        <w:t>2. Evaluar impacto en alcance, pruebas, automatización y fechas.</w:t>
       </w:r>
     </w:p>
     <w:p>
@@ -4755,13 +3674,7 @@
         <w:rPr>
           <w:lang w:val="es-PE"/>
         </w:rPr>
-        <w:t>5. E</w:t>
-      </w:r>
-      <w:r>
-        <w:rPr>
-          <w:lang w:val="es-PE"/>
-        </w:rPr>
-        <w:t>vitaría afirmar calidad total si la cobertura no la respalda.</w:t>
+        <w:t>5. Evitaría afirmar calidad total si la cobertura no la respalda.</w:t>
       </w:r>
     </w:p>
     <w:p>
@@ -4792,55 +3705,7 @@
         <w:rPr>
           <w:lang w:val="es-PE"/>
         </w:rPr>
-        <w:t xml:space="preserve">La historia no debería certificarse como conforme en el estado actual. Existen incumplimientos funcionales directos en </w:t>
-      </w:r>
-      <w:proofErr w:type="spellStart"/>
-      <w:r>
-        <w:rPr>
-          <w:lang w:val="es-PE"/>
-        </w:rPr>
-        <w:t>login</w:t>
-      </w:r>
-      <w:proofErr w:type="spellEnd"/>
-      <w:r>
-        <w:rPr>
-          <w:lang w:val="es-PE"/>
-        </w:rPr>
-        <w:t xml:space="preserve">, en la regla del </w:t>
-      </w:r>
-      <w:proofErr w:type="spellStart"/>
-      <w:r>
-        <w:rPr>
-          <w:lang w:val="es-PE"/>
-        </w:rPr>
-        <w:t>password</w:t>
-      </w:r>
-      <w:proofErr w:type="spellEnd"/>
-      <w:r>
-        <w:rPr>
-          <w:lang w:val="es-PE"/>
-        </w:rPr>
-        <w:t xml:space="preserve"> para registro y en el</w:t>
-      </w:r>
-      <w:r>
-        <w:rPr>
-          <w:lang w:val="es-PE"/>
-        </w:rPr>
-        <w:t xml:space="preserve"> flujo </w:t>
-      </w:r>
-      <w:proofErr w:type="spellStart"/>
-      <w:r>
-        <w:rPr>
-          <w:lang w:val="es-PE"/>
-        </w:rPr>
-        <w:t>end-to-end</w:t>
-      </w:r>
-      <w:proofErr w:type="spellEnd"/>
-      <w:r>
-        <w:rPr>
-          <w:lang w:val="es-PE"/>
-        </w:rPr>
-        <w:t xml:space="preserve"> de negocio.</w:t>
+        <w:t>La historia no debería certificarse como conforme en el estado actual. Existen incumplimientos funcionales directos en login, en la regla del password para registro y en el flujo end-to-end de negocio.</w:t>
       </w:r>
     </w:p>
     <w:p>
@@ -4902,13 +3767,7 @@
         <w:rPr>
           <w:lang w:val="es-PE"/>
         </w:rPr>
-        <w:t>Objetivo</w:t>
-      </w:r>
-      <w:r>
-        <w:rPr>
-          <w:lang w:val="es-PE"/>
-        </w:rPr>
-        <w:t>s:</w:t>
+        <w:t>Objetivos:</w:t>
       </w:r>
     </w:p>
     <w:p>
@@ -5027,13 +3886,7 @@
         <w:rPr>
           <w:lang w:val="es-PE"/>
         </w:rPr>
-        <w:t xml:space="preserve">3. Mantener pruebas legibles, </w:t>
-      </w:r>
-      <w:r>
-        <w:rPr>
-          <w:lang w:val="es-PE"/>
-        </w:rPr>
-        <w:t>independientes y pequeñas.</w:t>
+        <w:t>3. Mantener pruebas legibles, independientes y pequeñas.</w:t>
       </w:r>
     </w:p>
     <w:p>
@@ -5048,35 +3901,7 @@
         <w:rPr>
           <w:lang w:val="es-PE"/>
         </w:rPr>
-        <w:t xml:space="preserve">4. Separar datos, </w:t>
-      </w:r>
-      <w:proofErr w:type="spellStart"/>
-      <w:r>
-        <w:rPr>
-          <w:lang w:val="es-PE"/>
-        </w:rPr>
-        <w:t>helpers</w:t>
-      </w:r>
-      <w:proofErr w:type="spellEnd"/>
-      <w:r>
-        <w:rPr>
-          <w:lang w:val="es-PE"/>
-        </w:rPr>
-        <w:t xml:space="preserve"> y </w:t>
-      </w:r>
-      <w:proofErr w:type="spellStart"/>
-      <w:r>
-        <w:rPr>
-          <w:lang w:val="es-PE"/>
-        </w:rPr>
-        <w:t>specs</w:t>
-      </w:r>
-      <w:proofErr w:type="spellEnd"/>
-      <w:r>
-        <w:rPr>
-          <w:lang w:val="es-PE"/>
-        </w:rPr>
-        <w:t>.</w:t>
+        <w:t>4. Separar datos, helpers y specs.</w:t>
       </w:r>
     </w:p>
     <w:p>
@@ -5130,14 +3955,14 @@
         <w:tblLook w:val="04A0" w:firstRow="1" w:lastRow="0" w:firstColumn="1" w:lastColumn="0" w:noHBand="0" w:noVBand="1"/>
       </w:tblPr>
       <w:tblGrid>
-        <w:gridCol w:w="1950"/>
-        <w:gridCol w:w="3540"/>
-        <w:gridCol w:w="3860"/>
+        <w:gridCol w:w="2233"/>
+        <w:gridCol w:w="4000"/>
+        <w:gridCol w:w="3117"/>
       </w:tblGrid>
       <w:tr>
         <w:tc>
           <w:tcPr>
-            <w:tcW w:w="1951" w:type="dxa"/>
+            <w:tcW w:w="2235" w:type="dxa"/>
             <w:vAlign w:val="center"/>
           </w:tcPr>
           <w:p>
@@ -5159,7 +3984,7 @@
         </w:tc>
         <w:tc>
           <w:tcPr>
-            <w:tcW w:w="3544" w:type="dxa"/>
+            <w:tcW w:w="4005" w:type="dxa"/>
             <w:vAlign w:val="center"/>
           </w:tcPr>
           <w:p>
@@ -5181,7 +4006,7 @@
         </w:tc>
         <w:tc>
           <w:tcPr>
-            <w:tcW w:w="3865" w:type="dxa"/>
+            <w:tcW w:w="3120" w:type="dxa"/>
             <w:vAlign w:val="center"/>
           </w:tcPr>
           <w:p>
@@ -5205,7 +4030,7 @@
       <w:tr>
         <w:tc>
           <w:tcPr>
-            <w:tcW w:w="1951" w:type="dxa"/>
+            <w:tcW w:w="2235" w:type="dxa"/>
             <w:vAlign w:val="center"/>
           </w:tcPr>
           <w:p>
@@ -5226,7 +4051,7 @@
         </w:tc>
         <w:tc>
           <w:tcPr>
-            <w:tcW w:w="3544" w:type="dxa"/>
+            <w:tcW w:w="4005" w:type="dxa"/>
             <w:vAlign w:val="center"/>
           </w:tcPr>
           <w:p>
@@ -5241,38 +4066,13 @@
                 <w:sz w:val="20"/>
                 <w:lang w:val="es-PE"/>
               </w:rPr>
-              <w:t xml:space="preserve">Reglas de </w:t>
+              <w:t>Reglas de register y login</w:t>
             </w:r>
-            <w:proofErr w:type="spellStart"/>
-            <w:r>
-              <w:rPr>
-                <w:sz w:val="20"/>
-                <w:lang w:val="es-PE"/>
-              </w:rPr>
-              <w:t>register</w:t>
-            </w:r>
-            <w:proofErr w:type="spellEnd"/>
-            <w:r>
-              <w:rPr>
-                <w:sz w:val="20"/>
-                <w:lang w:val="es-PE"/>
-              </w:rPr>
-              <w:t xml:space="preserve"> y </w:t>
-            </w:r>
-            <w:proofErr w:type="spellStart"/>
-            <w:r>
-              <w:rPr>
-                <w:sz w:val="20"/>
-                <w:lang w:val="es-PE"/>
-              </w:rPr>
-              <w:t>login</w:t>
-            </w:r>
-            <w:proofErr w:type="spellEnd"/>
           </w:p>
         </w:tc>
         <w:tc>
           <w:tcPr>
-            <w:tcW w:w="3865" w:type="dxa"/>
+            <w:tcW w:w="3120" w:type="dxa"/>
             <w:vAlign w:val="center"/>
           </w:tcPr>
           <w:p>
@@ -5295,7 +4095,7 @@
       <w:tr>
         <w:tc>
           <w:tcPr>
-            <w:tcW w:w="1951" w:type="dxa"/>
+            <w:tcW w:w="2235" w:type="dxa"/>
             <w:vAlign w:val="center"/>
           </w:tcPr>
           <w:p>
@@ -5316,7 +4116,7 @@
         </w:tc>
         <w:tc>
           <w:tcPr>
-            <w:tcW w:w="3544" w:type="dxa"/>
+            <w:tcW w:w="4005" w:type="dxa"/>
             <w:vAlign w:val="center"/>
           </w:tcPr>
           <w:p>
@@ -5331,20 +4131,13 @@
                 <w:sz w:val="20"/>
                 <w:lang w:val="es-PE"/>
               </w:rPr>
-              <w:t>Form</w:t>
-            </w:r>
-            <w:r>
-              <w:rPr>
-                <w:sz w:val="20"/>
-                <w:lang w:val="es-PE"/>
-              </w:rPr>
-              <w:t>ularios, mensajes y flujo usuario</w:t>
+              <w:t>Formularios, mensajes y flujo usuario</w:t>
             </w:r>
           </w:p>
         </w:tc>
         <w:tc>
           <w:tcPr>
-            <w:tcW w:w="3865" w:type="dxa"/>
+            <w:tcW w:w="3120" w:type="dxa"/>
             <w:vAlign w:val="center"/>
           </w:tcPr>
           <w:p>
@@ -5367,7 +4160,7 @@
       <w:tr>
         <w:tc>
           <w:tcPr>
-            <w:tcW w:w="1951" w:type="dxa"/>
+            <w:tcW w:w="2235" w:type="dxa"/>
             <w:vAlign w:val="center"/>
           </w:tcPr>
           <w:p>
@@ -5388,7 +4181,7 @@
         </w:tc>
         <w:tc>
           <w:tcPr>
-            <w:tcW w:w="3544" w:type="dxa"/>
+            <w:tcW w:w="4005" w:type="dxa"/>
             <w:vAlign w:val="center"/>
           </w:tcPr>
           <w:p>
@@ -5403,22 +4196,13 @@
                 <w:sz w:val="20"/>
                 <w:lang w:val="es-PE"/>
               </w:rPr>
-              <w:t xml:space="preserve">Registro seguido de </w:t>
+              <w:t>Registro seguido de login</w:t>
             </w:r>
-            <w:proofErr w:type="spellStart"/>
-            <w:r>
-              <w:rPr>
-                <w:sz w:val="20"/>
-                <w:lang w:val="es-PE"/>
-              </w:rPr>
-              <w:t>login</w:t>
-            </w:r>
-            <w:proofErr w:type="spellEnd"/>
           </w:p>
         </w:tc>
         <w:tc>
           <w:tcPr>
-            <w:tcW w:w="3865" w:type="dxa"/>
+            <w:tcW w:w="3120" w:type="dxa"/>
             <w:vAlign w:val="center"/>
           </w:tcPr>
           <w:p>
@@ -5476,55 +4260,7 @@
         <w:rPr>
           <w:lang w:val="es-PE"/>
         </w:rPr>
-        <w:t xml:space="preserve">Elegiría </w:t>
-      </w:r>
-      <w:proofErr w:type="spellStart"/>
-      <w:r>
-        <w:rPr>
-          <w:lang w:val="es-PE"/>
-        </w:rPr>
-        <w:t>Playwright</w:t>
-      </w:r>
-      <w:proofErr w:type="spellEnd"/>
-      <w:r>
-        <w:rPr>
-          <w:lang w:val="es-PE"/>
-        </w:rPr>
-        <w:t xml:space="preserve"> con </w:t>
-      </w:r>
-      <w:proofErr w:type="spellStart"/>
-      <w:r>
-        <w:rPr>
-          <w:lang w:val="es-PE"/>
-        </w:rPr>
-        <w:t>TypeScript</w:t>
-      </w:r>
-      <w:proofErr w:type="spellEnd"/>
-      <w:r>
-        <w:rPr>
-          <w:lang w:val="es-PE"/>
-        </w:rPr>
-        <w:t xml:space="preserve">, usando BDD con </w:t>
-      </w:r>
-      <w:proofErr w:type="spellStart"/>
-      <w:r>
-        <w:rPr>
-          <w:lang w:val="es-PE"/>
-        </w:rPr>
-        <w:t>Gherkin</w:t>
-      </w:r>
-      <w:proofErr w:type="spellEnd"/>
-      <w:r>
-        <w:rPr>
-          <w:lang w:val="es-PE"/>
-        </w:rPr>
-        <w:t xml:space="preserve"> para UI en español y </w:t>
-      </w:r>
-      <w:r>
-        <w:rPr>
-          <w:lang w:val="es-PE"/>
-        </w:rPr>
-        <w:t>arquitectura POM para mantener la capa de interfaz desacoplada de los escenarios.</w:t>
+        <w:t>Elegiría Playwright con TypeScript, usando BDD con Gherkin para UI en español y arquitectura POM para mantener la capa de interfaz desacoplada de los escenarios.</w:t>
       </w:r>
     </w:p>
     <w:p>
@@ -5553,21 +4289,7 @@
         <w:rPr>
           <w:lang w:val="es-PE"/>
         </w:rPr>
-        <w:t xml:space="preserve">1. Permite automatizar API y UI en el mismo </w:t>
-      </w:r>
-      <w:proofErr w:type="spellStart"/>
-      <w:r>
-        <w:rPr>
-          <w:lang w:val="es-PE"/>
-        </w:rPr>
-        <w:t>stack</w:t>
-      </w:r>
-      <w:proofErr w:type="spellEnd"/>
-      <w:r>
-        <w:rPr>
-          <w:lang w:val="es-PE"/>
-        </w:rPr>
-        <w:t>.</w:t>
+        <w:t>1. Permite automatizar API y UI en el mismo stack.</w:t>
       </w:r>
     </w:p>
     <w:p>
@@ -5582,21 +4304,7 @@
         <w:rPr>
           <w:lang w:val="es-PE"/>
         </w:rPr>
-        <w:t xml:space="preserve">2. </w:t>
-      </w:r>
-      <w:proofErr w:type="spellStart"/>
-      <w:r>
-        <w:rPr>
-          <w:lang w:val="es-PE"/>
-        </w:rPr>
-        <w:t>TypeScript</w:t>
-      </w:r>
-      <w:proofErr w:type="spellEnd"/>
-      <w:r>
-        <w:rPr>
-          <w:lang w:val="es-PE"/>
-        </w:rPr>
-        <w:t xml:space="preserve"> mejora mantenibilidad, tipado y escalabilidad.</w:t>
+        <w:t>2. TypeScript mejora mantenibilidad, tipado y escalabilidad.</w:t>
       </w:r>
     </w:p>
     <w:p>
@@ -5611,13 +4319,7 @@
         <w:rPr>
           <w:lang w:val="es-PE"/>
         </w:rPr>
-        <w:t xml:space="preserve">3. BDD ayuda a expresar escenarios en lenguaje </w:t>
-      </w:r>
-      <w:r>
-        <w:rPr>
-          <w:lang w:val="es-PE"/>
-        </w:rPr>
-        <w:t>cercano al negocio.</w:t>
+        <w:t>3. BDD ayuda a expresar escenarios en lenguaje cercano al negocio.</w:t>
       </w:r>
     </w:p>
     <w:p>
@@ -5691,55 +4393,7 @@
         <w:rPr>
           <w:lang w:val="es-PE"/>
         </w:rPr>
-        <w:t xml:space="preserve">• </w:t>
-      </w:r>
-      <w:proofErr w:type="spellStart"/>
-      <w:r>
-        <w:rPr>
-          <w:lang w:val="es-PE"/>
-        </w:rPr>
-        <w:t>Cypress</w:t>
-      </w:r>
-      <w:proofErr w:type="spellEnd"/>
-      <w:r>
-        <w:rPr>
-          <w:lang w:val="es-PE"/>
-        </w:rPr>
-        <w:t xml:space="preserve"> también serviría para UI, pero </w:t>
-      </w:r>
-      <w:proofErr w:type="spellStart"/>
-      <w:r>
-        <w:rPr>
-          <w:lang w:val="es-PE"/>
-        </w:rPr>
-        <w:t>Playwright</w:t>
-      </w:r>
-      <w:proofErr w:type="spellEnd"/>
-      <w:r>
-        <w:rPr>
-          <w:lang w:val="es-PE"/>
-        </w:rPr>
-        <w:t xml:space="preserve"> ofrece mejor</w:t>
-      </w:r>
-      <w:r>
-        <w:rPr>
-          <w:lang w:val="es-PE"/>
-        </w:rPr>
-        <w:t xml:space="preserve"> combinación de API + navegador en un solo </w:t>
-      </w:r>
-      <w:proofErr w:type="spellStart"/>
-      <w:r>
-        <w:rPr>
-          <w:lang w:val="es-PE"/>
-        </w:rPr>
-        <w:t>framework</w:t>
-      </w:r>
-      <w:proofErr w:type="spellEnd"/>
-      <w:r>
-        <w:rPr>
-          <w:lang w:val="es-PE"/>
-        </w:rPr>
-        <w:t>.</w:t>
+        <w:t>• Cypress también serviría para UI, pero Playwright ofrece mejor combinación de API + navegador en un solo framework.</w:t>
       </w:r>
     </w:p>
     <w:p>
@@ -5754,21 +4408,7 @@
         <w:rPr>
           <w:lang w:val="es-PE"/>
         </w:rPr>
-        <w:t xml:space="preserve">• </w:t>
-      </w:r>
-      <w:proofErr w:type="spellStart"/>
-      <w:r>
-        <w:rPr>
-          <w:lang w:val="es-PE"/>
-        </w:rPr>
-        <w:t>Postman</w:t>
-      </w:r>
-      <w:proofErr w:type="spellEnd"/>
-      <w:r>
-        <w:rPr>
-          <w:lang w:val="es-PE"/>
-        </w:rPr>
-        <w:t>/Newman sirve para API, pero no centraliza bien la capa UI.</w:t>
+        <w:t>• Postman/Newman sirve para API, pero no centraliza bien la capa UI.</w:t>
       </w:r>
     </w:p>
     <w:p>
@@ -5783,21 +4423,7 @@
         <w:rPr>
           <w:lang w:val="es-PE"/>
         </w:rPr>
-        <w:t xml:space="preserve">• </w:t>
-      </w:r>
-      <w:proofErr w:type="spellStart"/>
-      <w:r>
-        <w:rPr>
-          <w:lang w:val="es-PE"/>
-        </w:rPr>
-        <w:t>Selenium</w:t>
-      </w:r>
-      <w:proofErr w:type="spellEnd"/>
-      <w:r>
-        <w:rPr>
-          <w:lang w:val="es-PE"/>
-        </w:rPr>
-        <w:t xml:space="preserve"> es válido, pero implica más peso operativo para este reto.</w:t>
+        <w:t>• Selenium es válido, pero implica más peso operativo para este reto.</w:t>
       </w:r>
     </w:p>
     <w:p>
@@ -6056,21 +4682,12 @@
                 <w:lang w:val="es-PE"/>
               </w:rPr>
             </w:pPr>
-            <w:proofErr w:type="spellStart"/>
             <w:r>
               <w:rPr>
                 <w:sz w:val="20"/>
                 <w:lang w:val="es-PE"/>
               </w:rPr>
-              <w:t>Password</w:t>
-            </w:r>
-            <w:proofErr w:type="spellEnd"/>
-            <w:r>
-              <w:rPr>
-                <w:sz w:val="20"/>
-                <w:lang w:val="es-PE"/>
-              </w:rPr>
-              <w:t xml:space="preserve"> de 5 caracteres</w:t>
+              <w:t>Password de 5 caracteres</w:t>
             </w:r>
           </w:p>
         </w:tc>
@@ -6323,21 +4940,12 @@
                 <w:lang w:val="es-PE"/>
               </w:rPr>
             </w:pPr>
-            <w:proofErr w:type="spellStart"/>
             <w:r>
               <w:rPr>
                 <w:sz w:val="20"/>
                 <w:lang w:val="es-PE"/>
               </w:rPr>
-              <w:t>Login</w:t>
-            </w:r>
-            <w:proofErr w:type="spellEnd"/>
-            <w:r>
-              <w:rPr>
-                <w:sz w:val="20"/>
-                <w:lang w:val="es-PE"/>
-              </w:rPr>
-              <w:t xml:space="preserve"> con credenciales inválidas</w:t>
+              <w:t>Login con credenciales inválidas</w:t>
             </w:r>
           </w:p>
         </w:tc>
@@ -6423,17 +5031,8 @@
                 <w:sz w:val="20"/>
                 <w:lang w:val="es-PE"/>
               </w:rPr>
-              <w:t xml:space="preserve">Campos vacíos en </w:t>
+              <w:t>Campos vacíos en login</w:t>
             </w:r>
-            <w:proofErr w:type="spellStart"/>
-            <w:r>
-              <w:rPr>
-                <w:sz w:val="20"/>
-                <w:lang w:val="es-PE"/>
-              </w:rPr>
-              <w:t>login</w:t>
-            </w:r>
-            <w:proofErr w:type="spellEnd"/>
           </w:p>
         </w:tc>
         <w:tc>
@@ -6662,7 +5261,6 @@
                 <w:lang w:val="es-PE"/>
               </w:rPr>
             </w:pPr>
-            <w:proofErr w:type="spellStart"/>
             <w:r>
               <w:rPr>
                 <w:sz w:val="20"/>
@@ -6670,7 +5268,6 @@
               </w:rPr>
               <w:t>Smoke</w:t>
             </w:r>
-            <w:proofErr w:type="spellEnd"/>
           </w:p>
         </w:tc>
         <w:tc>
@@ -6815,21 +5412,12 @@
                 <w:lang w:val="es-PE"/>
               </w:rPr>
             </w:pPr>
-            <w:proofErr w:type="spellStart"/>
             <w:r>
               <w:rPr>
                 <w:sz w:val="20"/>
                 <w:lang w:val="es-PE"/>
               </w:rPr>
-              <w:t>Password</w:t>
-            </w:r>
-            <w:proofErr w:type="spellEnd"/>
-            <w:r>
-              <w:rPr>
-                <w:sz w:val="20"/>
-                <w:lang w:val="es-PE"/>
-              </w:rPr>
-              <w:t xml:space="preserve"> de 5 caracteres en registro</w:t>
+              <w:t>Password de 5 caracteres en registro</w:t>
             </w:r>
           </w:p>
         </w:tc>
@@ -6894,7 +5482,6 @@
                 <w:sz w:val="20"/>
                 <w:lang w:val="es-PE"/>
               </w:rPr>
-              <w:lastRenderedPageBreak/>
               <w:t>UI-REG-04</w:t>
             </w:r>
           </w:p>
@@ -6981,6 +5568,7 @@
                 <w:sz w:val="20"/>
                 <w:lang w:val="es-PE"/>
               </w:rPr>
+              <w:lastRenderedPageBreak/>
               <w:t>UI-LOG-01</w:t>
             </w:r>
           </w:p>
@@ -7002,17 +5590,8 @@
                 <w:sz w:val="20"/>
                 <w:lang w:val="es-PE"/>
               </w:rPr>
-              <w:t xml:space="preserve">Visualizar formulario de </w:t>
+              <w:t>Visualizar formulario de login</w:t>
             </w:r>
-            <w:proofErr w:type="spellStart"/>
-            <w:r>
-              <w:rPr>
-                <w:sz w:val="20"/>
-                <w:lang w:val="es-PE"/>
-              </w:rPr>
-              <w:t>login</w:t>
-            </w:r>
-            <w:proofErr w:type="spellEnd"/>
           </w:p>
         </w:tc>
         <w:tc>
@@ -7027,7 +5606,6 @@
                 <w:lang w:val="es-PE"/>
               </w:rPr>
             </w:pPr>
-            <w:proofErr w:type="spellStart"/>
             <w:r>
               <w:rPr>
                 <w:sz w:val="20"/>
@@ -7035,7 +5613,6 @@
               </w:rPr>
               <w:t>Smoke</w:t>
             </w:r>
-            <w:proofErr w:type="spellEnd"/>
           </w:p>
         </w:tc>
         <w:tc>
@@ -7094,21 +5671,12 @@
                 <w:lang w:val="es-PE"/>
               </w:rPr>
             </w:pPr>
-            <w:proofErr w:type="spellStart"/>
             <w:r>
               <w:rPr>
                 <w:sz w:val="20"/>
                 <w:lang w:val="es-PE"/>
               </w:rPr>
-              <w:t>Login</w:t>
-            </w:r>
-            <w:proofErr w:type="spellEnd"/>
-            <w:r>
-              <w:rPr>
-                <w:sz w:val="20"/>
-                <w:lang w:val="es-PE"/>
-              </w:rPr>
-              <w:t xml:space="preserve"> con credenciales válidas</w:t>
+              <w:t>Login con credenciales válidas</w:t>
             </w:r>
           </w:p>
         </w:tc>
@@ -7280,24 +5848,8 @@
                 <w:sz w:val="20"/>
                 <w:lang w:val="es-PE"/>
               </w:rPr>
-              <w:t xml:space="preserve">Flujo registro y </w:t>
+              <w:t>Flujo registro y luego login</w:t>
             </w:r>
-            <w:r>
-              <w:rPr>
-                <w:sz w:val="20"/>
-                <w:lang w:val="es-PE"/>
-              </w:rPr>
-              <w:t xml:space="preserve">luego </w:t>
-            </w:r>
-            <w:proofErr w:type="spellStart"/>
-            <w:r>
-              <w:rPr>
-                <w:sz w:val="20"/>
-                <w:lang w:val="es-PE"/>
-              </w:rPr>
-              <w:t>login</w:t>
-            </w:r>
-            <w:proofErr w:type="spellEnd"/>
           </w:p>
         </w:tc>
         <w:tc>
@@ -7366,17 +5918,189 @@
           <w:color w:val="auto"/>
           <w:lang w:val="es-PE"/>
         </w:rPr>
-        <w:t xml:space="preserve">4. Estructura propuesta de </w:t>
-      </w:r>
-      <w:proofErr w:type="spellStart"/>
-      <w:r>
+        <w:t>4. Estructura propuesta de qaAutomationChallenge</w:t>
+      </w:r>
+    </w:p>
+    <w:p>
+      <w:pPr>
+        <w:ind w:left="288" w:hanging="216"/>
+        <w:jc w:val="both"/>
+        <w:rPr>
+          <w:lang w:val="es-PE"/>
+        </w:rPr>
+      </w:pPr>
+      <w:r>
+        <w:rPr>
+          <w:lang w:val="es-PE"/>
+        </w:rPr>
+        <w:t>features/</w:t>
+      </w:r>
+    </w:p>
+    <w:p>
+      <w:pPr>
+        <w:ind w:left="288" w:hanging="216"/>
+        <w:jc w:val="both"/>
+        <w:rPr>
+          <w:lang w:val="es-PE"/>
+        </w:rPr>
+      </w:pPr>
+      <w:r>
+        <w:rPr>
+          <w:lang w:val="es-PE"/>
+        </w:rPr>
+        <w:t>src/data/</w:t>
+      </w:r>
+    </w:p>
+    <w:p>
+      <w:pPr>
+        <w:ind w:left="288" w:hanging="216"/>
+        <w:jc w:val="both"/>
+        <w:rPr>
+          <w:lang w:val="es-PE"/>
+        </w:rPr>
+      </w:pPr>
+      <w:r>
+        <w:rPr>
+          <w:lang w:val="es-PE"/>
+        </w:rPr>
+        <w:t>src/fixtures/</w:t>
+      </w:r>
+    </w:p>
+    <w:p>
+      <w:pPr>
+        <w:ind w:left="288" w:hanging="216"/>
+        <w:jc w:val="both"/>
+        <w:rPr>
+          <w:lang w:val="es-PE"/>
+        </w:rPr>
+      </w:pPr>
+      <w:r>
+        <w:rPr>
+          <w:lang w:val="es-PE"/>
+        </w:rPr>
+        <w:t>src/pages/</w:t>
+      </w:r>
+    </w:p>
+    <w:p>
+      <w:pPr>
+        <w:ind w:left="288" w:hanging="216"/>
+        <w:jc w:val="both"/>
+        <w:rPr>
+          <w:lang w:val="es-PE"/>
+        </w:rPr>
+      </w:pPr>
+      <w:r>
+        <w:rPr>
+          <w:lang w:val="es-PE"/>
+        </w:rPr>
+        <w:t>src/steps/</w:t>
+      </w:r>
+    </w:p>
+    <w:p>
+      <w:pPr>
+        <w:ind w:left="288" w:hanging="216"/>
+        <w:jc w:val="both"/>
+        <w:rPr>
+          <w:lang w:val="es-PE"/>
+        </w:rPr>
+      </w:pPr>
+      <w:r>
+        <w:rPr>
+          <w:lang w:val="es-PE"/>
+        </w:rPr>
+        <w:t>tests/api/</w:t>
+      </w:r>
+    </w:p>
+    <w:p>
+      <w:pPr>
+        <w:ind w:left="288" w:hanging="216"/>
+        <w:jc w:val="both"/>
+        <w:rPr>
+          <w:lang w:val="es-PE"/>
+        </w:rPr>
+      </w:pPr>
+      <w:r>
+        <w:rPr>
+          <w:lang w:val="es-PE"/>
+        </w:rPr>
+        <w:t>tests/non-functional/</w:t>
+      </w:r>
+    </w:p>
+    <w:p>
+      <w:pPr>
+        <w:ind w:left="288" w:hanging="216"/>
+        <w:jc w:val="both"/>
+        <w:rPr>
+          <w:lang w:val="es-PE"/>
+        </w:rPr>
+      </w:pPr>
+      <w:r>
+        <w:rPr>
+          <w:lang w:val="es-PE"/>
+        </w:rPr>
+        <w:t>package.json</w:t>
+      </w:r>
+    </w:p>
+    <w:p>
+      <w:pPr>
+        <w:ind w:left="288" w:hanging="216"/>
+        <w:jc w:val="both"/>
+        <w:rPr>
+          <w:lang w:val="es-PE"/>
+        </w:rPr>
+      </w:pPr>
+      <w:r>
+        <w:rPr>
+          <w:lang w:val="es-PE"/>
+        </w:rPr>
+        <w:t>playwright.config.ts</w:t>
+      </w:r>
+    </w:p>
+    <w:p>
+      <w:pPr>
+        <w:ind w:left="288" w:hanging="216"/>
+        <w:jc w:val="both"/>
+        <w:rPr>
+          <w:lang w:val="es-PE"/>
+        </w:rPr>
+      </w:pPr>
+      <w:r>
+        <w:rPr>
+          <w:lang w:val="es-PE"/>
+        </w:rPr>
+        <w:t>tsconfig.json</w:t>
+      </w:r>
+    </w:p>
+    <w:p>
+      <w:pPr>
+        <w:pStyle w:val="Ttulo2"/>
+        <w:jc w:val="both"/>
         <w:rPr>
           <w:color w:val="auto"/>
           <w:lang w:val="es-PE"/>
         </w:rPr>
-        <w:t>qaAutomationChallenge</w:t>
-      </w:r>
-      <w:proofErr w:type="spellEnd"/>
+      </w:pPr>
+      <w:r>
+        <w:rPr>
+          <w:color w:val="auto"/>
+          <w:lang w:val="es-PE"/>
+        </w:rPr>
+        <w:t>5. Implementación realizada</w:t>
+      </w:r>
+    </w:p>
+    <w:p>
+      <w:pPr>
+        <w:jc w:val="both"/>
+        <w:rPr>
+          <w:lang w:val="es-PE"/>
+        </w:rPr>
+      </w:pPr>
+      <w:r>
+        <w:rPr>
+          <w:lang w:val="es-PE"/>
+        </w:rPr>
+        <w:t>Se creó una base funcional en qaAutomationChallenge con:</w:t>
+      </w:r>
     </w:p>
     <w:p>
       <w:pPr>
@@ -7386,19 +6110,11 @@
           <w:lang w:val="es-PE"/>
         </w:rPr>
       </w:pPr>
-      <w:proofErr w:type="spellStart"/>
-      <w:r>
-        <w:rPr>
-          <w:lang w:val="es-PE"/>
-        </w:rPr>
-        <w:t>features</w:t>
-      </w:r>
-      <w:proofErr w:type="spellEnd"/>
-      <w:r>
-        <w:rPr>
-          <w:lang w:val="es-PE"/>
-        </w:rPr>
-        <w:t>/</w:t>
+      <w:r>
+        <w:rPr>
+          <w:lang w:val="es-PE"/>
+        </w:rPr>
+        <w:t>1. Configuración de Playwright con TypeScript.</w:t>
       </w:r>
     </w:p>
     <w:p>
@@ -7409,19 +6125,11 @@
           <w:lang w:val="es-PE"/>
         </w:rPr>
       </w:pPr>
-      <w:proofErr w:type="spellStart"/>
-      <w:r>
-        <w:rPr>
-          <w:lang w:val="es-PE"/>
-        </w:rPr>
-        <w:t>src</w:t>
-      </w:r>
-      <w:proofErr w:type="spellEnd"/>
-      <w:r>
-        <w:rPr>
-          <w:lang w:val="es-PE"/>
-        </w:rPr>
-        <w:t>/data/</w:t>
+      <w:r>
+        <w:rPr>
+          <w:lang w:val="es-PE"/>
+        </w:rPr>
+        <w:t>2. Escenarios BDD en Gherkin para UI, redactados en español.</w:t>
       </w:r>
     </w:p>
     <w:p>
@@ -7432,19 +6140,11 @@
           <w:lang w:val="es-PE"/>
         </w:rPr>
       </w:pPr>
-      <w:proofErr w:type="spellStart"/>
-      <w:r>
-        <w:rPr>
-          <w:lang w:val="es-PE"/>
-        </w:rPr>
-        <w:t>src</w:t>
-      </w:r>
-      <w:proofErr w:type="spellEnd"/>
-      <w:r>
-        <w:rPr>
-          <w:lang w:val="es-PE"/>
-        </w:rPr>
-        <w:t>/fixtures/</w:t>
+      <w:r>
+        <w:rPr>
+          <w:lang w:val="es-PE"/>
+        </w:rPr>
+        <w:t>3. Arquitectura POM para login y registro.</w:t>
       </w:r>
     </w:p>
     <w:p>
@@ -7455,33 +6155,11 @@
           <w:lang w:val="es-PE"/>
         </w:rPr>
       </w:pPr>
-      <w:proofErr w:type="spellStart"/>
-      <w:r>
-        <w:rPr>
-          <w:lang w:val="es-PE"/>
-        </w:rPr>
-        <w:t>src</w:t>
-      </w:r>
-      <w:proofErr w:type="spellEnd"/>
-      <w:r>
-        <w:rPr>
-          <w:lang w:val="es-PE"/>
-        </w:rPr>
-        <w:t>/</w:t>
-      </w:r>
-      <w:proofErr w:type="spellStart"/>
-      <w:r>
-        <w:rPr>
-          <w:lang w:val="es-PE"/>
-        </w:rPr>
-        <w:t>pages</w:t>
-      </w:r>
-      <w:proofErr w:type="spellEnd"/>
-      <w:r>
-        <w:rPr>
-          <w:lang w:val="es-PE"/>
-        </w:rPr>
-        <w:t>/</w:t>
+      <w:r>
+        <w:rPr>
+          <w:lang w:val="es-PE"/>
+        </w:rPr>
+        <w:t>4. Pruebas API para registro y login.</w:t>
       </w:r>
     </w:p>
     <w:p>
@@ -7492,33 +6170,11 @@
           <w:lang w:val="es-PE"/>
         </w:rPr>
       </w:pPr>
-      <w:proofErr w:type="spellStart"/>
-      <w:r>
-        <w:rPr>
-          <w:lang w:val="es-PE"/>
-        </w:rPr>
-        <w:t>src</w:t>
-      </w:r>
-      <w:proofErr w:type="spellEnd"/>
-      <w:r>
-        <w:rPr>
-          <w:lang w:val="es-PE"/>
-        </w:rPr>
-        <w:t>/</w:t>
-      </w:r>
-      <w:proofErr w:type="spellStart"/>
-      <w:r>
-        <w:rPr>
-          <w:lang w:val="es-PE"/>
-        </w:rPr>
-        <w:t>steps</w:t>
-      </w:r>
-      <w:proofErr w:type="spellEnd"/>
-      <w:r>
-        <w:rPr>
-          <w:lang w:val="es-PE"/>
-        </w:rPr>
-        <w:t>/</w:t>
+      <w:r>
+        <w:rPr>
+          <w:lang w:val="es-PE"/>
+        </w:rPr>
+        <w:t>5. Prueba no funcional ligera de tiempo de respuesta.</w:t>
       </w:r>
     </w:p>
     <w:p>
@@ -7529,61 +6185,11 @@
           <w:lang w:val="es-PE"/>
         </w:rPr>
       </w:pPr>
-      <w:proofErr w:type="spellStart"/>
-      <w:r>
-        <w:rPr>
-          <w:lang w:val="es-PE"/>
-        </w:rPr>
-        <w:t>tests</w:t>
-      </w:r>
-      <w:proofErr w:type="spellEnd"/>
-      <w:r>
-        <w:rPr>
-          <w:lang w:val="es-PE"/>
-        </w:rPr>
-        <w:t>/api/</w:t>
-      </w:r>
-    </w:p>
-    <w:p>
-      <w:pPr>
-        <w:jc w:val="both"/>
-        <w:rPr>
-          <w:lang w:val="es-PE"/>
-        </w:rPr>
-      </w:pPr>
-      <w:r>
-        <w:rPr>
-          <w:lang w:val="es-PE"/>
-        </w:rPr>
-        <w:t xml:space="preserve"> </w:t>
-      </w:r>
-      <w:proofErr w:type="spellStart"/>
-      <w:r>
-        <w:rPr>
-          <w:lang w:val="es-PE"/>
-        </w:rPr>
-        <w:t>tests</w:t>
-      </w:r>
-      <w:proofErr w:type="spellEnd"/>
-      <w:r>
-        <w:rPr>
-          <w:lang w:val="es-PE"/>
-        </w:rPr>
-        <w:t>/non-</w:t>
-      </w:r>
-      <w:proofErr w:type="spellStart"/>
-      <w:r>
-        <w:rPr>
-          <w:lang w:val="es-PE"/>
-        </w:rPr>
-        <w:t>functional</w:t>
-      </w:r>
-      <w:proofErr w:type="spellEnd"/>
-      <w:r>
-        <w:rPr>
-          <w:lang w:val="es-PE"/>
-        </w:rPr>
-        <w:t>/</w:t>
+      <w:r>
+        <w:rPr>
+          <w:lang w:val="es-PE"/>
+        </w:rPr>
+        <w:t>6. Fixtures reutilizables.</w:t>
       </w:r>
     </w:p>
     <w:p>
@@ -7594,16 +6200,26 @@
           <w:lang w:val="es-PE"/>
         </w:rPr>
       </w:pPr>
-      <w:proofErr w:type="spellStart"/>
-      <w:proofErr w:type="gramStart"/>
-      <w:r>
-        <w:rPr>
-          <w:lang w:val="es-PE"/>
-        </w:rPr>
-        <w:t>package.json</w:t>
-      </w:r>
-      <w:proofErr w:type="spellEnd"/>
-      <w:proofErr w:type="gramEnd"/>
+      <w:r>
+        <w:rPr>
+          <w:lang w:val="es-PE"/>
+        </w:rPr>
+        <w:t>7. README con instrucciones de ejecución.</w:t>
+      </w:r>
+    </w:p>
+    <w:p>
+      <w:pPr>
+        <w:jc w:val="both"/>
+        <w:rPr>
+          <w:lang w:val="es-PE"/>
+        </w:rPr>
+      </w:pPr>
+      <w:r>
+        <w:rPr>
+          <w:lang w:val="es-PE"/>
+        </w:rPr>
+        <w:t>Resultado de ejecución local:</w:t>
+      </w:r>
     </w:p>
     <w:p>
       <w:pPr>
@@ -7613,14 +6229,12 @@
           <w:lang w:val="es-PE"/>
         </w:rPr>
       </w:pPr>
-      <w:proofErr w:type="spellStart"/>
-      <w:r>
-        <w:rPr>
-          <w:lang w:val="es-PE"/>
-        </w:rPr>
-        <w:t>playwright.config.ts</w:t>
-      </w:r>
-      <w:proofErr w:type="spellEnd"/>
+      <w:r>
+        <w:rPr>
+          <w:lang w:val="es-PE"/>
+        </w:rPr>
+        <w:t>• Suite UI BDD: 10 pruebas ejecutadas, con 7 conformes y 3 fallando por incumplimientos reales del sistema respecto a los criterios de aceptación.</w:t>
+      </w:r>
     </w:p>
     <w:p>
       <w:pPr>
@@ -7630,308 +6244,11 @@
           <w:lang w:val="es-PE"/>
         </w:rPr>
       </w:pPr>
-      <w:proofErr w:type="spellStart"/>
-      <w:proofErr w:type="gramStart"/>
-      <w:r>
-        <w:rPr>
-          <w:lang w:val="es-PE"/>
-        </w:rPr>
-        <w:t>tsconfig.json</w:t>
-      </w:r>
-      <w:proofErr w:type="spellEnd"/>
-      <w:proofErr w:type="gramEnd"/>
-    </w:p>
-    <w:p>
-      <w:pPr>
-        <w:pStyle w:val="Ttulo2"/>
-        <w:jc w:val="both"/>
-        <w:rPr>
-          <w:color w:val="auto"/>
-          <w:lang w:val="es-PE"/>
-        </w:rPr>
-      </w:pPr>
-      <w:r>
-        <w:rPr>
-          <w:color w:val="auto"/>
-          <w:lang w:val="es-PE"/>
-        </w:rPr>
-        <w:t>5. Implementació</w:t>
-      </w:r>
-      <w:r>
-        <w:rPr>
-          <w:color w:val="auto"/>
-          <w:lang w:val="es-PE"/>
-        </w:rPr>
-        <w:t>n realizada</w:t>
-      </w:r>
-    </w:p>
-    <w:p>
-      <w:pPr>
-        <w:jc w:val="both"/>
-        <w:rPr>
-          <w:lang w:val="es-PE"/>
-        </w:rPr>
-      </w:pPr>
-      <w:r>
-        <w:rPr>
-          <w:lang w:val="es-PE"/>
-        </w:rPr>
-        <w:t xml:space="preserve">Se creó una base funcional en </w:t>
-      </w:r>
-      <w:proofErr w:type="spellStart"/>
-      <w:r>
-        <w:rPr>
-          <w:lang w:val="es-PE"/>
-        </w:rPr>
-        <w:t>qaAutomationChallenge</w:t>
-      </w:r>
-      <w:proofErr w:type="spellEnd"/>
-      <w:r>
-        <w:rPr>
-          <w:lang w:val="es-PE"/>
-        </w:rPr>
-        <w:t xml:space="preserve"> con:</w:t>
-      </w:r>
-    </w:p>
-    <w:p>
-      <w:pPr>
-        <w:ind w:left="288" w:hanging="216"/>
-        <w:jc w:val="both"/>
-        <w:rPr>
-          <w:lang w:val="es-PE"/>
-        </w:rPr>
-      </w:pPr>
-      <w:r>
-        <w:rPr>
-          <w:lang w:val="es-PE"/>
-        </w:rPr>
-        <w:t xml:space="preserve">1. Configuración de </w:t>
-      </w:r>
-      <w:proofErr w:type="spellStart"/>
-      <w:r>
-        <w:rPr>
-          <w:lang w:val="es-PE"/>
-        </w:rPr>
-        <w:t>Playwright</w:t>
-      </w:r>
-      <w:proofErr w:type="spellEnd"/>
-      <w:r>
-        <w:rPr>
-          <w:lang w:val="es-PE"/>
-        </w:rPr>
-        <w:t xml:space="preserve"> con </w:t>
-      </w:r>
-      <w:proofErr w:type="spellStart"/>
-      <w:r>
-        <w:rPr>
-          <w:lang w:val="es-PE"/>
-        </w:rPr>
-        <w:t>TypeScript</w:t>
-      </w:r>
-      <w:proofErr w:type="spellEnd"/>
-      <w:r>
-        <w:rPr>
-          <w:lang w:val="es-PE"/>
-        </w:rPr>
-        <w:t>.</w:t>
-      </w:r>
-    </w:p>
-    <w:p>
-      <w:pPr>
-        <w:ind w:left="288" w:hanging="216"/>
-        <w:jc w:val="both"/>
-        <w:rPr>
-          <w:lang w:val="es-PE"/>
-        </w:rPr>
-      </w:pPr>
-      <w:r>
-        <w:rPr>
-          <w:lang w:val="es-PE"/>
-        </w:rPr>
-        <w:t xml:space="preserve">2. Escenarios BDD en </w:t>
-      </w:r>
-      <w:proofErr w:type="spellStart"/>
-      <w:r>
-        <w:rPr>
-          <w:lang w:val="es-PE"/>
-        </w:rPr>
-        <w:t>Gherkin</w:t>
-      </w:r>
-      <w:proofErr w:type="spellEnd"/>
-      <w:r>
-        <w:rPr>
-          <w:lang w:val="es-PE"/>
-        </w:rPr>
-        <w:t xml:space="preserve"> para UI, redactados en español.</w:t>
-      </w:r>
-    </w:p>
-    <w:p>
-      <w:pPr>
-        <w:ind w:left="288" w:hanging="216"/>
-        <w:jc w:val="both"/>
-        <w:rPr>
-          <w:lang w:val="es-PE"/>
-        </w:rPr>
-      </w:pPr>
-      <w:r>
-        <w:rPr>
-          <w:lang w:val="es-PE"/>
-        </w:rPr>
-        <w:t xml:space="preserve">3. Arquitectura POM para </w:t>
-      </w:r>
-      <w:proofErr w:type="spellStart"/>
-      <w:r>
-        <w:rPr>
-          <w:lang w:val="es-PE"/>
-        </w:rPr>
-        <w:t>login</w:t>
-      </w:r>
-      <w:proofErr w:type="spellEnd"/>
-      <w:r>
-        <w:rPr>
-          <w:lang w:val="es-PE"/>
-        </w:rPr>
-        <w:t xml:space="preserve"> y registro.</w:t>
-      </w:r>
-    </w:p>
-    <w:p>
-      <w:pPr>
-        <w:ind w:left="288" w:hanging="216"/>
-        <w:jc w:val="both"/>
-        <w:rPr>
-          <w:lang w:val="es-PE"/>
-        </w:rPr>
-      </w:pPr>
-      <w:r>
-        <w:rPr>
-          <w:lang w:val="es-PE"/>
-        </w:rPr>
-        <w:t xml:space="preserve">4. Pruebas API para registro y </w:t>
-      </w:r>
-      <w:proofErr w:type="spellStart"/>
-      <w:r>
-        <w:rPr>
-          <w:lang w:val="es-PE"/>
-        </w:rPr>
-        <w:t>login</w:t>
-      </w:r>
-      <w:proofErr w:type="spellEnd"/>
-      <w:r>
-        <w:rPr>
-          <w:lang w:val="es-PE"/>
-        </w:rPr>
-        <w:t>.</w:t>
-      </w:r>
-    </w:p>
-    <w:p>
-      <w:pPr>
-        <w:ind w:left="288" w:hanging="216"/>
-        <w:jc w:val="both"/>
-        <w:rPr>
-          <w:lang w:val="es-PE"/>
-        </w:rPr>
-      </w:pPr>
-      <w:r>
-        <w:rPr>
-          <w:lang w:val="es-PE"/>
-        </w:rPr>
-        <w:t>5. Prueba no funcional ligera de tiempo de respuesta.</w:t>
-      </w:r>
-    </w:p>
-    <w:p>
-      <w:pPr>
-        <w:ind w:left="288" w:hanging="216"/>
-        <w:jc w:val="both"/>
-        <w:rPr>
-          <w:lang w:val="es-PE"/>
-        </w:rPr>
-      </w:pPr>
-      <w:r>
-        <w:rPr>
-          <w:lang w:val="es-PE"/>
-        </w:rPr>
-        <w:t>6. Fixtures reutilizables.</w:t>
-      </w:r>
-    </w:p>
-    <w:p>
-      <w:pPr>
-        <w:ind w:left="288" w:hanging="216"/>
-        <w:jc w:val="both"/>
-        <w:rPr>
-          <w:lang w:val="es-PE"/>
-        </w:rPr>
-      </w:pPr>
-      <w:r>
-        <w:rPr>
-          <w:lang w:val="es-PE"/>
-        </w:rPr>
-        <w:t>7. README con instrucciones de ejecución.</w:t>
-      </w:r>
-    </w:p>
-    <w:p>
-      <w:pPr>
-        <w:jc w:val="both"/>
-        <w:rPr>
-          <w:lang w:val="es-PE"/>
-        </w:rPr>
-      </w:pPr>
-      <w:r>
-        <w:rPr>
-          <w:lang w:val="es-PE"/>
-        </w:rPr>
-        <w:t>Resultado de ejecución local:</w:t>
-      </w:r>
-    </w:p>
-    <w:p>
-      <w:pPr>
-        <w:ind w:left="288" w:hanging="216"/>
-        <w:jc w:val="both"/>
-        <w:rPr>
-          <w:lang w:val="es-PE"/>
-        </w:rPr>
-      </w:pPr>
-      <w:r>
-        <w:rPr>
-          <w:lang w:val="es-PE"/>
-        </w:rPr>
-        <w:t xml:space="preserve">• Suite UI BDD: 10 pruebas ejecutadas con escenarios funcionales y defectos conocidos esperados </w:t>
-      </w:r>
-      <w:r>
-        <w:rPr>
-          <w:lang w:val="es-PE"/>
-        </w:rPr>
-        <w:t>mediante @fail.</w:t>
-      </w:r>
-    </w:p>
-    <w:p>
-      <w:pPr>
-        <w:ind w:left="288" w:hanging="216"/>
-        <w:jc w:val="both"/>
-        <w:rPr>
-          <w:lang w:val="es-PE"/>
-        </w:rPr>
-      </w:pPr>
-      <w:r>
-        <w:rPr>
-          <w:lang w:val="es-PE"/>
-        </w:rPr>
-        <w:t xml:space="preserve">• Suite API: 6 pruebas ejecutadas con defectos conocidos documentados vía </w:t>
-      </w:r>
-      <w:proofErr w:type="spellStart"/>
-      <w:proofErr w:type="gramStart"/>
-      <w:r>
-        <w:rPr>
-          <w:lang w:val="es-PE"/>
-        </w:rPr>
-        <w:t>test.fail</w:t>
-      </w:r>
-      <w:proofErr w:type="spellEnd"/>
-      <w:proofErr w:type="gramEnd"/>
-      <w:r>
-        <w:rPr>
-          <w:lang w:val="es-PE"/>
-        </w:rPr>
-        <w:t>().</w:t>
+      <w:r>
+        <w:rPr>
+          <w:lang w:val="es-PE"/>
+        </w:rPr>
+        <w:t>• Suite API: 6 pruebas ejecutadas, con 4 conformes y 2 fallando por defectos reales de la implementación.</w:t>
       </w:r>
     </w:p>
     <w:p>
@@ -7994,27 +6311,7 @@
         <w:rPr>
           <w:lang w:val="es-PE"/>
         </w:rPr>
-        <w:t xml:space="preserve">2. Uso de </w:t>
-      </w:r>
-      <w:proofErr w:type="spellStart"/>
-      <w:r>
-        <w:rPr>
-          <w:lang w:val="es-PE"/>
-        </w:rPr>
-        <w:t>TypeScri</w:t>
-      </w:r>
-      <w:r>
-        <w:rPr>
-          <w:lang w:val="es-PE"/>
-        </w:rPr>
-        <w:t>pt</w:t>
-      </w:r>
-      <w:proofErr w:type="spellEnd"/>
-      <w:r>
-        <w:rPr>
-          <w:lang w:val="es-PE"/>
-        </w:rPr>
-        <w:t xml:space="preserve"> para tipado y mantenimiento.</w:t>
+        <w:t>2. Uso de TypeScript para tipado y mantenimiento.</w:t>
       </w:r>
     </w:p>
     <w:p>
@@ -8029,21 +6326,7 @@
         <w:rPr>
           <w:lang w:val="es-PE"/>
         </w:rPr>
-        <w:t xml:space="preserve">3. Uso de </w:t>
-      </w:r>
-      <w:proofErr w:type="spellStart"/>
-      <w:r>
-        <w:rPr>
-          <w:lang w:val="es-PE"/>
-        </w:rPr>
-        <w:t>Gherkin</w:t>
-      </w:r>
-      <w:proofErr w:type="spellEnd"/>
-      <w:r>
-        <w:rPr>
-          <w:lang w:val="es-PE"/>
-        </w:rPr>
-        <w:t xml:space="preserve"> en español para diseño de escenarios BDD alineados con negocio.</w:t>
+        <w:t>3. Uso de Gherkin en español para diseño de escenarios BDD alineados con negocio.</w:t>
       </w:r>
     </w:p>
     <w:p>
@@ -8103,41 +6386,7 @@
         <w:rPr>
           <w:lang w:val="es-PE"/>
         </w:rPr>
-        <w:t>7. Escenar</w:t>
-      </w:r>
-      <w:r>
-        <w:rPr>
-          <w:lang w:val="es-PE"/>
-        </w:rPr>
-        <w:t xml:space="preserve">ios UI con defectos conocidos explícitamente marcados como </w:t>
-      </w:r>
-      <w:proofErr w:type="spellStart"/>
-      <w:r>
-        <w:rPr>
-          <w:lang w:val="es-PE"/>
-        </w:rPr>
-        <w:t>expected</w:t>
-      </w:r>
-      <w:proofErr w:type="spellEnd"/>
-      <w:r>
-        <w:rPr>
-          <w:lang w:val="es-PE"/>
-        </w:rPr>
-        <w:t xml:space="preserve"> </w:t>
-      </w:r>
-      <w:proofErr w:type="spellStart"/>
-      <w:r>
-        <w:rPr>
-          <w:lang w:val="es-PE"/>
-        </w:rPr>
-        <w:t>fail</w:t>
-      </w:r>
-      <w:proofErr w:type="spellEnd"/>
-      <w:r>
-        <w:rPr>
-          <w:lang w:val="es-PE"/>
-        </w:rPr>
-        <w:t xml:space="preserve"> para no ocultar incumplimientos.</w:t>
+        <w:t>7. Escenarios automatizados definidos según el criterio esperado de negocio, permitiendo que los defectos reales se evidencien directamente en la ejecución.</w:t>
       </w:r>
     </w:p>
     <w:p>
@@ -8168,27 +6417,7 @@
         <w:rPr>
           <w:lang w:val="es-PE"/>
         </w:rPr>
-        <w:t xml:space="preserve">Como parte del reto 2, la carpeta </w:t>
-      </w:r>
-      <w:proofErr w:type="spellStart"/>
-      <w:r>
-        <w:rPr>
-          <w:lang w:val="es-PE"/>
-        </w:rPr>
-        <w:t>qaAutomationChallenge</w:t>
-      </w:r>
-      <w:proofErr w:type="spellEnd"/>
-      <w:r>
-        <w:rPr>
-          <w:lang w:val="es-PE"/>
-        </w:rPr>
-        <w:t xml:space="preserve"> debe subirse a un repositorio y compartirse mediante link junto</w:t>
-      </w:r>
-      <w:r>
-        <w:rPr>
-          <w:lang w:val="es-PE"/>
-        </w:rPr>
-        <w:t xml:space="preserve"> con el documento principal. Repositorio entregado: </w:t>
+        <w:t xml:space="preserve">Como parte del reto 2, la carpeta qaAutomationChallenge debe subirse a un repositorio y compartirse mediante link junto con el documento principal. Repositorio entregado: </w:t>
       </w:r>
       <w:hyperlink r:id="rId9" w:history="1">
         <w:r>
@@ -8228,41 +6457,7 @@
         <w:rPr>
           <w:lang w:val="es-PE"/>
         </w:rPr>
-        <w:t xml:space="preserve">La estrategia recomendada es </w:t>
-      </w:r>
-      <w:proofErr w:type="spellStart"/>
-      <w:r>
-        <w:rPr>
-          <w:lang w:val="es-PE"/>
-        </w:rPr>
-        <w:t>Playwright</w:t>
-      </w:r>
-      <w:proofErr w:type="spellEnd"/>
-      <w:r>
-        <w:rPr>
-          <w:lang w:val="es-PE"/>
-        </w:rPr>
-        <w:t xml:space="preserve"> con </w:t>
-      </w:r>
-      <w:proofErr w:type="spellStart"/>
-      <w:r>
-        <w:rPr>
-          <w:lang w:val="es-PE"/>
-        </w:rPr>
-        <w:t>TypeScript</w:t>
-      </w:r>
-      <w:proofErr w:type="spellEnd"/>
-      <w:r>
-        <w:rPr>
-          <w:lang w:val="es-PE"/>
-        </w:rPr>
-        <w:t xml:space="preserve">, combinando BDD para UI, POM para mantenibilidad, pruebas API para reglas de </w:t>
-      </w:r>
-      <w:r>
-        <w:rPr>
-          <w:lang w:val="es-PE"/>
-        </w:rPr>
-        <w:t>negocio y una verificación no funcional ligera. Se dejó una base pequeña, mantenible y alineada con el perfil técnico solicitado.</w:t>
+        <w:t>La estrategia recomendada es Playwright con TypeScript, combinando BDD para UI, POM para mantenibilidad, pruebas API para reglas de negocio y una verificación no funcional ligera. Se dejó una base pequeña, mantenible y alineada con el perfil técnico solicitado.</w:t>
       </w:r>
     </w:p>
     <w:p>
@@ -8310,13 +6505,7 @@
         <w:rPr>
           <w:lang w:val="es-PE"/>
         </w:rPr>
-        <w:t>No aplicaría los mismos niveles de prueba en todos los ambientes. El criterio debe cam</w:t>
-      </w:r>
-      <w:r>
-        <w:rPr>
-          <w:lang w:val="es-PE"/>
-        </w:rPr>
-        <w:t>biar según riesgo y objetivo del ambiente.</w:t>
+        <w:t>No aplicaría los mismos niveles de prueba en todos los ambientes. El criterio debe cambiar según riesgo y objetivo del ambiente.</w:t>
       </w:r>
     </w:p>
     <w:tbl>
@@ -8326,14 +6515,14 @@
         <w:tblLook w:val="04A0" w:firstRow="1" w:lastRow="0" w:firstColumn="1" w:lastColumn="0" w:noHBand="0" w:noVBand="1"/>
       </w:tblPr>
       <w:tblGrid>
-        <w:gridCol w:w="1949"/>
-        <w:gridCol w:w="4284"/>
+        <w:gridCol w:w="3116"/>
+        <w:gridCol w:w="3117"/>
         <w:gridCol w:w="3117"/>
       </w:tblGrid>
       <w:tr>
         <w:tc>
           <w:tcPr>
-            <w:tcW w:w="1951" w:type="dxa"/>
+            <w:tcW w:w="3120" w:type="dxa"/>
             <w:vAlign w:val="center"/>
           </w:tcPr>
           <w:p>
@@ -8355,7 +6544,7 @@
         </w:tc>
         <w:tc>
           <w:tcPr>
-            <w:tcW w:w="4289" w:type="dxa"/>
+            <w:tcW w:w="3120" w:type="dxa"/>
             <w:vAlign w:val="center"/>
           </w:tcPr>
           <w:p>
@@ -8401,7 +6590,7 @@
       <w:tr>
         <w:tc>
           <w:tcPr>
-            <w:tcW w:w="1951" w:type="dxa"/>
+            <w:tcW w:w="3120" w:type="dxa"/>
             <w:vAlign w:val="center"/>
           </w:tcPr>
           <w:p>
@@ -8417,43 +6606,6 @@
                 <w:lang w:val="es-PE"/>
               </w:rPr>
               <w:t>Desarrollo</w:t>
-            </w:r>
-          </w:p>
-        </w:tc>
-        <w:tc>
-          <w:tcPr>
-            <w:tcW w:w="4289" w:type="dxa"/>
-            <w:vAlign w:val="center"/>
-          </w:tcPr>
-          <w:p>
-            <w:pPr>
-              <w:jc w:val="both"/>
-              <w:rPr>
-                <w:lang w:val="es-PE"/>
-              </w:rPr>
-            </w:pPr>
-            <w:r>
-              <w:rPr>
-                <w:sz w:val="20"/>
-                <w:lang w:val="es-PE"/>
-              </w:rPr>
-              <w:t xml:space="preserve">Unitarias, componentes, API básicas, </w:t>
-            </w:r>
-            <w:proofErr w:type="spellStart"/>
-            <w:r>
-              <w:rPr>
-                <w:sz w:val="20"/>
-                <w:lang w:val="es-PE"/>
-              </w:rPr>
-              <w:t>smoke</w:t>
-            </w:r>
-            <w:proofErr w:type="spellEnd"/>
-            <w:r>
-              <w:rPr>
-                <w:sz w:val="20"/>
-                <w:lang w:val="es-PE"/>
-              </w:rPr>
-              <w:t xml:space="preserve"> técnico</w:t>
             </w:r>
           </w:p>
         </w:tc>
@@ -8474,6 +6626,27 @@
                 <w:sz w:val="20"/>
                 <w:lang w:val="es-PE"/>
               </w:rPr>
+              <w:t>Unitarias, componentes, API básicas, smoke técnico</w:t>
+            </w:r>
+          </w:p>
+        </w:tc>
+        <w:tc>
+          <w:tcPr>
+            <w:tcW w:w="3120" w:type="dxa"/>
+            <w:vAlign w:val="center"/>
+          </w:tcPr>
+          <w:p>
+            <w:pPr>
+              <w:jc w:val="both"/>
+              <w:rPr>
+                <w:lang w:val="es-PE"/>
+              </w:rPr>
+            </w:pPr>
+            <w:r>
+              <w:rPr>
+                <w:sz w:val="20"/>
+                <w:lang w:val="es-PE"/>
+              </w:rPr>
               <w:t>Detectar defectos temprano</w:t>
             </w:r>
           </w:p>
@@ -8482,7 +6655,7 @@
       <w:tr>
         <w:tc>
           <w:tcPr>
-            <w:tcW w:w="1951" w:type="dxa"/>
+            <w:tcW w:w="3120" w:type="dxa"/>
             <w:vAlign w:val="center"/>
           </w:tcPr>
           <w:p>
@@ -8503,7 +6676,7 @@
         </w:tc>
         <w:tc>
           <w:tcPr>
-            <w:tcW w:w="4289" w:type="dxa"/>
+            <w:tcW w:w="3120" w:type="dxa"/>
             <w:vAlign w:val="center"/>
           </w:tcPr>
           <w:p>
@@ -8547,7 +6720,7 @@
       <w:tr>
         <w:tc>
           <w:tcPr>
-            <w:tcW w:w="1951" w:type="dxa"/>
+            <w:tcW w:w="3120" w:type="dxa"/>
             <w:vAlign w:val="center"/>
           </w:tcPr>
           <w:p>
@@ -8568,7 +6741,7 @@
         </w:tc>
         <w:tc>
           <w:tcPr>
-            <w:tcW w:w="4289" w:type="dxa"/>
+            <w:tcW w:w="3120" w:type="dxa"/>
             <w:vAlign w:val="center"/>
           </w:tcPr>
           <w:p>
@@ -8612,7 +6785,7 @@
       <w:tr>
         <w:tc>
           <w:tcPr>
-            <w:tcW w:w="1951" w:type="dxa"/>
+            <w:tcW w:w="3120" w:type="dxa"/>
             <w:vAlign w:val="center"/>
           </w:tcPr>
           <w:p>
@@ -8629,93 +6802,6 @@
               </w:rPr>
               <w:t>Producción</w:t>
             </w:r>
-          </w:p>
-        </w:tc>
-        <w:tc>
-          <w:tcPr>
-            <w:tcW w:w="4289" w:type="dxa"/>
-            <w:vAlign w:val="center"/>
-          </w:tcPr>
-          <w:p>
-            <w:pPr>
-              <w:jc w:val="both"/>
-              <w:rPr>
-                <w:lang w:val="es-PE"/>
-              </w:rPr>
-            </w:pPr>
-            <w:proofErr w:type="spellStart"/>
-            <w:r>
-              <w:rPr>
-                <w:sz w:val="20"/>
-                <w:lang w:val="es-PE"/>
-              </w:rPr>
-              <w:t>Smoke</w:t>
-            </w:r>
-            <w:proofErr w:type="spellEnd"/>
-            <w:r>
-              <w:rPr>
-                <w:sz w:val="20"/>
-                <w:lang w:val="es-PE"/>
-              </w:rPr>
-              <w:t xml:space="preserve"> post </w:t>
-            </w:r>
-            <w:proofErr w:type="spellStart"/>
-            <w:r>
-              <w:rPr>
-                <w:sz w:val="20"/>
-                <w:lang w:val="es-PE"/>
-              </w:rPr>
-              <w:t>deploy</w:t>
-            </w:r>
-            <w:proofErr w:type="spellEnd"/>
-            <w:r>
-              <w:rPr>
-                <w:sz w:val="20"/>
-                <w:lang w:val="es-PE"/>
-              </w:rPr>
-              <w:t xml:space="preserve">, monitoreo, </w:t>
-            </w:r>
-            <w:proofErr w:type="spellStart"/>
-            <w:r>
-              <w:rPr>
-                <w:sz w:val="20"/>
-                <w:lang w:val="es-PE"/>
-              </w:rPr>
-              <w:t>synthetic</w:t>
-            </w:r>
-            <w:proofErr w:type="spellEnd"/>
-            <w:r>
-              <w:rPr>
-                <w:sz w:val="20"/>
-                <w:lang w:val="es-PE"/>
-              </w:rPr>
-              <w:t xml:space="preserve"> </w:t>
-            </w:r>
-            <w:proofErr w:type="spellStart"/>
-            <w:r>
-              <w:rPr>
-                <w:sz w:val="20"/>
-                <w:lang w:val="es-PE"/>
-              </w:rPr>
-              <w:t>checks</w:t>
-            </w:r>
-            <w:proofErr w:type="spellEnd"/>
-            <w:r>
-              <w:rPr>
-                <w:sz w:val="20"/>
-                <w:lang w:val="es-PE"/>
-              </w:rPr>
-              <w:t xml:space="preserve">, </w:t>
-            </w:r>
-            <w:proofErr w:type="spellStart"/>
-            <w:r>
-              <w:rPr>
-                <w:sz w:val="20"/>
-                <w:lang w:val="es-PE"/>
-              </w:rPr>
-              <w:t>observabilidad</w:t>
-            </w:r>
-            <w:proofErr w:type="spellEnd"/>
           </w:p>
         </w:tc>
         <w:tc>
@@ -8735,6 +6821,27 @@
                 <w:sz w:val="20"/>
                 <w:lang w:val="es-PE"/>
               </w:rPr>
+              <w:t>Smoke post deploy, monitoreo, synthetic checks, observabilidad</w:t>
+            </w:r>
+          </w:p>
+        </w:tc>
+        <w:tc>
+          <w:tcPr>
+            <w:tcW w:w="3120" w:type="dxa"/>
+            <w:vAlign w:val="center"/>
+          </w:tcPr>
+          <w:p>
+            <w:pPr>
+              <w:jc w:val="both"/>
+              <w:rPr>
+                <w:lang w:val="es-PE"/>
+              </w:rPr>
+            </w:pPr>
+            <w:r>
+              <w:rPr>
+                <w:sz w:val="20"/>
+                <w:lang w:val="es-PE"/>
+              </w:rPr>
               <w:t>Detectar incidentes rápido</w:t>
             </w:r>
           </w:p>
@@ -8763,6 +6870,7 @@
           <w:color w:val="auto"/>
           <w:lang w:val="es-PE"/>
         </w:rPr>
+        <w:lastRenderedPageBreak/>
         <w:t>Justificación</w:t>
       </w:r>
     </w:p>
@@ -8778,27 +6886,7 @@
         <w:rPr>
           <w:lang w:val="es-PE"/>
         </w:rPr>
-        <w:t xml:space="preserve">1. </w:t>
-      </w:r>
-      <w:r>
-        <w:rPr>
-          <w:lang w:val="es-PE"/>
-        </w:rPr>
-        <w:t xml:space="preserve">En Desarrollo priorizo velocidad y </w:t>
-      </w:r>
-      <w:proofErr w:type="spellStart"/>
-      <w:r>
-        <w:rPr>
-          <w:lang w:val="es-PE"/>
-        </w:rPr>
-        <w:t>feedback</w:t>
-      </w:r>
-      <w:proofErr w:type="spellEnd"/>
-      <w:r>
-        <w:rPr>
-          <w:lang w:val="es-PE"/>
-        </w:rPr>
-        <w:t xml:space="preserve"> técnico.</w:t>
+        <w:t>1. En Desarrollo priorizo velocidad y feedback técnico.</w:t>
       </w:r>
     </w:p>
     <w:p>
@@ -8813,7 +6901,6 @@
         <w:rPr>
           <w:lang w:val="es-PE"/>
         </w:rPr>
-        <w:lastRenderedPageBreak/>
         <w:t>2. En QA priorizo profundidad funcional e integración.</w:t>
       </w:r>
     </w:p>
@@ -8875,55 +6962,7 @@
         <w:rPr>
           <w:lang w:val="es-PE"/>
         </w:rPr>
-        <w:t>Sugier</w:t>
-      </w:r>
-      <w:r>
-        <w:rPr>
-          <w:lang w:val="es-PE"/>
-        </w:rPr>
-        <w:t xml:space="preserve">o un ambiente de </w:t>
-      </w:r>
-      <w:proofErr w:type="spellStart"/>
-      <w:r>
-        <w:rPr>
-          <w:lang w:val="es-PE"/>
-        </w:rPr>
-        <w:t>Staging</w:t>
-      </w:r>
-      <w:proofErr w:type="spellEnd"/>
-      <w:r>
-        <w:rPr>
-          <w:lang w:val="es-PE"/>
-        </w:rPr>
-        <w:t xml:space="preserve"> o Preproducción para ejecutar </w:t>
-      </w:r>
-      <w:proofErr w:type="spellStart"/>
-      <w:r>
-        <w:rPr>
-          <w:lang w:val="es-PE"/>
-        </w:rPr>
-        <w:t>smoke</w:t>
-      </w:r>
-      <w:proofErr w:type="spellEnd"/>
-      <w:r>
-        <w:rPr>
-          <w:lang w:val="es-PE"/>
-        </w:rPr>
-        <w:t xml:space="preserve"> final y validar configuración cercana a producción antes del </w:t>
-      </w:r>
-      <w:proofErr w:type="spellStart"/>
-      <w:r>
-        <w:rPr>
-          <w:lang w:val="es-PE"/>
-        </w:rPr>
-        <w:t>release</w:t>
-      </w:r>
-      <w:proofErr w:type="spellEnd"/>
-      <w:r>
-        <w:rPr>
-          <w:lang w:val="es-PE"/>
-        </w:rPr>
-        <w:t>.</w:t>
+        <w:t>Sugiero un ambiente de Staging o Preproducción para ejecutar smoke final y validar configuración cercana a producción antes del release.</w:t>
       </w:r>
     </w:p>
     <w:p>
@@ -9002,13 +7041,7 @@
         <w:rPr>
           <w:lang w:val="es-PE"/>
         </w:rPr>
-        <w:t>3. La seguridad de cr</w:t>
-      </w:r>
-      <w:r>
-        <w:rPr>
-          <w:lang w:val="es-PE"/>
-        </w:rPr>
-        <w:t>edenciales es crítica.</w:t>
+        <w:t>3. La seguridad de credenciales es crítica.</w:t>
       </w:r>
     </w:p>
     <w:p>
@@ -9025,6 +7058,15 @@
         </w:rPr>
         <w:t>4. El requisito de bajo consumo de ancho de banda es relevante para el producto.</w:t>
       </w:r>
+    </w:p>
+    <w:p>
+      <w:pPr>
+        <w:ind w:left="288" w:hanging="216"/>
+        <w:jc w:val="both"/>
+        <w:rPr>
+          <w:lang w:val="es-PE"/>
+        </w:rPr>
+      </w:pPr>
     </w:p>
     <w:p>
       <w:pPr>
@@ -9182,14 +7224,7 @@
                 <w:sz w:val="20"/>
                 <w:lang w:val="es-PE"/>
               </w:rPr>
-              <w:t>Riesgo crítico de seguridad,</w:t>
-            </w:r>
-            <w:r>
-              <w:rPr>
-                <w:sz w:val="20"/>
-                <w:lang w:val="es-PE"/>
-              </w:rPr>
-              <w:t xml:space="preserve"> privacidad y cumplimiento.</w:t>
+              <w:t>Riesgo crítico de seguridad, privacidad y cumplimiento.</w:t>
             </w:r>
           </w:p>
         </w:tc>
@@ -9298,17 +7333,8 @@
                 <w:sz w:val="20"/>
                 <w:lang w:val="es-PE"/>
               </w:rPr>
-              <w:t>Las transacciones entre usuarios no se reflejan en un informe de back-</w:t>
+              <w:t>Las transacciones entre usuarios no se reflejan en un informe de back-end</w:t>
             </w:r>
-            <w:proofErr w:type="spellStart"/>
-            <w:r>
-              <w:rPr>
-                <w:sz w:val="20"/>
-                <w:lang w:val="es-PE"/>
-              </w:rPr>
-              <w:t>end</w:t>
-            </w:r>
-            <w:proofErr w:type="spellEnd"/>
           </w:p>
         </w:tc>
         <w:tc>
@@ -9328,14 +7354,7 @@
                 <w:sz w:val="20"/>
                 <w:lang w:val="es-PE"/>
               </w:rPr>
-              <w:t xml:space="preserve">Riesgo </w:t>
-            </w:r>
-            <w:r>
-              <w:rPr>
-                <w:sz w:val="20"/>
-                <w:lang w:val="es-PE"/>
-              </w:rPr>
-              <w:t>operativo, contable y de trazabilidad.</w:t>
+              <w:t>Riesgo operativo, contable y de trazabilidad.</w:t>
             </w:r>
           </w:p>
         </w:tc>
@@ -9444,14 +7463,7 @@
                 <w:sz w:val="20"/>
                 <w:lang w:val="es-PE"/>
               </w:rPr>
-              <w:t>Los foros oficiales de soporte no siempre registran los comentarios del usu</w:t>
-            </w:r>
-            <w:r>
-              <w:rPr>
-                <w:sz w:val="20"/>
-                <w:lang w:val="es-PE"/>
-              </w:rPr>
-              <w:t>ario</w:t>
+              <w:t>Los foros oficiales de soporte no siempre registran los comentarios del usuario</w:t>
             </w:r>
           </w:p>
         </w:tc>
@@ -9472,23 +7484,7 @@
                 <w:sz w:val="20"/>
                 <w:lang w:val="es-PE"/>
               </w:rPr>
-              <w:t xml:space="preserve">Afecta soporte, pero no el </w:t>
-            </w:r>
-            <w:proofErr w:type="spellStart"/>
-            <w:r>
-              <w:rPr>
-                <w:sz w:val="20"/>
-                <w:lang w:val="es-PE"/>
-              </w:rPr>
-              <w:t>core</w:t>
-            </w:r>
-            <w:proofErr w:type="spellEnd"/>
-            <w:r>
-              <w:rPr>
-                <w:sz w:val="20"/>
-                <w:lang w:val="es-PE"/>
-              </w:rPr>
-              <w:t xml:space="preserve"> transaccional.</w:t>
+              <w:t>Afecta soporte, pero no el core transaccional.</w:t>
             </w:r>
           </w:p>
         </w:tc>
@@ -9581,6 +7577,7 @@
           <w:color w:val="auto"/>
           <w:lang w:val="es-PE"/>
         </w:rPr>
+        <w:lastRenderedPageBreak/>
         <w:t>Reto 5</w:t>
       </w:r>
     </w:p>
@@ -9598,17 +7595,68 @@
           <w:color w:val="auto"/>
           <w:lang w:val="es-PE"/>
         </w:rPr>
-        <w:t xml:space="preserve">Evaluación de prácticas de agile </w:t>
-      </w:r>
-      <w:proofErr w:type="spellStart"/>
-      <w:r>
+        <w:t>Evaluación de prácticas de agile testing</w:t>
+      </w:r>
+    </w:p>
+    <w:p>
+      <w:pPr>
+        <w:pStyle w:val="Ttulo3"/>
+        <w:jc w:val="both"/>
         <w:rPr>
           <w:color w:val="auto"/>
           <w:lang w:val="es-PE"/>
         </w:rPr>
-        <w:t>testing</w:t>
-      </w:r>
-      <w:proofErr w:type="spellEnd"/>
+      </w:pPr>
+      <w:r>
+        <w:rPr>
+          <w:color w:val="auto"/>
+          <w:lang w:val="es-PE"/>
+        </w:rPr>
+        <w:t>1. Uso del mismo entorno que usuarios finales para performance</w:t>
+      </w:r>
+    </w:p>
+    <w:p>
+      <w:pPr>
+        <w:jc w:val="both"/>
+        <w:rPr>
+          <w:lang w:val="es-PE"/>
+        </w:rPr>
+      </w:pPr>
+      <w:r>
+        <w:rPr>
+          <w:lang w:val="es-PE"/>
+        </w:rPr>
+        <w:t>No lo considero adecuado si implica producción o un entorno compartido con usuarios reales.</w:t>
+      </w:r>
+    </w:p>
+    <w:p>
+      <w:pPr>
+        <w:jc w:val="both"/>
+        <w:rPr>
+          <w:lang w:val="es-PE"/>
+        </w:rPr>
+      </w:pPr>
+      <w:r>
+        <w:rPr>
+          <w:lang w:val="es-PE"/>
+        </w:rPr>
+        <w:t>Mejora:</w:t>
+      </w:r>
+    </w:p>
+    <w:p>
+      <w:pPr>
+        <w:ind w:left="288" w:hanging="216"/>
+        <w:jc w:val="both"/>
+        <w:rPr>
+          <w:lang w:val="es-PE"/>
+        </w:rPr>
+      </w:pPr>
+      <w:r>
+        <w:rPr>
+          <w:lang w:val="es-PE"/>
+        </w:rPr>
+        <w:t>• Usar un ambiente dedicado de performance o staging similar a producción.</w:t>
+      </w:r>
     </w:p>
     <w:p>
       <w:pPr>
@@ -9624,28 +7672,348 @@
           <w:color w:val="auto"/>
           <w:lang w:val="es-PE"/>
         </w:rPr>
-        <w:t xml:space="preserve">1. Uso del mismo entorno que </w:t>
-      </w:r>
-      <w:r>
+        <w:t>2. Smoke manual cubriendo todas las opciones del usuario</w:t>
+      </w:r>
+    </w:p>
+    <w:p>
+      <w:pPr>
+        <w:jc w:val="both"/>
+        <w:rPr>
+          <w:lang w:val="es-PE"/>
+        </w:rPr>
+      </w:pPr>
+      <w:r>
+        <w:rPr>
+          <w:lang w:val="es-PE"/>
+        </w:rPr>
+        <w:t>No es adecuado.</w:t>
+      </w:r>
+    </w:p>
+    <w:p>
+      <w:pPr>
+        <w:jc w:val="both"/>
+        <w:rPr>
+          <w:lang w:val="es-PE"/>
+        </w:rPr>
+      </w:pPr>
+      <w:r>
+        <w:rPr>
+          <w:lang w:val="es-PE"/>
+        </w:rPr>
+        <w:t>Problema:</w:t>
+      </w:r>
+    </w:p>
+    <w:p>
+      <w:pPr>
+        <w:ind w:left="288" w:hanging="216"/>
+        <w:jc w:val="both"/>
+        <w:rPr>
+          <w:lang w:val="es-PE"/>
+        </w:rPr>
+      </w:pPr>
+      <w:r>
+        <w:rPr>
+          <w:lang w:val="es-PE"/>
+        </w:rPr>
+        <w:t>• Una smoke debe ser corta, crítica y confiable.</w:t>
+      </w:r>
+    </w:p>
+    <w:p>
+      <w:pPr>
+        <w:jc w:val="both"/>
+        <w:rPr>
+          <w:lang w:val="es-PE"/>
+        </w:rPr>
+      </w:pPr>
+      <w:r>
+        <w:rPr>
+          <w:lang w:val="es-PE"/>
+        </w:rPr>
+        <w:t>Mejora:</w:t>
+      </w:r>
+    </w:p>
+    <w:p>
+      <w:pPr>
+        <w:ind w:left="288" w:hanging="216"/>
+        <w:jc w:val="both"/>
+        <w:rPr>
+          <w:lang w:val="es-PE"/>
+        </w:rPr>
+      </w:pPr>
+      <w:r>
+        <w:rPr>
+          <w:lang w:val="es-PE"/>
+        </w:rPr>
+        <w:t>• Automatizar una smoke focalizada sobre rutas y flujos críticos.</w:t>
+      </w:r>
+    </w:p>
+    <w:p>
+      <w:pPr>
+        <w:pStyle w:val="Ttulo3"/>
+        <w:jc w:val="both"/>
         <w:rPr>
           <w:color w:val="auto"/>
           <w:lang w:val="es-PE"/>
         </w:rPr>
-        <w:t>usuarios finales para performance</w:t>
-      </w:r>
-    </w:p>
-    <w:p>
-      <w:pPr>
-        <w:jc w:val="both"/>
-        <w:rPr>
-          <w:lang w:val="es-PE"/>
-        </w:rPr>
-      </w:pPr>
-      <w:r>
-        <w:rPr>
-          <w:lang w:val="es-PE"/>
-        </w:rPr>
-        <w:t>No lo considero adecuado si implica producción o un entorno compartido con usuarios reales.</w:t>
+      </w:pPr>
+      <w:r>
+        <w:rPr>
+          <w:color w:val="auto"/>
+          <w:lang w:val="es-PE"/>
+        </w:rPr>
+        <w:t>3. Regresión solo sobre módulos probablemente afectados</w:t>
+      </w:r>
+    </w:p>
+    <w:p>
+      <w:pPr>
+        <w:jc w:val="both"/>
+        <w:rPr>
+          <w:lang w:val="es-PE"/>
+        </w:rPr>
+      </w:pPr>
+      <w:r>
+        <w:rPr>
+          <w:lang w:val="es-PE"/>
+        </w:rPr>
+        <w:t>Es parcialmente adecuada.</w:t>
+      </w:r>
+    </w:p>
+    <w:p>
+      <w:pPr>
+        <w:jc w:val="both"/>
+        <w:rPr>
+          <w:lang w:val="es-PE"/>
+        </w:rPr>
+      </w:pPr>
+      <w:r>
+        <w:rPr>
+          <w:lang w:val="es-PE"/>
+        </w:rPr>
+        <w:t>Mejora:</w:t>
+      </w:r>
+    </w:p>
+    <w:p>
+      <w:pPr>
+        <w:ind w:left="288" w:hanging="216"/>
+        <w:jc w:val="both"/>
+        <w:rPr>
+          <w:lang w:val="es-PE"/>
+        </w:rPr>
+      </w:pPr>
+      <w:r>
+        <w:rPr>
+          <w:lang w:val="es-PE"/>
+        </w:rPr>
+        <w:t>• Combinar regresión por impacto con una regresión mínima estable de negocio.</w:t>
+      </w:r>
+    </w:p>
+    <w:p>
+      <w:pPr>
+        <w:pStyle w:val="Ttulo3"/>
+        <w:jc w:val="both"/>
+        <w:rPr>
+          <w:color w:val="auto"/>
+          <w:lang w:val="es-PE"/>
+        </w:rPr>
+      </w:pPr>
+      <w:r>
+        <w:rPr>
+          <w:color w:val="auto"/>
+          <w:lang w:val="es-PE"/>
+        </w:rPr>
+        <w:t>4. Casos de prueba en Excel y eliminados tras cada versión</w:t>
+      </w:r>
+    </w:p>
+    <w:p>
+      <w:pPr>
+        <w:jc w:val="both"/>
+        <w:rPr>
+          <w:lang w:val="es-PE"/>
+        </w:rPr>
+      </w:pPr>
+      <w:r>
+        <w:rPr>
+          <w:lang w:val="es-PE"/>
+        </w:rPr>
+        <w:t>No lo considero adecuado.</w:t>
+      </w:r>
+    </w:p>
+    <w:p>
+      <w:pPr>
+        <w:jc w:val="both"/>
+        <w:rPr>
+          <w:lang w:val="es-PE"/>
+        </w:rPr>
+      </w:pPr>
+      <w:r>
+        <w:rPr>
+          <w:lang w:val="es-PE"/>
+        </w:rPr>
+        <w:t>Problema:</w:t>
+      </w:r>
+    </w:p>
+    <w:p>
+      <w:pPr>
+        <w:ind w:left="288" w:hanging="216"/>
+        <w:jc w:val="both"/>
+        <w:rPr>
+          <w:lang w:val="es-PE"/>
+        </w:rPr>
+      </w:pPr>
+      <w:r>
+        <w:rPr>
+          <w:lang w:val="es-PE"/>
+        </w:rPr>
+        <w:t>• Se pierde conocimiento histórico.</w:t>
+      </w:r>
+    </w:p>
+    <w:p>
+      <w:pPr>
+        <w:ind w:left="288" w:hanging="216"/>
+        <w:jc w:val="both"/>
+        <w:rPr>
+          <w:lang w:val="es-PE"/>
+        </w:rPr>
+      </w:pPr>
+      <w:r>
+        <w:rPr>
+          <w:lang w:val="es-PE"/>
+        </w:rPr>
+        <w:t>• Se duplica esfuerzo.</w:t>
+      </w:r>
+    </w:p>
+    <w:p>
+      <w:pPr>
+        <w:ind w:left="288" w:hanging="216"/>
+        <w:jc w:val="both"/>
+        <w:rPr>
+          <w:lang w:val="es-PE"/>
+        </w:rPr>
+      </w:pPr>
+      <w:r>
+        <w:rPr>
+          <w:lang w:val="es-PE"/>
+        </w:rPr>
+        <w:t>• Se dificulta trazabilidad.</w:t>
+      </w:r>
+    </w:p>
+    <w:p>
+      <w:pPr>
+        <w:jc w:val="both"/>
+        <w:rPr>
+          <w:lang w:val="es-PE"/>
+        </w:rPr>
+      </w:pPr>
+      <w:r>
+        <w:rPr>
+          <w:lang w:val="es-PE"/>
+        </w:rPr>
+        <w:t>Mejora:</w:t>
+      </w:r>
+    </w:p>
+    <w:p>
+      <w:pPr>
+        <w:ind w:left="288" w:hanging="216"/>
+        <w:jc w:val="both"/>
+        <w:rPr>
+          <w:lang w:val="es-PE"/>
+        </w:rPr>
+      </w:pPr>
+      <w:r>
+        <w:rPr>
+          <w:lang w:val="es-PE"/>
+        </w:rPr>
+        <w:t>• Mantener casos versionados y reutilizables.</w:t>
+      </w:r>
+    </w:p>
+    <w:p>
+      <w:pPr>
+        <w:pStyle w:val="Ttulo3"/>
+        <w:jc w:val="both"/>
+        <w:rPr>
+          <w:color w:val="auto"/>
+          <w:lang w:val="es-PE"/>
+        </w:rPr>
+      </w:pPr>
+      <w:r>
+        <w:rPr>
+          <w:color w:val="auto"/>
+          <w:lang w:val="es-PE"/>
+        </w:rPr>
+        <w:t>5. QA involucrado desde la etapa inicial</w:t>
+      </w:r>
+    </w:p>
+    <w:p>
+      <w:pPr>
+        <w:jc w:val="both"/>
+        <w:rPr>
+          <w:lang w:val="es-PE"/>
+        </w:rPr>
+      </w:pPr>
+      <w:r>
+        <w:rPr>
+          <w:lang w:val="es-PE"/>
+        </w:rPr>
+        <w:t>Sí lo considero adecuado y positivo.</w:t>
+      </w:r>
+    </w:p>
+    <w:p>
+      <w:pPr>
+        <w:jc w:val="both"/>
+        <w:rPr>
+          <w:lang w:val="es-PE"/>
+        </w:rPr>
+      </w:pPr>
+      <w:r>
+        <w:rPr>
+          <w:lang w:val="es-PE"/>
+        </w:rPr>
+        <w:t>Valor:</w:t>
+      </w:r>
+    </w:p>
+    <w:p>
+      <w:pPr>
+        <w:ind w:left="288" w:hanging="216"/>
+        <w:jc w:val="both"/>
+        <w:rPr>
+          <w:lang w:val="es-PE"/>
+        </w:rPr>
+      </w:pPr>
+      <w:r>
+        <w:rPr>
+          <w:lang w:val="es-PE"/>
+        </w:rPr>
+        <w:t>• Favorece shift-left.</w:t>
+      </w:r>
+    </w:p>
+    <w:p>
+      <w:pPr>
+        <w:ind w:left="288" w:hanging="216"/>
+        <w:jc w:val="both"/>
+        <w:rPr>
+          <w:lang w:val="es-PE"/>
+        </w:rPr>
+      </w:pPr>
+      <w:r>
+        <w:rPr>
+          <w:lang w:val="es-PE"/>
+        </w:rPr>
+        <w:t>• Mejora criterios de aceptación.</w:t>
+      </w:r>
+    </w:p>
+    <w:p>
+      <w:pPr>
+        <w:ind w:left="288" w:hanging="216"/>
+        <w:jc w:val="both"/>
+        <w:rPr>
+          <w:lang w:val="es-PE"/>
+        </w:rPr>
+      </w:pPr>
+      <w:r>
+        <w:rPr>
+          <w:lang w:val="es-PE"/>
+        </w:rPr>
+        <w:t>• Reduce defectos tardíos.</w:t>
       </w:r>
     </w:p>
     <w:p>
@@ -9675,26 +8043,18 @@
         <w:rPr>
           <w:lang w:val="es-PE"/>
         </w:rPr>
-        <w:t xml:space="preserve">• Usar un ambiente dedicado de performance o </w:t>
-      </w:r>
-      <w:proofErr w:type="spellStart"/>
-      <w:r>
-        <w:rPr>
-          <w:lang w:val="es-PE"/>
-        </w:rPr>
-        <w:t>staging</w:t>
-      </w:r>
-      <w:proofErr w:type="spellEnd"/>
-      <w:r>
-        <w:rPr>
-          <w:lang w:val="es-PE"/>
-        </w:rPr>
-        <w:t xml:space="preserve"> similar a producción.</w:t>
-      </w:r>
-    </w:p>
-    <w:p>
-      <w:pPr>
-        <w:pStyle w:val="Ttulo3"/>
+        <w:t xml:space="preserve">• </w:t>
+      </w:r>
+      <w:r>
+        <w:rPr>
+          <w:lang w:val="es-PE"/>
+        </w:rPr>
+        <w:t>Reforzar esta práctica con reuniones breves de alineación entre negocio, desarrollo y QA antes de iniciar la implementación, para definir mejor los escenarios importantes desde el comienzo.</w:t>
+      </w:r>
+    </w:p>
+    <w:p>
+      <w:pPr>
+        <w:pStyle w:val="Ttulo2"/>
         <w:jc w:val="both"/>
         <w:rPr>
           <w:color w:val="auto"/>
@@ -9706,508 +8066,6 @@
           <w:color w:val="auto"/>
           <w:lang w:val="es-PE"/>
         </w:rPr>
-        <w:t xml:space="preserve">2. </w:t>
-      </w:r>
-      <w:proofErr w:type="spellStart"/>
-      <w:r>
-        <w:rPr>
-          <w:color w:val="auto"/>
-          <w:lang w:val="es-PE"/>
-        </w:rPr>
-        <w:t>Smoke</w:t>
-      </w:r>
-      <w:proofErr w:type="spellEnd"/>
-      <w:r>
-        <w:rPr>
-          <w:color w:val="auto"/>
-          <w:lang w:val="es-PE"/>
-        </w:rPr>
-        <w:t xml:space="preserve"> manual cubriendo todas las opciones de</w:t>
-      </w:r>
-      <w:r>
-        <w:rPr>
-          <w:color w:val="auto"/>
-          <w:lang w:val="es-PE"/>
-        </w:rPr>
-        <w:t>l usuario</w:t>
-      </w:r>
-    </w:p>
-    <w:p>
-      <w:pPr>
-        <w:jc w:val="both"/>
-        <w:rPr>
-          <w:lang w:val="es-PE"/>
-        </w:rPr>
-      </w:pPr>
-      <w:r>
-        <w:rPr>
-          <w:lang w:val="es-PE"/>
-        </w:rPr>
-        <w:t>No es adecuado.</w:t>
-      </w:r>
-    </w:p>
-    <w:p>
-      <w:pPr>
-        <w:jc w:val="both"/>
-        <w:rPr>
-          <w:lang w:val="es-PE"/>
-        </w:rPr>
-      </w:pPr>
-      <w:r>
-        <w:rPr>
-          <w:lang w:val="es-PE"/>
-        </w:rPr>
-        <w:t>Problema:</w:t>
-      </w:r>
-    </w:p>
-    <w:p>
-      <w:pPr>
-        <w:ind w:left="288" w:hanging="216"/>
-        <w:jc w:val="both"/>
-        <w:rPr>
-          <w:lang w:val="es-PE"/>
-        </w:rPr>
-      </w:pPr>
-      <w:r>
-        <w:rPr>
-          <w:lang w:val="es-PE"/>
-        </w:rPr>
-        <w:t xml:space="preserve">• Una </w:t>
-      </w:r>
-      <w:proofErr w:type="spellStart"/>
-      <w:r>
-        <w:rPr>
-          <w:lang w:val="es-PE"/>
-        </w:rPr>
-        <w:t>smoke</w:t>
-      </w:r>
-      <w:proofErr w:type="spellEnd"/>
-      <w:r>
-        <w:rPr>
-          <w:lang w:val="es-PE"/>
-        </w:rPr>
-        <w:t xml:space="preserve"> debe ser corta, crítica y confiable.</w:t>
-      </w:r>
-    </w:p>
-    <w:p>
-      <w:pPr>
-        <w:jc w:val="both"/>
-        <w:rPr>
-          <w:lang w:val="es-PE"/>
-        </w:rPr>
-      </w:pPr>
-      <w:r>
-        <w:rPr>
-          <w:lang w:val="es-PE"/>
-        </w:rPr>
-        <w:t>Mejora:</w:t>
-      </w:r>
-    </w:p>
-    <w:p>
-      <w:pPr>
-        <w:ind w:left="288" w:hanging="216"/>
-        <w:jc w:val="both"/>
-        <w:rPr>
-          <w:lang w:val="es-PE"/>
-        </w:rPr>
-      </w:pPr>
-      <w:r>
-        <w:rPr>
-          <w:lang w:val="es-PE"/>
-        </w:rPr>
-        <w:t xml:space="preserve">• Automatizar una </w:t>
-      </w:r>
-      <w:proofErr w:type="spellStart"/>
-      <w:r>
-        <w:rPr>
-          <w:lang w:val="es-PE"/>
-        </w:rPr>
-        <w:t>smoke</w:t>
-      </w:r>
-      <w:proofErr w:type="spellEnd"/>
-      <w:r>
-        <w:rPr>
-          <w:lang w:val="es-PE"/>
-        </w:rPr>
-        <w:t xml:space="preserve"> focalizada sobre rutas y flujos críticos.</w:t>
-      </w:r>
-    </w:p>
-    <w:p>
-      <w:pPr>
-        <w:pStyle w:val="Ttulo3"/>
-        <w:jc w:val="both"/>
-        <w:rPr>
-          <w:color w:val="auto"/>
-          <w:lang w:val="es-PE"/>
-        </w:rPr>
-      </w:pPr>
-      <w:r>
-        <w:rPr>
-          <w:color w:val="auto"/>
-          <w:lang w:val="es-PE"/>
-        </w:rPr>
-        <w:t>3. Regresión solo sobre módulos probablemente afectados</w:t>
-      </w:r>
-    </w:p>
-    <w:p>
-      <w:pPr>
-        <w:jc w:val="both"/>
-        <w:rPr>
-          <w:lang w:val="es-PE"/>
-        </w:rPr>
-      </w:pPr>
-      <w:r>
-        <w:rPr>
-          <w:lang w:val="es-PE"/>
-        </w:rPr>
-        <w:t>Es parcialmente adecuada.</w:t>
-      </w:r>
-    </w:p>
-    <w:p>
-      <w:pPr>
-        <w:jc w:val="both"/>
-        <w:rPr>
-          <w:lang w:val="es-PE"/>
-        </w:rPr>
-      </w:pPr>
-      <w:r>
-        <w:rPr>
-          <w:lang w:val="es-PE"/>
-        </w:rPr>
-        <w:t>Mejora:</w:t>
-      </w:r>
-    </w:p>
-    <w:p>
-      <w:pPr>
-        <w:ind w:left="288" w:hanging="216"/>
-        <w:jc w:val="both"/>
-        <w:rPr>
-          <w:lang w:val="es-PE"/>
-        </w:rPr>
-      </w:pPr>
-      <w:r>
-        <w:rPr>
-          <w:lang w:val="es-PE"/>
-        </w:rPr>
-        <w:t>• Combi</w:t>
-      </w:r>
-      <w:r>
-        <w:rPr>
-          <w:lang w:val="es-PE"/>
-        </w:rPr>
-        <w:t>nar regresión por impacto con una regresión mínima estable de negocio.</w:t>
-      </w:r>
-    </w:p>
-    <w:p>
-      <w:pPr>
-        <w:pStyle w:val="Ttulo3"/>
-        <w:jc w:val="both"/>
-        <w:rPr>
-          <w:color w:val="auto"/>
-          <w:lang w:val="es-PE"/>
-        </w:rPr>
-      </w:pPr>
-      <w:r>
-        <w:rPr>
-          <w:color w:val="auto"/>
-          <w:lang w:val="es-PE"/>
-        </w:rPr>
-        <w:t>4. Casos de prueba en Excel y eliminados tras cada versión</w:t>
-      </w:r>
-    </w:p>
-    <w:p>
-      <w:pPr>
-        <w:jc w:val="both"/>
-        <w:rPr>
-          <w:lang w:val="es-PE"/>
-        </w:rPr>
-      </w:pPr>
-      <w:r>
-        <w:rPr>
-          <w:lang w:val="es-PE"/>
-        </w:rPr>
-        <w:t>No lo considero adecuado.</w:t>
-      </w:r>
-    </w:p>
-    <w:p>
-      <w:pPr>
-        <w:jc w:val="both"/>
-        <w:rPr>
-          <w:lang w:val="es-PE"/>
-        </w:rPr>
-      </w:pPr>
-      <w:r>
-        <w:rPr>
-          <w:lang w:val="es-PE"/>
-        </w:rPr>
-        <w:t>Problema:</w:t>
-      </w:r>
-    </w:p>
-    <w:p>
-      <w:pPr>
-        <w:ind w:left="288" w:hanging="216"/>
-        <w:jc w:val="both"/>
-        <w:rPr>
-          <w:lang w:val="es-PE"/>
-        </w:rPr>
-      </w:pPr>
-      <w:r>
-        <w:rPr>
-          <w:lang w:val="es-PE"/>
-        </w:rPr>
-        <w:t>• Se pierde conocimiento histórico.</w:t>
-      </w:r>
-    </w:p>
-    <w:p>
-      <w:pPr>
-        <w:ind w:left="288" w:hanging="216"/>
-        <w:jc w:val="both"/>
-        <w:rPr>
-          <w:lang w:val="es-PE"/>
-        </w:rPr>
-      </w:pPr>
-      <w:r>
-        <w:rPr>
-          <w:lang w:val="es-PE"/>
-        </w:rPr>
-        <w:t>• Se duplica esfuerzo.</w:t>
-      </w:r>
-    </w:p>
-    <w:p>
-      <w:pPr>
-        <w:ind w:left="288" w:hanging="216"/>
-        <w:jc w:val="both"/>
-        <w:rPr>
-          <w:lang w:val="es-PE"/>
-        </w:rPr>
-      </w:pPr>
-      <w:r>
-        <w:rPr>
-          <w:lang w:val="es-PE"/>
-        </w:rPr>
-        <w:t>• Se dificulta trazabilidad.</w:t>
-      </w:r>
-    </w:p>
-    <w:p>
-      <w:pPr>
-        <w:jc w:val="both"/>
-        <w:rPr>
-          <w:lang w:val="es-PE"/>
-        </w:rPr>
-      </w:pPr>
-      <w:r>
-        <w:rPr>
-          <w:lang w:val="es-PE"/>
-        </w:rPr>
-        <w:t>Me</w:t>
-      </w:r>
-      <w:r>
-        <w:rPr>
-          <w:lang w:val="es-PE"/>
-        </w:rPr>
-        <w:t>jora:</w:t>
-      </w:r>
-    </w:p>
-    <w:p>
-      <w:pPr>
-        <w:ind w:left="288" w:hanging="216"/>
-        <w:jc w:val="both"/>
-        <w:rPr>
-          <w:lang w:val="es-PE"/>
-        </w:rPr>
-      </w:pPr>
-      <w:r>
-        <w:rPr>
-          <w:lang w:val="es-PE"/>
-        </w:rPr>
-        <w:t>• Mantener casos versionados y reutilizables.</w:t>
-      </w:r>
-    </w:p>
-    <w:p>
-      <w:pPr>
-        <w:pStyle w:val="Ttulo3"/>
-        <w:jc w:val="both"/>
-        <w:rPr>
-          <w:color w:val="auto"/>
-          <w:lang w:val="es-PE"/>
-        </w:rPr>
-      </w:pPr>
-      <w:r>
-        <w:rPr>
-          <w:color w:val="auto"/>
-          <w:lang w:val="es-PE"/>
-        </w:rPr>
-        <w:t>5. QA involucrado desde la etapa inicial</w:t>
-      </w:r>
-    </w:p>
-    <w:p>
-      <w:pPr>
-        <w:jc w:val="both"/>
-        <w:rPr>
-          <w:lang w:val="es-PE"/>
-        </w:rPr>
-      </w:pPr>
-      <w:r>
-        <w:rPr>
-          <w:lang w:val="es-PE"/>
-        </w:rPr>
-        <w:t>Sí lo considero adecuado y positivo.</w:t>
-      </w:r>
-    </w:p>
-    <w:p>
-      <w:pPr>
-        <w:jc w:val="both"/>
-        <w:rPr>
-          <w:lang w:val="es-PE"/>
-        </w:rPr>
-      </w:pPr>
-      <w:r>
-        <w:rPr>
-          <w:lang w:val="es-PE"/>
-        </w:rPr>
-        <w:t>Valor:</w:t>
-      </w:r>
-    </w:p>
-    <w:p>
-      <w:pPr>
-        <w:ind w:left="288" w:hanging="216"/>
-        <w:jc w:val="both"/>
-        <w:rPr>
-          <w:lang w:val="es-PE"/>
-        </w:rPr>
-      </w:pPr>
-      <w:r>
-        <w:rPr>
-          <w:lang w:val="es-PE"/>
-        </w:rPr>
-        <w:t>• Favorece shift-</w:t>
-      </w:r>
-      <w:proofErr w:type="spellStart"/>
-      <w:r>
-        <w:rPr>
-          <w:lang w:val="es-PE"/>
-        </w:rPr>
-        <w:t>left</w:t>
-      </w:r>
-      <w:proofErr w:type="spellEnd"/>
-      <w:r>
-        <w:rPr>
-          <w:lang w:val="es-PE"/>
-        </w:rPr>
-        <w:t>.</w:t>
-      </w:r>
-    </w:p>
-    <w:p>
-      <w:pPr>
-        <w:ind w:left="288" w:hanging="216"/>
-        <w:jc w:val="both"/>
-        <w:rPr>
-          <w:lang w:val="es-PE"/>
-        </w:rPr>
-      </w:pPr>
-      <w:r>
-        <w:rPr>
-          <w:lang w:val="es-PE"/>
-        </w:rPr>
-        <w:t>• Mejora criterios de aceptación.</w:t>
-      </w:r>
-    </w:p>
-    <w:p>
-      <w:pPr>
-        <w:ind w:left="288" w:hanging="216"/>
-        <w:jc w:val="both"/>
-        <w:rPr>
-          <w:lang w:val="es-PE"/>
-        </w:rPr>
-      </w:pPr>
-      <w:r>
-        <w:rPr>
-          <w:lang w:val="es-PE"/>
-        </w:rPr>
-        <w:t>• Reduce defectos tardíos.</w:t>
-      </w:r>
-    </w:p>
-    <w:p>
-      <w:pPr>
-        <w:jc w:val="both"/>
-        <w:rPr>
-          <w:lang w:val="es-PE"/>
-        </w:rPr>
-      </w:pPr>
-      <w:r>
-        <w:rPr>
-          <w:lang w:val="es-PE"/>
-        </w:rPr>
-        <w:t>Mejora:</w:t>
-      </w:r>
-    </w:p>
-    <w:p>
-      <w:pPr>
-        <w:ind w:left="288" w:hanging="216"/>
-        <w:jc w:val="both"/>
-        <w:rPr>
-          <w:lang w:val="es-PE"/>
-        </w:rPr>
-      </w:pPr>
-      <w:r>
-        <w:rPr>
-          <w:lang w:val="es-PE"/>
-        </w:rPr>
-        <w:t xml:space="preserve">• Reforzarlo con </w:t>
-      </w:r>
-      <w:proofErr w:type="spellStart"/>
-      <w:r>
-        <w:rPr>
-          <w:lang w:val="es-PE"/>
-        </w:rPr>
-        <w:t>refinement</w:t>
-      </w:r>
-      <w:proofErr w:type="spellEnd"/>
-      <w:r>
-        <w:rPr>
-          <w:lang w:val="es-PE"/>
-        </w:rPr>
-        <w:t xml:space="preserve">, </w:t>
-      </w:r>
-      <w:proofErr w:type="spellStart"/>
-      <w:r>
-        <w:rPr>
-          <w:lang w:val="es-PE"/>
-        </w:rPr>
-        <w:t>three</w:t>
-      </w:r>
-      <w:proofErr w:type="spellEnd"/>
-      <w:r>
-        <w:rPr>
-          <w:lang w:val="es-PE"/>
-        </w:rPr>
-        <w:t xml:space="preserve"> amigos y escenarios tempranos.</w:t>
-      </w:r>
-    </w:p>
-    <w:p>
-      <w:pPr>
-        <w:ind w:left="288" w:hanging="216"/>
-        <w:jc w:val="both"/>
-        <w:rPr>
-          <w:lang w:val="es-PE"/>
-        </w:rPr>
-      </w:pPr>
-    </w:p>
-    <w:p>
-      <w:pPr>
-        <w:pStyle w:val="Ttulo2"/>
-        <w:jc w:val="both"/>
-        <w:rPr>
-          <w:color w:val="auto"/>
-          <w:lang w:val="es-PE"/>
-        </w:rPr>
-      </w:pPr>
-      <w:r>
-        <w:rPr>
-          <w:color w:val="auto"/>
-          <w:lang w:val="es-PE"/>
-        </w:rPr>
-        <w:lastRenderedPageBreak/>
         <w:t>Resumen ejecutivo del reto 5</w:t>
       </w:r>
     </w:p>
@@ -10218,14 +8076,14 @@
         <w:tblLook w:val="04A0" w:firstRow="1" w:lastRow="0" w:firstColumn="1" w:lastColumn="0" w:noHBand="0" w:noVBand="1"/>
       </w:tblPr>
       <w:tblGrid>
-        <w:gridCol w:w="959"/>
-        <w:gridCol w:w="2408"/>
-        <w:gridCol w:w="5983"/>
+        <w:gridCol w:w="1101"/>
+        <w:gridCol w:w="2832"/>
+        <w:gridCol w:w="5417"/>
       </w:tblGrid>
       <w:tr>
         <w:tc>
           <w:tcPr>
-            <w:tcW w:w="959" w:type="dxa"/>
+            <w:tcW w:w="1101" w:type="dxa"/>
             <w:vAlign w:val="center"/>
           </w:tcPr>
           <w:p>
@@ -10247,7 +8105,7 @@
         </w:tc>
         <w:tc>
           <w:tcPr>
-            <w:tcW w:w="2410" w:type="dxa"/>
+            <w:tcW w:w="2835" w:type="dxa"/>
             <w:vAlign w:val="center"/>
           </w:tcPr>
           <w:p>
@@ -10269,7 +8127,7 @@
         </w:tc>
         <w:tc>
           <w:tcPr>
-            <w:tcW w:w="5991" w:type="dxa"/>
+            <w:tcW w:w="5424" w:type="dxa"/>
             <w:vAlign w:val="center"/>
           </w:tcPr>
           <w:p>
@@ -10293,7 +8151,7 @@
       <w:tr>
         <w:tc>
           <w:tcPr>
-            <w:tcW w:w="959" w:type="dxa"/>
+            <w:tcW w:w="1101" w:type="dxa"/>
             <w:vAlign w:val="center"/>
           </w:tcPr>
           <w:p>
@@ -10314,7 +8172,7 @@
         </w:tc>
         <w:tc>
           <w:tcPr>
-            <w:tcW w:w="2410" w:type="dxa"/>
+            <w:tcW w:w="2835" w:type="dxa"/>
             <w:vAlign w:val="center"/>
           </w:tcPr>
           <w:p>
@@ -10335,7 +8193,7 @@
         </w:tc>
         <w:tc>
           <w:tcPr>
-            <w:tcW w:w="5991" w:type="dxa"/>
+            <w:tcW w:w="5424" w:type="dxa"/>
             <w:vAlign w:val="center"/>
           </w:tcPr>
           <w:p>
@@ -10358,7 +8216,7 @@
       <w:tr>
         <w:tc>
           <w:tcPr>
-            <w:tcW w:w="959" w:type="dxa"/>
+            <w:tcW w:w="1101" w:type="dxa"/>
             <w:vAlign w:val="center"/>
           </w:tcPr>
           <w:p>
@@ -10379,7 +8237,7 @@
         </w:tc>
         <w:tc>
           <w:tcPr>
-            <w:tcW w:w="2410" w:type="dxa"/>
+            <w:tcW w:w="2835" w:type="dxa"/>
             <w:vAlign w:val="center"/>
           </w:tcPr>
           <w:p>
@@ -10400,7 +8258,7 @@
         </w:tc>
         <w:tc>
           <w:tcPr>
-            <w:tcW w:w="5991" w:type="dxa"/>
+            <w:tcW w:w="5424" w:type="dxa"/>
             <w:vAlign w:val="center"/>
           </w:tcPr>
           <w:p>
@@ -10410,21 +8268,12 @@
                 <w:lang w:val="es-PE"/>
               </w:rPr>
             </w:pPr>
-            <w:proofErr w:type="spellStart"/>
             <w:r>
               <w:rPr>
                 <w:sz w:val="20"/>
                 <w:lang w:val="es-PE"/>
               </w:rPr>
-              <w:t>Smoke</w:t>
-            </w:r>
-            <w:proofErr w:type="spellEnd"/>
-            <w:r>
-              <w:rPr>
-                <w:sz w:val="20"/>
-                <w:lang w:val="es-PE"/>
-              </w:rPr>
-              <w:t xml:space="preserve"> automatizada y crítica</w:t>
+              <w:t>Smoke automatizada y crítica</w:t>
             </w:r>
           </w:p>
         </w:tc>
@@ -10432,7 +8281,7 @@
       <w:tr>
         <w:tc>
           <w:tcPr>
-            <w:tcW w:w="959" w:type="dxa"/>
+            <w:tcW w:w="1101" w:type="dxa"/>
             <w:vAlign w:val="center"/>
           </w:tcPr>
           <w:p>
@@ -10453,7 +8302,7 @@
         </w:tc>
         <w:tc>
           <w:tcPr>
-            <w:tcW w:w="2410" w:type="dxa"/>
+            <w:tcW w:w="2835" w:type="dxa"/>
             <w:vAlign w:val="center"/>
           </w:tcPr>
           <w:p>
@@ -10474,7 +8323,7 @@
         </w:tc>
         <w:tc>
           <w:tcPr>
-            <w:tcW w:w="5991" w:type="dxa"/>
+            <w:tcW w:w="5424" w:type="dxa"/>
             <w:vAlign w:val="center"/>
           </w:tcPr>
           <w:p>
@@ -10489,31 +8338,15 @@
                 <w:sz w:val="20"/>
                 <w:lang w:val="es-PE"/>
               </w:rPr>
-              <w:t>Regresión por impacto más fluj</w:t>
+              <w:t>Regresión por impacto más flujos core</w:t>
             </w:r>
-            <w:r>
-              <w:rPr>
-                <w:sz w:val="20"/>
-                <w:lang w:val="es-PE"/>
-              </w:rPr>
-              <w:t xml:space="preserve">os </w:t>
-            </w:r>
-            <w:proofErr w:type="spellStart"/>
-            <w:r>
-              <w:rPr>
-                <w:sz w:val="20"/>
-                <w:lang w:val="es-PE"/>
-              </w:rPr>
-              <w:t>core</w:t>
-            </w:r>
-            <w:proofErr w:type="spellEnd"/>
           </w:p>
         </w:tc>
       </w:tr>
       <w:tr>
         <w:tc>
           <w:tcPr>
-            <w:tcW w:w="959" w:type="dxa"/>
+            <w:tcW w:w="1101" w:type="dxa"/>
             <w:vAlign w:val="center"/>
           </w:tcPr>
           <w:p>
@@ -10534,7 +8367,7 @@
         </w:tc>
         <w:tc>
           <w:tcPr>
-            <w:tcW w:w="2410" w:type="dxa"/>
+            <w:tcW w:w="2835" w:type="dxa"/>
             <w:vAlign w:val="center"/>
           </w:tcPr>
           <w:p>
@@ -10555,7 +8388,7 @@
         </w:tc>
         <w:tc>
           <w:tcPr>
-            <w:tcW w:w="5991" w:type="dxa"/>
+            <w:tcW w:w="5424" w:type="dxa"/>
             <w:vAlign w:val="center"/>
           </w:tcPr>
           <w:p>
@@ -10578,7 +8411,7 @@
       <w:tr>
         <w:tc>
           <w:tcPr>
-            <w:tcW w:w="959" w:type="dxa"/>
+            <w:tcW w:w="1101" w:type="dxa"/>
             <w:vAlign w:val="center"/>
           </w:tcPr>
           <w:p>
@@ -10599,7 +8432,7 @@
         </w:tc>
         <w:tc>
           <w:tcPr>
-            <w:tcW w:w="2410" w:type="dxa"/>
+            <w:tcW w:w="2835" w:type="dxa"/>
             <w:vAlign w:val="center"/>
           </w:tcPr>
           <w:p>
@@ -10620,7 +8453,7 @@
         </w:tc>
         <w:tc>
           <w:tcPr>
-            <w:tcW w:w="5991" w:type="dxa"/>
+            <w:tcW w:w="5424" w:type="dxa"/>
             <w:vAlign w:val="center"/>
           </w:tcPr>
           <w:p>
@@ -10635,23 +8468,7 @@
                 <w:sz w:val="20"/>
                 <w:lang w:val="es-PE"/>
               </w:rPr>
-              <w:t>Mantener shift-</w:t>
-            </w:r>
-            <w:proofErr w:type="spellStart"/>
-            <w:r>
-              <w:rPr>
-                <w:sz w:val="20"/>
-                <w:lang w:val="es-PE"/>
-              </w:rPr>
-              <w:t>left</w:t>
-            </w:r>
-            <w:proofErr w:type="spellEnd"/>
-            <w:r>
-              <w:rPr>
-                <w:sz w:val="20"/>
-                <w:lang w:val="es-PE"/>
-              </w:rPr>
-              <w:t xml:space="preserve"> y reforzar colaboración temprana</w:t>
+              <w:t>Mantener shift-left y reforzar colaboración temprana</w:t>
             </w:r>
           </w:p>
         </w:tc>
@@ -10723,13 +8540,7 @@
         <w:rPr>
           <w:lang w:val="es-PE"/>
         </w:rPr>
-        <w:t xml:space="preserve">2. </w:t>
-      </w:r>
-      <w:r>
-        <w:rPr>
-          <w:lang w:val="es-PE"/>
-        </w:rPr>
-        <w:t>Propuesta e implementación inicial de automatización.</w:t>
+        <w:t>2. Propuesta e implementación inicial de automatización.</w:t>
       </w:r>
     </w:p>
     <w:p>
@@ -10758,27 +8569,7 @@
         <w:rPr>
           <w:lang w:val="es-PE"/>
         </w:rPr>
-        <w:t xml:space="preserve">La conclusión principal es que la historia de registro y </w:t>
-      </w:r>
-      <w:proofErr w:type="spellStart"/>
-      <w:r>
-        <w:rPr>
-          <w:lang w:val="es-PE"/>
-        </w:rPr>
-        <w:t>login</w:t>
-      </w:r>
-      <w:proofErr w:type="spellEnd"/>
-      <w:r>
-        <w:rPr>
-          <w:lang w:val="es-PE"/>
-        </w:rPr>
-        <w:t xml:space="preserve"> no debería certificarse en su estado actual, pero se dejó documentación sufi</w:t>
-      </w:r>
-      <w:r>
-        <w:rPr>
-          <w:lang w:val="es-PE"/>
-        </w:rPr>
-        <w:t>ciente, hallazgos defendibles y una base de automatización lista para evolucionar.</w:t>
+        <w:t>La conclusión principal es que la historia de registro y login no debería certificarse en su estado actual, pero se dejó documentación suficiente, hallazgos defendibles y una base de automatización lista para evolucionar.</w:t>
       </w:r>
     </w:p>
     <w:sectPr>
@@ -11353,11 +9144,6 @@
     <w:lsdException w:name="Book Title" w:uiPriority="33" w:qFormat="1"/>
     <w:lsdException w:name="Bibliography" w:semiHidden="1" w:uiPriority="37" w:unhideWhenUsed="1"/>
     <w:lsdException w:name="TOC Heading" w:semiHidden="1" w:uiPriority="39" w:unhideWhenUsed="1" w:qFormat="1"/>
-    <w:lsdException w:name="Plain Table 5" w:semiHidden="1" w:unhideWhenUsed="1"/>
-    <w:lsdException w:name="Grid Table Light" w:semiHidden="1" w:unhideWhenUsed="1"/>
-    <w:lsdException w:name="Grid Table 1 Light" w:semiHidden="1" w:unhideWhenUsed="1"/>
-    <w:lsdException w:name="Grid Table 2" w:semiHidden="1" w:unhideWhenUsed="1"/>
-    <w:lsdException w:name="Grid Table 3" w:semiHidden="1" w:unhideWhenUsed="1"/>
     <w:lsdException w:name="Grid Table 4" w:uiPriority="49"/>
     <w:lsdException w:name="Grid Table 5 Dark" w:uiPriority="50"/>
     <w:lsdException w:name="Grid Table 6 Colorful" w:uiPriority="51"/>
@@ -22456,7 +20242,7 @@
     <w:basedOn w:val="Fuentedeprrafopredeter"/>
     <w:uiPriority w:val="99"/>
     <w:unhideWhenUsed/>
-    <w:rsid w:val="007F1294"/>
+    <w:rsid w:val="00994C32"/>
     <w:rPr>
       <w:color w:val="0000FF" w:themeColor="hyperlink"/>
       <w:u w:val="single"/>
@@ -22468,7 +20254,7 @@
     <w:uiPriority w:val="99"/>
     <w:semiHidden/>
     <w:unhideWhenUsed/>
-    <w:rsid w:val="007F1294"/>
+    <w:rsid w:val="00994C32"/>
     <w:rPr>
       <w:color w:val="605E5C"/>
       <w:shd w:val="clear" w:color="auto" w:fill="E1DFDD"/>
